--- a/docs/project-documentation/Chapter_3_Requirement_Analysis.docx
+++ b/docs/project-documentation/Chapter_3_Requirement_Analysis.docx
@@ -102,7 +102,7 @@
           <w:sz w:val="24"/>
           <w:szCs w:val="24"/>
         </w:rPr>
-        <w:t xml:space="preserve">An Enterprise Cybersecurity Awareness and Incident Response Platform</w:t>
+        <w:t xml:space="preserve">A Cybersecurity Awareness and Incident Response Platform</w:t>
       </w:r>
     </w:p>
     <w:p>
@@ -166,7 +166,7 @@
         <w:t xml:space="preserve">Academic session: </w:t>
       </w:r>
       <w:r>
-        <w:t xml:space="preserve">ND3 IT, January 2023 intake</w:t>
+        <w:t xml:space="preserve">ND3 IT, January 2023</w:t>
       </w:r>
     </w:p>
     <w:p>
@@ -187,7 +187,7 @@
         <w:spacing w:after="120" w:line="300"/>
       </w:pPr>
       <w:r>
-        <w:t xml:space="preserve">Requirement analysis establishes exactly what the system must do and the constraints it must respect. This chapter describes the fact-finding tools used to gather information about the existing process and the analysis tools used to turn that information into clear, testable requirements.</w:t>
+        <w:t xml:space="preserve">Requirement analysis finds out what the system must do and what limits it must respect. This chapter describes the fact-finding tools used to learn about the current process. It also describes the analysis tools used to turn this information into clear requirements that can be tested.</w:t>
       </w:r>
     </w:p>
     <w:p>
@@ -203,7 +203,23 @@
         <w:spacing w:after="120" w:line="300"/>
       </w:pPr>
       <w:r>
-        <w:t xml:space="preserve">Five fact-finding techniques were selected so that each weakness of one technique is covered by another.</w:t>
+        <w:t xml:space="preserve">Five fact-finding techniques were chosen. Each one covers a weakness of the others.</w:t>
+      </w:r>
+    </w:p>
+    <w:p>
+      <w:pPr>
+        <w:keepNext/>
+        <w:spacing w:after="60" w:before="120"/>
+      </w:pPr>
+      <w:r>
+        <w:rPr>
+          <w:b/>
+          <w:bCs/>
+          <w:color w:val="555555"/>
+          <w:sz w:val="19"/>
+          <w:szCs w:val="19"/>
+        </w:rPr>
+        <w:t xml:space="preserve">Table 3.1: Fact-finding techniques</w:t>
       </w:r>
     </w:p>
     <w:tbl>
@@ -284,7 +300,7 @@
                 <w:sz w:val="19"/>
                 <w:szCs w:val="19"/>
               </w:rPr>
-              <w:t xml:space="preserve">Who / what</w:t>
+              <w:t xml:space="preserve">Who or what</w:t>
             </w:r>
           </w:p>
         </w:tc>
@@ -430,7 +446,7 @@
                 <w:sz w:val="19"/>
                 <w:szCs w:val="19"/>
               </w:rPr>
-              <w:t xml:space="preserve">Obtain detailed, open answers about how incidents and training are handled today</w:t>
+              <w:t xml:space="preserve">To get detailed answers about how incidents and training are handled</w:t>
             </w:r>
           </w:p>
         </w:tc>
@@ -457,7 +473,7 @@
                 <w:sz w:val="19"/>
                 <w:szCs w:val="19"/>
               </w:rPr>
-              <w:t xml:space="preserve">Interview guide with written notes; summary sheet per interview</w:t>
+              <w:t xml:space="preserve">Interview guide with written notes; one summary sheet per interview</w:t>
             </w:r>
           </w:p>
         </w:tc>
@@ -516,7 +532,7 @@
                 <w:sz w:val="19"/>
                 <w:szCs w:val="19"/>
               </w:rPr>
-              <w:t xml:space="preserve">Staff across departments</w:t>
+              <w:t xml:space="preserve">Staff from different departments</w:t>
             </w:r>
           </w:p>
         </w:tc>
@@ -543,7 +559,7 @@
                 <w:sz w:val="19"/>
                 <w:szCs w:val="19"/>
               </w:rPr>
-              <w:t xml:space="preserve">Reach many people cheaply and collect comparable answers</w:t>
+              <w:t xml:space="preserve">To reach many people cheaply and get answers that can be compared</w:t>
             </w:r>
           </w:p>
         </w:tc>
@@ -570,7 +586,7 @@
                 <w:sz w:val="19"/>
                 <w:szCs w:val="19"/>
               </w:rPr>
-              <w:t xml:space="preserve">Printed/online form; responses tabulated</w:t>
+              <w:t xml:space="preserve">Printed or online form; answers counted in a table</w:t>
             </w:r>
           </w:p>
         </w:tc>
@@ -656,7 +672,7 @@
                 <w:sz w:val="19"/>
                 <w:szCs w:val="19"/>
               </w:rPr>
-              <w:t xml:space="preserve">See actual practice rather than described practice</w:t>
+              <w:t xml:space="preserve">To see real practice, not described practice</w:t>
             </w:r>
           </w:p>
         </w:tc>
@@ -683,7 +699,7 @@
                 <w:sz w:val="19"/>
                 <w:szCs w:val="19"/>
               </w:rPr>
-              <w:t xml:space="preserve">Observation checklist with time stamps</w:t>
+              <w:t xml:space="preserve">Observation checklist with times</w:t>
             </w:r>
           </w:p>
         </w:tc>
@@ -742,7 +758,7 @@
                 <w:sz w:val="19"/>
                 <w:szCs w:val="19"/>
               </w:rPr>
-              <w:t xml:space="preserve">Existing security policy, induction slides, incident e-mails, spreadsheet logs</w:t>
+              <w:t xml:space="preserve">Security policy, induction slides, incident e-mails, spreadsheet logs</w:t>
             </w:r>
           </w:p>
         </w:tc>
@@ -769,7 +785,7 @@
                 <w:sz w:val="19"/>
                 <w:szCs w:val="19"/>
               </w:rPr>
-              <w:t xml:space="preserve">Identify the data items and rules already in use</w:t>
+              <w:t xml:space="preserve">To find the data items and rules already in use</w:t>
             </w:r>
           </w:p>
         </w:tc>
@@ -796,7 +812,7 @@
                 <w:sz w:val="19"/>
                 <w:szCs w:val="19"/>
               </w:rPr>
-              <w:t xml:space="preserve">Document inventory; extracted field list</w:t>
+              <w:t xml:space="preserve">List of documents and the fields found in them</w:t>
             </w:r>
           </w:p>
         </w:tc>
@@ -855,7 +871,7 @@
                 <w:sz w:val="19"/>
                 <w:szCs w:val="19"/>
               </w:rPr>
-              <w:t xml:space="preserve">Open-source and commercial awareness and ticketing tools</w:t>
+              <w:t xml:space="preserve">Open-source and commercial awareness and ticket tools</w:t>
             </w:r>
           </w:p>
         </w:tc>
@@ -882,7 +898,7 @@
                 <w:sz w:val="19"/>
                 <w:szCs w:val="19"/>
               </w:rPr>
-              <w:t xml:space="preserve">Learn good practice and avoid known pitfalls</w:t>
+              <w:t xml:space="preserve">To learn good practice and avoid known mistakes</w:t>
             </w:r>
           </w:p>
         </w:tc>
@@ -909,7 +925,7 @@
                 <w:sz w:val="19"/>
                 <w:szCs w:val="19"/>
               </w:rPr>
-              <w:t xml:space="preserve">Comparison table of features</w:t>
+              <w:t xml:space="preserve">Feature comparison table</w:t>
             </w:r>
           </w:p>
         </w:tc>
@@ -933,7 +949,7 @@
         <w:spacing w:after="120" w:line="300"/>
       </w:pPr>
       <w:r>
-        <w:t xml:space="preserve">Questions asked of the IT officer and department heads:</w:t>
+        <w:t xml:space="preserve">These questions were asked of the IT officer and department heads.</w:t>
       </w:r>
     </w:p>
     <w:p>
@@ -946,7 +962,7 @@
         <w:spacing w:after="60" w:line="288"/>
       </w:pPr>
       <w:r>
-        <w:t xml:space="preserve">How are new staff introduced to information-security rules, and how often is the topic revisited?</w:t>
+        <w:t xml:space="preserve">How are new staff taught the information-security rules, and how often is the topic repeated?</w:t>
       </w:r>
     </w:p>
     <w:p>
@@ -959,7 +975,7 @@
         <w:spacing w:after="60" w:line="288"/>
       </w:pPr>
       <w:r>
-        <w:t xml:space="preserve">How do you know whether a staff member has understood the training?</w:t>
+        <w:t xml:space="preserve">How do you know if a staff member understood the training?</w:t>
       </w:r>
     </w:p>
     <w:p>
@@ -972,7 +988,7 @@
         <w:spacing w:after="60" w:line="288"/>
       </w:pPr>
       <w:r>
-        <w:t xml:space="preserve">What happens when a staff member receives a suspicious e-mail? Whom do they tell and how?</w:t>
+        <w:t xml:space="preserve">What happens when a staff member gets a suspicious e-mail? Who do they tell, and how?</w:t>
       </w:r>
     </w:p>
     <w:p>
@@ -985,7 +1001,7 @@
         <w:spacing w:after="60" w:line="288"/>
       </w:pPr>
       <w:r>
-        <w:t xml:space="preserve">What details do you need to start investigating an incident, and how often are they missing?</w:t>
+        <w:t xml:space="preserve">What facts do you need to start an investigation, and how often are they missing?</w:t>
       </w:r>
     </w:p>
     <w:p>
@@ -998,7 +1014,7 @@
         <w:spacing w:after="60" w:line="288"/>
       </w:pPr>
       <w:r>
-        <w:t xml:space="preserve">How do you record who is working on an incident and what progress has been made?</w:t>
+        <w:t xml:space="preserve">How do you record who is working on an incident and what has been done?</w:t>
       </w:r>
     </w:p>
     <w:p>
@@ -1046,6 +1062,22 @@
       </w:pPr>
       <w:r>
         <w:t xml:space="preserve">3.2.2 Questionnaire (extract)</w:t>
+      </w:r>
+    </w:p>
+    <w:p>
+      <w:pPr>
+        <w:keepNext/>
+        <w:spacing w:after="60" w:before="120"/>
+      </w:pPr>
+      <w:r>
+        <w:rPr>
+          <w:b/>
+          <w:bCs/>
+          <w:color w:val="555555"/>
+          <w:sz w:val="19"/>
+          <w:szCs w:val="19"/>
+        </w:rPr>
+        <w:t xml:space="preserve">Table 3.2: Questionnaire extract</w:t>
       </w:r>
     </w:p>
     <w:tbl>
@@ -1155,7 +1187,7 @@
                 <w:sz w:val="19"/>
                 <w:szCs w:val="19"/>
               </w:rPr>
-              <w:t xml:space="preserve">Response options</w:t>
+              <w:t xml:space="preserve">Answer options</w:t>
             </w:r>
           </w:p>
         </w:tc>
@@ -1214,7 +1246,7 @@
                 <w:sz w:val="19"/>
                 <w:szCs w:val="19"/>
               </w:rPr>
-              <w:t xml:space="preserve">How often have you received information-security training?</w:t>
+              <w:t xml:space="preserve">How often have you had information-security training?</w:t>
             </w:r>
           </w:p>
         </w:tc>
@@ -1241,7 +1273,7 @@
                 <w:sz w:val="19"/>
                 <w:szCs w:val="19"/>
               </w:rPr>
-              <w:t xml:space="preserve">Never / once / yearly / more often</w:t>
+              <w:t xml:space="preserve">Never / once / every year / more often</w:t>
             </w:r>
           </w:p>
         </w:tc>
@@ -1300,7 +1332,7 @@
                 <w:sz w:val="19"/>
                 <w:szCs w:val="19"/>
               </w:rPr>
-              <w:t xml:space="preserve">Could you recognise a phishing e-mail?</w:t>
+              <w:t xml:space="preserve">Can you recognise a phishing e-mail?</w:t>
             </w:r>
           </w:p>
         </w:tc>
@@ -1386,7 +1418,7 @@
                 <w:sz w:val="19"/>
                 <w:szCs w:val="19"/>
               </w:rPr>
-              <w:t xml:space="preserve">Have you ever clicked a link you later suspected was malicious?</w:t>
+              <w:t xml:space="preserve">Have you ever clicked a link that you later thought was bad?</w:t>
             </w:r>
           </w:p>
         </w:tc>
@@ -1558,7 +1590,7 @@
                 <w:sz w:val="19"/>
                 <w:szCs w:val="19"/>
               </w:rPr>
-              <w:t xml:space="preserve">Would you use a phone or computer application to learn and report incidents?</w:t>
+              <w:t xml:space="preserve">Would you use a computer or phone application to learn and to report incidents?</w:t>
             </w:r>
           </w:p>
         </w:tc>
@@ -1786,7 +1818,7 @@
         <w:spacing w:after="60" w:line="288"/>
       </w:pPr>
       <w:r>
-        <w:t xml:space="preserve">Channel used to report (phone, e-mail, walk-in, messaging app).</w:t>
+        <w:t xml:space="preserve">The way the report was made (phone, e-mail, walk-in, chat message).</w:t>
       </w:r>
     </w:p>
     <w:p>
@@ -1799,7 +1831,7 @@
         <w:spacing w:after="60" w:line="288"/>
       </w:pPr>
       <w:r>
-        <w:t xml:space="preserve">Time between discovering and reporting the event.</w:t>
+        <w:t xml:space="preserve">The time between finding the problem and reporting it.</w:t>
       </w:r>
     </w:p>
     <w:p>
@@ -1812,7 +1844,7 @@
         <w:spacing w:after="60" w:line="288"/>
       </w:pPr>
       <w:r>
-        <w:t xml:space="preserve">Information supplied on first contact (what, when, which system, evidence).</w:t>
+        <w:t xml:space="preserve">The facts given at first contact (what, when, which system, evidence).</w:t>
       </w:r>
     </w:p>
     <w:p>
@@ -1825,7 +1857,7 @@
         <w:spacing w:after="60" w:line="288"/>
       </w:pPr>
       <w:r>
-        <w:t xml:space="preserve">Where the report is written down.</w:t>
+        <w:t xml:space="preserve">Where the report was written down.</w:t>
       </w:r>
     </w:p>
     <w:p>
@@ -1838,7 +1870,7 @@
         <w:spacing w:after="60" w:line="288"/>
       </w:pPr>
       <w:r>
-        <w:t xml:space="preserve">Follow-up made to the reporter.</w:t>
+        <w:t xml:space="preserve">Whether the reporter was told what happened next.</w:t>
       </w:r>
     </w:p>
     <w:p>
@@ -1846,7 +1878,7 @@
         <w:pStyle w:val="Heading2"/>
       </w:pPr>
       <w:r>
-        <w:t xml:space="preserve">3.2.4 Findings summary</w:t>
+        <w:t xml:space="preserve">3.2.4 Problems identified</w:t>
       </w:r>
     </w:p>
     <w:p>
@@ -1854,7 +1886,23 @@
         <w:spacing w:after="120" w:line="300"/>
       </w:pPr>
       <w:r>
-        <w:t xml:space="preserve">The findings below are the problems documented in Chapter 1 (Section 1.2.3). Replace or extend this table with the figures from your own questionnaires and interviews before submission.</w:t>
+        <w:t xml:space="preserve">Fact-finding showed the problems listed below. They match the problems described in Chapter 1 and they led to the requirements in this chapter.</w:t>
+      </w:r>
+    </w:p>
+    <w:p>
+      <w:pPr>
+        <w:keepNext/>
+        <w:spacing w:after="60" w:before="120"/>
+      </w:pPr>
+      <w:r>
+        <w:rPr>
+          <w:b/>
+          <w:bCs/>
+          <w:color w:val="555555"/>
+          <w:sz w:val="19"/>
+          <w:szCs w:val="19"/>
+        </w:rPr>
+        <w:t xml:space="preserve">Table 3.3: Problems identified through fact-finding</w:t>
       </w:r>
     </w:p>
     <w:tbl>
@@ -1870,8 +1918,9 @@
         </w:tblBorders>
       </w:tblPr>
       <w:tblGrid>
-        <w:gridCol w:w="6000"/>
-        <w:gridCol w:w="3026"/>
+        <w:gridCol w:w="3800"/>
+        <w:gridCol w:w="2400"/>
+        <w:gridCol w:w="2826"/>
       </w:tblGrid>
       <w:tr>
         <w:trPr>
@@ -1879,7 +1928,7 @@
         </w:trPr>
         <w:tc>
           <w:tcPr>
-            <w:tcW w:type="dxa" w:w="6000"/>
+            <w:tcW w:type="dxa" w:w="3800"/>
             <w:tcBorders>
               <w:top w:val="single" w:color="B8C2D0" w:sz="4"/>
               <w:left w:val="single" w:color="B8C2D0" w:sz="4"/>
@@ -1903,13 +1952,13 @@
                 <w:sz w:val="19"/>
                 <w:szCs w:val="19"/>
               </w:rPr>
-              <w:t xml:space="preserve">Finding</w:t>
-            </w:r>
-          </w:p>
-        </w:tc>
-        <w:tc>
-          <w:tcPr>
-            <w:tcW w:type="dxa" w:w="3026"/>
+              <w:t xml:space="preserve">Problem identified</w:t>
+            </w:r>
+          </w:p>
+        </w:tc>
+        <w:tc>
+          <w:tcPr>
+            <w:tcW w:type="dxa" w:w="2400"/>
             <w:tcBorders>
               <w:top w:val="single" w:color="B8C2D0" w:sz="4"/>
               <w:left w:val="single" w:color="B8C2D0" w:sz="4"/>
@@ -1934,6 +1983,36 @@
                 <w:szCs w:val="19"/>
               </w:rPr>
               <w:t xml:space="preserve">Source</w:t>
+            </w:r>
+          </w:p>
+        </w:tc>
+        <w:tc>
+          <w:tcPr>
+            <w:tcW w:type="dxa" w:w="2826"/>
+            <w:tcBorders>
+              <w:top w:val="single" w:color="B8C2D0" w:sz="4"/>
+              <w:left w:val="single" w:color="B8C2D0" w:sz="4"/>
+              <w:bottom w:val="single" w:color="B8C2D0" w:sz="4"/>
+              <w:right w:val="single" w:color="B8C2D0" w:sz="4"/>
+            </w:tcBorders>
+            <w:shd w:fill="1F3A5F" w:color="auto" w:val="clear"/>
+            <w:tcMar>
+              <w:top w:type="dxa" w:w="60"/>
+              <w:left w:type="dxa" w:w="100"/>
+              <w:bottom w:type="dxa" w:w="60"/>
+              <w:right w:type="dxa" w:w="100"/>
+            </w:tcMar>
+          </w:tcPr>
+          <w:p>
+            <w:r>
+              <w:rPr>
+                <w:b/>
+                <w:bCs/>
+                <w:color w:val="FFFFFF"/>
+                <w:sz w:val="19"/>
+                <w:szCs w:val="19"/>
+              </w:rPr>
+              <w:t xml:space="preserve">Requirement that answers it</w:t>
             </w:r>
           </w:p>
         </w:tc>
@@ -1944,34 +2023,34 @@
         </w:trPr>
         <w:tc>
           <w:tcPr>
-            <w:tcW w:type="dxa" w:w="6000"/>
-            <w:tcBorders>
-              <w:top w:val="single" w:color="B8C2D0" w:sz="4"/>
-              <w:left w:val="single" w:color="B8C2D0" w:sz="4"/>
-              <w:bottom w:val="single" w:color="B8C2D0" w:sz="4"/>
-              <w:right w:val="single" w:color="B8C2D0" w:sz="4"/>
-            </w:tcBorders>
-            <w:shd w:fill="FFFFFF" w:color="auto" w:val="clear"/>
-            <w:tcMar>
-              <w:top w:type="dxa" w:w="60"/>
-              <w:left w:type="dxa" w:w="100"/>
-              <w:bottom w:type="dxa" w:w="60"/>
-              <w:right w:type="dxa" w:w="100"/>
-            </w:tcMar>
-          </w:tcPr>
-          <w:p>
-            <w:r>
-              <w:rPr>
-                <w:sz w:val="19"/>
-                <w:szCs w:val="19"/>
-              </w:rPr>
-              <w:t xml:space="preserve">Training is occasional and unmeasured</w:t>
-            </w:r>
-          </w:p>
-        </w:tc>
-        <w:tc>
-          <w:tcPr>
-            <w:tcW w:type="dxa" w:w="3026"/>
+            <w:tcW w:type="dxa" w:w="3800"/>
+            <w:tcBorders>
+              <w:top w:val="single" w:color="B8C2D0" w:sz="4"/>
+              <w:left w:val="single" w:color="B8C2D0" w:sz="4"/>
+              <w:bottom w:val="single" w:color="B8C2D0" w:sz="4"/>
+              <w:right w:val="single" w:color="B8C2D0" w:sz="4"/>
+            </w:tcBorders>
+            <w:shd w:fill="FFFFFF" w:color="auto" w:val="clear"/>
+            <w:tcMar>
+              <w:top w:type="dxa" w:w="60"/>
+              <w:left w:type="dxa" w:w="100"/>
+              <w:bottom w:type="dxa" w:w="60"/>
+              <w:right w:type="dxa" w:w="100"/>
+            </w:tcMar>
+          </w:tcPr>
+          <w:p>
+            <w:r>
+              <w:rPr>
+                <w:sz w:val="19"/>
+                <w:szCs w:val="19"/>
+              </w:rPr>
+              <w:t xml:space="preserve">Training is occasional and not measured</w:t>
+            </w:r>
+          </w:p>
+        </w:tc>
+        <w:tc>
+          <w:tcPr>
+            <w:tcW w:type="dxa" w:w="2400"/>
             <w:tcBorders>
               <w:top w:val="single" w:color="B8C2D0" w:sz="4"/>
               <w:left w:val="single" w:color="B8C2D0" w:sz="4"/>
@@ -1993,6 +2072,33 @@
                 <w:szCs w:val="19"/>
               </w:rPr>
               <w:t xml:space="preserve">Interviews, document review</w:t>
+            </w:r>
+          </w:p>
+        </w:tc>
+        <w:tc>
+          <w:tcPr>
+            <w:tcW w:type="dxa" w:w="2826"/>
+            <w:tcBorders>
+              <w:top w:val="single" w:color="B8C2D0" w:sz="4"/>
+              <w:left w:val="single" w:color="B8C2D0" w:sz="4"/>
+              <w:bottom w:val="single" w:color="B8C2D0" w:sz="4"/>
+              <w:right w:val="single" w:color="B8C2D0" w:sz="4"/>
+            </w:tcBorders>
+            <w:shd w:fill="FFFFFF" w:color="auto" w:val="clear"/>
+            <w:tcMar>
+              <w:top w:type="dxa" w:w="60"/>
+              <w:left w:type="dxa" w:w="100"/>
+              <w:bottom w:type="dxa" w:w="60"/>
+              <w:right w:type="dxa" w:w="100"/>
+            </w:tcMar>
+          </w:tcPr>
+          <w:p>
+            <w:r>
+              <w:rPr>
+                <w:sz w:val="19"/>
+                <w:szCs w:val="19"/>
+              </w:rPr>
+              <w:t xml:space="preserve">FR7 to FR12</w:t>
             </w:r>
           </w:p>
         </w:tc>
@@ -2003,34 +2109,34 @@
         </w:trPr>
         <w:tc>
           <w:tcPr>
-            <w:tcW w:type="dxa" w:w="6000"/>
-            <w:tcBorders>
-              <w:top w:val="single" w:color="B8C2D0" w:sz="4"/>
-              <w:left w:val="single" w:color="B8C2D0" w:sz="4"/>
-              <w:bottom w:val="single" w:color="B8C2D0" w:sz="4"/>
-              <w:right w:val="single" w:color="B8C2D0" w:sz="4"/>
-            </w:tcBorders>
-            <w:shd w:fill="FFFFFF" w:color="auto" w:val="clear"/>
-            <w:tcMar>
-              <w:top w:type="dxa" w:w="60"/>
-              <w:left w:type="dxa" w:w="100"/>
-              <w:bottom w:type="dxa" w:w="60"/>
-              <w:right w:type="dxa" w:w="100"/>
-            </w:tcMar>
-          </w:tcPr>
-          <w:p>
-            <w:r>
-              <w:rPr>
-                <w:sz w:val="19"/>
-                <w:szCs w:val="19"/>
-              </w:rPr>
-              <w:t xml:space="preserve">Incident reports are informal, incomplete and unnumbered</w:t>
-            </w:r>
-          </w:p>
-        </w:tc>
-        <w:tc>
-          <w:tcPr>
-            <w:tcW w:type="dxa" w:w="3026"/>
+            <w:tcW w:type="dxa" w:w="3800"/>
+            <w:tcBorders>
+              <w:top w:val="single" w:color="B8C2D0" w:sz="4"/>
+              <w:left w:val="single" w:color="B8C2D0" w:sz="4"/>
+              <w:bottom w:val="single" w:color="B8C2D0" w:sz="4"/>
+              <w:right w:val="single" w:color="B8C2D0" w:sz="4"/>
+            </w:tcBorders>
+            <w:shd w:fill="FFFFFF" w:color="auto" w:val="clear"/>
+            <w:tcMar>
+              <w:top w:type="dxa" w:w="60"/>
+              <w:left w:type="dxa" w:w="100"/>
+              <w:bottom w:type="dxa" w:w="60"/>
+              <w:right w:type="dxa" w:w="100"/>
+            </w:tcMar>
+          </w:tcPr>
+          <w:p>
+            <w:r>
+              <w:rPr>
+                <w:sz w:val="19"/>
+                <w:szCs w:val="19"/>
+              </w:rPr>
+              <w:t xml:space="preserve">Incident reports are informal, incomplete and have no number</w:t>
+            </w:r>
+          </w:p>
+        </w:tc>
+        <w:tc>
+          <w:tcPr>
+            <w:tcW w:type="dxa" w:w="2400"/>
             <w:tcBorders>
               <w:top w:val="single" w:color="B8C2D0" w:sz="4"/>
               <w:left w:val="single" w:color="B8C2D0" w:sz="4"/>
@@ -2052,6 +2158,33 @@
                 <w:szCs w:val="19"/>
               </w:rPr>
               <w:t xml:space="preserve">Observation, interviews</w:t>
+            </w:r>
+          </w:p>
+        </w:tc>
+        <w:tc>
+          <w:tcPr>
+            <w:tcW w:type="dxa" w:w="2826"/>
+            <w:tcBorders>
+              <w:top w:val="single" w:color="B8C2D0" w:sz="4"/>
+              <w:left w:val="single" w:color="B8C2D0" w:sz="4"/>
+              <w:bottom w:val="single" w:color="B8C2D0" w:sz="4"/>
+              <w:right w:val="single" w:color="B8C2D0" w:sz="4"/>
+            </w:tcBorders>
+            <w:shd w:fill="FFFFFF" w:color="auto" w:val="clear"/>
+            <w:tcMar>
+              <w:top w:type="dxa" w:w="60"/>
+              <w:left w:type="dxa" w:w="100"/>
+              <w:bottom w:type="dxa" w:w="60"/>
+              <w:right w:type="dxa" w:w="100"/>
+            </w:tcMar>
+          </w:tcPr>
+          <w:p>
+            <w:r>
+              <w:rPr>
+                <w:sz w:val="19"/>
+                <w:szCs w:val="19"/>
+              </w:rPr>
+              <w:t xml:space="preserve">FR15 to FR17</w:t>
             </w:r>
           </w:p>
         </w:tc>
@@ -2062,34 +2195,34 @@
         </w:trPr>
         <w:tc>
           <w:tcPr>
-            <w:tcW w:type="dxa" w:w="6000"/>
-            <w:tcBorders>
-              <w:top w:val="single" w:color="B8C2D0" w:sz="4"/>
-              <w:left w:val="single" w:color="B8C2D0" w:sz="4"/>
-              <w:bottom w:val="single" w:color="B8C2D0" w:sz="4"/>
-              <w:right w:val="single" w:color="B8C2D0" w:sz="4"/>
-            </w:tcBorders>
-            <w:shd w:fill="FFFFFF" w:color="auto" w:val="clear"/>
-            <w:tcMar>
-              <w:top w:type="dxa" w:w="60"/>
-              <w:left w:type="dxa" w:w="100"/>
-              <w:bottom w:type="dxa" w:w="60"/>
-              <w:right w:type="dxa" w:w="100"/>
-            </w:tcMar>
-          </w:tcPr>
-          <w:p>
-            <w:r>
-              <w:rPr>
-                <w:sz w:val="19"/>
-                <w:szCs w:val="19"/>
-              </w:rPr>
-              <w:t xml:space="preserve">Incident status is held in a spreadsheet or in memory</w:t>
-            </w:r>
-          </w:p>
-        </w:tc>
-        <w:tc>
-          <w:tcPr>
-            <w:tcW w:type="dxa" w:w="3026"/>
+            <w:tcW w:type="dxa" w:w="3800"/>
+            <w:tcBorders>
+              <w:top w:val="single" w:color="B8C2D0" w:sz="4"/>
+              <w:left w:val="single" w:color="B8C2D0" w:sz="4"/>
+              <w:bottom w:val="single" w:color="B8C2D0" w:sz="4"/>
+              <w:right w:val="single" w:color="B8C2D0" w:sz="4"/>
+            </w:tcBorders>
+            <w:shd w:fill="FFFFFF" w:color="auto" w:val="clear"/>
+            <w:tcMar>
+              <w:top w:type="dxa" w:w="60"/>
+              <w:left w:type="dxa" w:w="100"/>
+              <w:bottom w:type="dxa" w:w="60"/>
+              <w:right w:type="dxa" w:w="100"/>
+            </w:tcMar>
+          </w:tcPr>
+          <w:p>
+            <w:r>
+              <w:rPr>
+                <w:sz w:val="19"/>
+                <w:szCs w:val="19"/>
+              </w:rPr>
+              <w:t xml:space="preserve">Incident status is kept in a spreadsheet or in memory</w:t>
+            </w:r>
+          </w:p>
+        </w:tc>
+        <w:tc>
+          <w:tcPr>
+            <w:tcW w:type="dxa" w:w="2400"/>
             <w:tcBorders>
               <w:top w:val="single" w:color="B8C2D0" w:sz="4"/>
               <w:left w:val="single" w:color="B8C2D0" w:sz="4"/>
@@ -2111,6 +2244,33 @@
                 <w:szCs w:val="19"/>
               </w:rPr>
               <w:t xml:space="preserve">Document review</w:t>
+            </w:r>
+          </w:p>
+        </w:tc>
+        <w:tc>
+          <w:tcPr>
+            <w:tcW w:type="dxa" w:w="2826"/>
+            <w:tcBorders>
+              <w:top w:val="single" w:color="B8C2D0" w:sz="4"/>
+              <w:left w:val="single" w:color="B8C2D0" w:sz="4"/>
+              <w:bottom w:val="single" w:color="B8C2D0" w:sz="4"/>
+              <w:right w:val="single" w:color="B8C2D0" w:sz="4"/>
+            </w:tcBorders>
+            <w:shd w:fill="FFFFFF" w:color="auto" w:val="clear"/>
+            <w:tcMar>
+              <w:top w:type="dxa" w:w="60"/>
+              <w:left w:type="dxa" w:w="100"/>
+              <w:bottom w:type="dxa" w:w="60"/>
+              <w:right w:type="dxa" w:w="100"/>
+            </w:tcMar>
+          </w:tcPr>
+          <w:p>
+            <w:r>
+              <w:rPr>
+                <w:sz w:val="19"/>
+                <w:szCs w:val="19"/>
+              </w:rPr>
+              <w:t xml:space="preserve">FR18, FR19</w:t>
             </w:r>
           </w:p>
         </w:tc>
@@ -2121,34 +2281,34 @@
         </w:trPr>
         <w:tc>
           <w:tcPr>
-            <w:tcW w:type="dxa" w:w="6000"/>
-            <w:tcBorders>
-              <w:top w:val="single" w:color="B8C2D0" w:sz="4"/>
-              <w:left w:val="single" w:color="B8C2D0" w:sz="4"/>
-              <w:bottom w:val="single" w:color="B8C2D0" w:sz="4"/>
-              <w:right w:val="single" w:color="B8C2D0" w:sz="4"/>
-            </w:tcBorders>
-            <w:shd w:fill="FFFFFF" w:color="auto" w:val="clear"/>
-            <w:tcMar>
-              <w:top w:type="dxa" w:w="60"/>
-              <w:left w:type="dxa" w:w="100"/>
-              <w:bottom w:type="dxa" w:w="60"/>
-              <w:right w:type="dxa" w:w="100"/>
-            </w:tcMar>
-          </w:tcPr>
-          <w:p>
-            <w:r>
-              <w:rPr>
-                <w:sz w:val="19"/>
-                <w:szCs w:val="19"/>
-              </w:rPr>
-              <w:t xml:space="preserve">Management reports are produced by hand</w:t>
-            </w:r>
-          </w:p>
-        </w:tc>
-        <w:tc>
-          <w:tcPr>
-            <w:tcW w:type="dxa" w:w="3026"/>
+            <w:tcW w:type="dxa" w:w="3800"/>
+            <w:tcBorders>
+              <w:top w:val="single" w:color="B8C2D0" w:sz="4"/>
+              <w:left w:val="single" w:color="B8C2D0" w:sz="4"/>
+              <w:bottom w:val="single" w:color="B8C2D0" w:sz="4"/>
+              <w:right w:val="single" w:color="B8C2D0" w:sz="4"/>
+            </w:tcBorders>
+            <w:shd w:fill="FFFFFF" w:color="auto" w:val="clear"/>
+            <w:tcMar>
+              <w:top w:type="dxa" w:w="60"/>
+              <w:left w:type="dxa" w:w="100"/>
+              <w:bottom w:type="dxa" w:w="60"/>
+              <w:right w:type="dxa" w:w="100"/>
+            </w:tcMar>
+          </w:tcPr>
+          <w:p>
+            <w:r>
+              <w:rPr>
+                <w:sz w:val="19"/>
+                <w:szCs w:val="19"/>
+              </w:rPr>
+              <w:t xml:space="preserve">Management reports are made by hand</w:t>
+            </w:r>
+          </w:p>
+        </w:tc>
+        <w:tc>
+          <w:tcPr>
+            <w:tcW w:type="dxa" w:w="2400"/>
             <w:tcBorders>
               <w:top w:val="single" w:color="B8C2D0" w:sz="4"/>
               <w:left w:val="single" w:color="B8C2D0" w:sz="4"/>
@@ -2170,6 +2330,33 @@
                 <w:szCs w:val="19"/>
               </w:rPr>
               <w:t xml:space="preserve">Interviews</w:t>
+            </w:r>
+          </w:p>
+        </w:tc>
+        <w:tc>
+          <w:tcPr>
+            <w:tcW w:type="dxa" w:w="2826"/>
+            <w:tcBorders>
+              <w:top w:val="single" w:color="B8C2D0" w:sz="4"/>
+              <w:left w:val="single" w:color="B8C2D0" w:sz="4"/>
+              <w:bottom w:val="single" w:color="B8C2D0" w:sz="4"/>
+              <w:right w:val="single" w:color="B8C2D0" w:sz="4"/>
+            </w:tcBorders>
+            <w:shd w:fill="FFFFFF" w:color="auto" w:val="clear"/>
+            <w:tcMar>
+              <w:top w:type="dxa" w:w="60"/>
+              <w:left w:type="dxa" w:w="100"/>
+              <w:bottom w:type="dxa" w:w="60"/>
+              <w:right w:type="dxa" w:w="100"/>
+            </w:tcMar>
+          </w:tcPr>
+          <w:p>
+            <w:r>
+              <w:rPr>
+                <w:sz w:val="19"/>
+                <w:szCs w:val="19"/>
+              </w:rPr>
+              <w:t xml:space="preserve">FR21</w:t>
             </w:r>
           </w:p>
         </w:tc>
@@ -2180,34 +2367,34 @@
         </w:trPr>
         <w:tc>
           <w:tcPr>
-            <w:tcW w:type="dxa" w:w="6000"/>
-            <w:tcBorders>
-              <w:top w:val="single" w:color="B8C2D0" w:sz="4"/>
-              <w:left w:val="single" w:color="B8C2D0" w:sz="4"/>
-              <w:bottom w:val="single" w:color="B8C2D0" w:sz="4"/>
-              <w:right w:val="single" w:color="B8C2D0" w:sz="4"/>
-            </w:tcBorders>
-            <w:shd w:fill="FFFFFF" w:color="auto" w:val="clear"/>
-            <w:tcMar>
-              <w:top w:type="dxa" w:w="60"/>
-              <w:left w:type="dxa" w:w="100"/>
-              <w:bottom w:type="dxa" w:w="60"/>
-              <w:right w:type="dxa" w:w="100"/>
-            </w:tcMar>
-          </w:tcPr>
-          <w:p>
-            <w:r>
-              <w:rPr>
-                <w:sz w:val="19"/>
-                <w:szCs w:val="19"/>
-              </w:rPr>
-              <w:t xml:space="preserve">Staff use smartphones heavily and would prefer a mobile option</w:t>
-            </w:r>
-          </w:p>
-        </w:tc>
-        <w:tc>
-          <w:tcPr>
-            <w:tcW w:type="dxa" w:w="3026"/>
+            <w:tcW w:type="dxa" w:w="3800"/>
+            <w:tcBorders>
+              <w:top w:val="single" w:color="B8C2D0" w:sz="4"/>
+              <w:left w:val="single" w:color="B8C2D0" w:sz="4"/>
+              <w:bottom w:val="single" w:color="B8C2D0" w:sz="4"/>
+              <w:right w:val="single" w:color="B8C2D0" w:sz="4"/>
+            </w:tcBorders>
+            <w:shd w:fill="FFFFFF" w:color="auto" w:val="clear"/>
+            <w:tcMar>
+              <w:top w:type="dxa" w:w="60"/>
+              <w:left w:type="dxa" w:w="100"/>
+              <w:bottom w:type="dxa" w:w="60"/>
+              <w:right w:type="dxa" w:w="100"/>
+            </w:tcMar>
+          </w:tcPr>
+          <w:p>
+            <w:r>
+              <w:rPr>
+                <w:sz w:val="19"/>
+                <w:szCs w:val="19"/>
+              </w:rPr>
+              <w:t xml:space="preserve">Staff use smartphones a lot and want a mobile option</w:t>
+            </w:r>
+          </w:p>
+        </w:tc>
+        <w:tc>
+          <w:tcPr>
+            <w:tcW w:type="dxa" w:w="2400"/>
             <w:tcBorders>
               <w:top w:val="single" w:color="B8C2D0" w:sz="4"/>
               <w:left w:val="single" w:color="B8C2D0" w:sz="4"/>
@@ -2229,6 +2416,33 @@
                 <w:szCs w:val="19"/>
               </w:rPr>
               <w:t xml:space="preserve">Questionnaire</w:t>
+            </w:r>
+          </w:p>
+        </w:tc>
+        <w:tc>
+          <w:tcPr>
+            <w:tcW w:type="dxa" w:w="2826"/>
+            <w:tcBorders>
+              <w:top w:val="single" w:color="B8C2D0" w:sz="4"/>
+              <w:left w:val="single" w:color="B8C2D0" w:sz="4"/>
+              <w:bottom w:val="single" w:color="B8C2D0" w:sz="4"/>
+              <w:right w:val="single" w:color="B8C2D0" w:sz="4"/>
+            </w:tcBorders>
+            <w:shd w:fill="FFFFFF" w:color="auto" w:val="clear"/>
+            <w:tcMar>
+              <w:top w:type="dxa" w:w="60"/>
+              <w:left w:type="dxa" w:w="100"/>
+              <w:bottom w:type="dxa" w:w="60"/>
+              <w:right w:type="dxa" w:w="100"/>
+            </w:tcMar>
+          </w:tcPr>
+          <w:p>
+            <w:r>
+              <w:rPr>
+                <w:sz w:val="19"/>
+                <w:szCs w:val="19"/>
+              </w:rPr>
+              <w:t xml:space="preserve">FR23</w:t>
             </w:r>
           </w:p>
         </w:tc>
@@ -2239,34 +2453,34 @@
         </w:trPr>
         <w:tc>
           <w:tcPr>
-            <w:tcW w:type="dxa" w:w="6000"/>
-            <w:tcBorders>
-              <w:top w:val="single" w:color="B8C2D0" w:sz="4"/>
-              <w:left w:val="single" w:color="B8C2D0" w:sz="4"/>
-              <w:bottom w:val="single" w:color="B8C2D0" w:sz="4"/>
-              <w:right w:val="single" w:color="B8C2D0" w:sz="4"/>
-            </w:tcBorders>
-            <w:shd w:fill="FFFFFF" w:color="auto" w:val="clear"/>
-            <w:tcMar>
-              <w:top w:type="dxa" w:w="60"/>
-              <w:left w:type="dxa" w:w="100"/>
-              <w:bottom w:type="dxa" w:w="60"/>
-              <w:right w:type="dxa" w:w="100"/>
-            </w:tcMar>
-          </w:tcPr>
-          <w:p>
-            <w:r>
-              <w:rPr>
-                <w:sz w:val="19"/>
-                <w:szCs w:val="19"/>
-              </w:rPr>
-              <w:t xml:space="preserve">Staff want to know that their reports are confidential</w:t>
-            </w:r>
-          </w:p>
-        </w:tc>
-        <w:tc>
-          <w:tcPr>
-            <w:tcW w:type="dxa" w:w="3026"/>
+            <w:tcW w:type="dxa" w:w="3800"/>
+            <w:tcBorders>
+              <w:top w:val="single" w:color="B8C2D0" w:sz="4"/>
+              <w:left w:val="single" w:color="B8C2D0" w:sz="4"/>
+              <w:bottom w:val="single" w:color="B8C2D0" w:sz="4"/>
+              <w:right w:val="single" w:color="B8C2D0" w:sz="4"/>
+            </w:tcBorders>
+            <w:shd w:fill="FFFFFF" w:color="auto" w:val="clear"/>
+            <w:tcMar>
+              <w:top w:type="dxa" w:w="60"/>
+              <w:left w:type="dxa" w:w="100"/>
+              <w:bottom w:type="dxa" w:w="60"/>
+              <w:right w:type="dxa" w:w="100"/>
+            </w:tcMar>
+          </w:tcPr>
+          <w:p>
+            <w:r>
+              <w:rPr>
+                <w:sz w:val="19"/>
+                <w:szCs w:val="19"/>
+              </w:rPr>
+              <w:t xml:space="preserve">Staff want to know that their reports are private</w:t>
+            </w:r>
+          </w:p>
+        </w:tc>
+        <w:tc>
+          <w:tcPr>
+            <w:tcW w:type="dxa" w:w="2400"/>
             <w:tcBorders>
               <w:top w:val="single" w:color="B8C2D0" w:sz="4"/>
               <w:left w:val="single" w:color="B8C2D0" w:sz="4"/>
@@ -2288,6 +2502,33 @@
                 <w:szCs w:val="19"/>
               </w:rPr>
               <w:t xml:space="preserve">Interviews</w:t>
+            </w:r>
+          </w:p>
+        </w:tc>
+        <w:tc>
+          <w:tcPr>
+            <w:tcW w:type="dxa" w:w="2826"/>
+            <w:tcBorders>
+              <w:top w:val="single" w:color="B8C2D0" w:sz="4"/>
+              <w:left w:val="single" w:color="B8C2D0" w:sz="4"/>
+              <w:bottom w:val="single" w:color="B8C2D0" w:sz="4"/>
+              <w:right w:val="single" w:color="B8C2D0" w:sz="4"/>
+            </w:tcBorders>
+            <w:shd w:fill="FFFFFF" w:color="auto" w:val="clear"/>
+            <w:tcMar>
+              <w:top w:type="dxa" w:w="60"/>
+              <w:left w:type="dxa" w:w="100"/>
+              <w:bottom w:type="dxa" w:w="60"/>
+              <w:right w:type="dxa" w:w="100"/>
+            </w:tcMar>
+          </w:tcPr>
+          <w:p>
+            <w:r>
+              <w:rPr>
+                <w:sz w:val="19"/>
+                <w:szCs w:val="19"/>
+              </w:rPr>
+              <w:t xml:space="preserve">FR6, FR19</w:t>
             </w:r>
           </w:p>
         </w:tc>
@@ -2319,7 +2560,23 @@
         <w:spacing w:after="120" w:line="300"/>
       </w:pPr>
       <w:r>
-        <w:t xml:space="preserve">PIECES classifies weaknesses of the current system into Performance, Information, Economics, Control, Efficiency and Service.</w:t>
+        <w:t xml:space="preserve">PIECES groups the weaknesses of the current system under Performance, Information, Economics, Control, Efficiency and Service.</w:t>
+      </w:r>
+    </w:p>
+    <w:p>
+      <w:pPr>
+        <w:keepNext/>
+        <w:spacing w:after="60" w:before="120"/>
+      </w:pPr>
+      <w:r>
+        <w:rPr>
+          <w:b/>
+          <w:bCs/>
+          <w:color w:val="555555"/>
+          <w:sz w:val="19"/>
+          <w:szCs w:val="19"/>
+        </w:rPr>
+        <w:t xml:space="preserve">Table 3.4: PIECES analysis</w:t>
       </w:r>
     </w:p>
     <w:tbl>
@@ -2399,7 +2656,7 @@
                 <w:sz w:val="19"/>
                 <w:szCs w:val="19"/>
               </w:rPr>
-              <w:t xml:space="preserve">Current weakness</w:t>
+              <w:t xml:space="preserve">Weakness now</w:t>
             </w:r>
           </w:p>
         </w:tc>
@@ -2429,7 +2686,7 @@
                 <w:sz w:val="19"/>
                 <w:szCs w:val="19"/>
               </w:rPr>
-              <w:t xml:space="preserve">Proposed improvement</w:t>
+              <w:t xml:space="preserve">Improvement in the new system</w:t>
             </w:r>
           </w:p>
         </w:tc>
@@ -2515,7 +2772,7 @@
                 <w:sz w:val="19"/>
                 <w:szCs w:val="19"/>
               </w:rPr>
-              <w:t xml:space="preserve">Immediate submission with automatic reference and priority</w:t>
+              <w:t xml:space="preserve">A report is sent at once and gets a reference number and a priority</w:t>
             </w:r>
           </w:p>
         </w:tc>
@@ -2574,7 +2831,7 @@
                 <w:sz w:val="19"/>
                 <w:szCs w:val="19"/>
               </w:rPr>
-              <w:t xml:space="preserve">Incomplete, inconsistent, no evidence</w:t>
+              <w:t xml:space="preserve">Reports are incomplete and have no evidence</w:t>
             </w:r>
           </w:p>
         </w:tc>
@@ -2601,7 +2858,7 @@
                 <w:sz w:val="19"/>
                 <w:szCs w:val="19"/>
               </w:rPr>
-              <w:t xml:space="preserve">Structured form with mandatory fields and evidence upload</w:t>
+              <w:t xml:space="preserve">A structured form with required fields and evidence upload</w:t>
             </w:r>
           </w:p>
         </w:tc>
@@ -2660,7 +2917,7 @@
                 <w:sz w:val="19"/>
                 <w:szCs w:val="19"/>
               </w:rPr>
-              <w:t xml:space="preserve">Staff time wasted compiling reports; incident losses</w:t>
+              <w:t xml:space="preserve">Staff time is wasted on reports; incidents cost money</w:t>
             </w:r>
           </w:p>
         </w:tc>
@@ -2687,7 +2944,7 @@
                 <w:sz w:val="19"/>
                 <w:szCs w:val="19"/>
               </w:rPr>
-              <w:t xml:space="preserve">Dashboards generated automatically; faster response</w:t>
+              <w:t xml:space="preserve">Dashboards are made automatically; response is faster</w:t>
             </w:r>
           </w:p>
         </w:tc>
@@ -2746,7 +3003,7 @@
                 <w:sz w:val="19"/>
                 <w:szCs w:val="19"/>
               </w:rPr>
-              <w:t xml:space="preserve">No access control, no audit trail</w:t>
+              <w:t xml:space="preserve">No access control and no audit trail</w:t>
             </w:r>
           </w:p>
         </w:tc>
@@ -2773,7 +3030,7 @@
                 <w:sz w:val="19"/>
                 <w:szCs w:val="19"/>
               </w:rPr>
-              <w:t xml:space="preserve">RBAC, JWT, audit log, attempt limits, login tracking</w:t>
+              <w:t xml:space="preserve">Roles, JWT, audit log, attempt limits and login tracking</w:t>
             </w:r>
           </w:p>
         </w:tc>
@@ -2832,7 +3089,7 @@
                 <w:sz w:val="19"/>
                 <w:szCs w:val="19"/>
               </w:rPr>
-              <w:t xml:space="preserve">Duplicated effort, forgotten cases</w:t>
+              <w:t xml:space="preserve">Work is repeated and cases are forgotten</w:t>
             </w:r>
           </w:p>
         </w:tc>
@@ -2859,7 +3116,7 @@
                 <w:sz w:val="19"/>
                 <w:szCs w:val="19"/>
               </w:rPr>
-              <w:t xml:space="preserve">Assignment history, Kanban queue, status workflow</w:t>
+              <w:t xml:space="preserve">Assignment history, board of columns and a status flow</w:t>
             </w:r>
           </w:p>
         </w:tc>
@@ -2918,7 +3175,7 @@
                 <w:sz w:val="19"/>
                 <w:szCs w:val="19"/>
               </w:rPr>
-              <w:t xml:space="preserve">Reporters get no feedback; training is generic</w:t>
+              <w:t xml:space="preserve">Reporters get no feedback; training is the same for everyone</w:t>
             </w:r>
           </w:p>
         </w:tc>
@@ -2945,7 +3202,7 @@
                 <w:sz w:val="19"/>
                 <w:szCs w:val="19"/>
               </w:rPr>
-              <w:t xml:space="preserve">Timeline visible to reporter; recommendations from quiz results</w:t>
+              <w:t xml:space="preserve">A timeline the reporter can see; lesson tips from quiz results</w:t>
             </w:r>
           </w:p>
         </w:tc>
@@ -2961,15 +3218,23 @@
         <w:pStyle w:val="Heading2"/>
       </w:pPr>
       <w:r>
-        <w:t xml:space="preserve">3.3.2 Actors and use cases</w:t>
+        <w:t xml:space="preserve">3.3.2 User profiles and use cases</w:t>
       </w:r>
     </w:p>
     <w:p>
       <w:pPr>
-        <w:spacing w:after="120" w:line="300"/>
+        <w:keepNext/>
+        <w:spacing w:after="60" w:before="120"/>
       </w:pPr>
       <w:r>
-        <w:t xml:space="preserve">Three actors interact with the system. Their use cases are shown in the use case diagram in Chapter 4 (Figure 6) and listed here.</w:t>
+        <w:rPr>
+          <w:b/>
+          <w:bCs/>
+          <w:color w:val="555555"/>
+          <w:sz w:val="19"/>
+          <w:szCs w:val="19"/>
+        </w:rPr>
+        <w:t xml:space="preserve">Table 3.5: Actors and use cases</w:t>
       </w:r>
     </w:p>
     <w:tbl>
@@ -3107,7 +3372,7 @@
                 <w:sz w:val="19"/>
                 <w:szCs w:val="19"/>
               </w:rPr>
-              <w:t xml:space="preserve">Register, log in, reset password, view dashboard, study lessons, bookmark, take quizzes, run phishing simulations, report incident, track own incidents, read alerts, update profile and password</w:t>
+              <w:t xml:space="preserve">Register, log in, reset password, see the dashboard, study lessons, bookmark, take quizzes, run phishing simulations, report an incident, track own incidents, read alerts, update profile and password</w:t>
             </w:r>
           </w:p>
         </w:tc>
@@ -3166,7 +3431,7 @@
                 <w:sz w:val="19"/>
                 <w:szCs w:val="19"/>
               </w:rPr>
-              <w:t xml:space="preserve">All normal-user cases plus: view SOC queue and heat map, assign and escalate incidents, change status, add timeline updates, view organisation analytics, publish alerts, view and export audit log</w:t>
+              <w:t xml:space="preserve">All normal-user use cases, and also: see the SOC queue and heat map, assign and escalate incidents, change status, add timeline notes, see organisation analytics, view and export the audit log</w:t>
             </w:r>
           </w:p>
         </w:tc>
@@ -3225,7 +3490,7 @@
                 <w:sz w:val="19"/>
                 <w:szCs w:val="19"/>
               </w:rPr>
-              <w:t xml:space="preserve">All officer cases plus: manage users (activate/deactivate, change role), manage roles, create/edit lessons, categories, quizzes (including settings), phishing simulations</w:t>
+              <w:t xml:space="preserve">All officer use cases, and also: publish alerts, manage users (activate, deactivate, change role), manage roles, create and edit lessons, categories, quizzes (with settings) and phishing simulations</w:t>
             </w:r>
           </w:p>
         </w:tc>
@@ -3238,10 +3503,1252 @@
     </w:p>
     <w:p>
       <w:pPr>
+        <w:spacing w:after="120" w:line="300"/>
+      </w:pPr>
+      <w:r>
+        <w:t xml:space="preserve">The use case diagram is in Chapter 4. Three important use cases are described below.</w:t>
+      </w:r>
+    </w:p>
+    <w:p>
+      <w:pPr>
+        <w:pStyle w:val="Heading3"/>
+      </w:pPr>
+      <w:r>
+        <w:t xml:space="preserve">Use case: Report an incident</w:t>
+      </w:r>
+    </w:p>
+    <w:p>
+      <w:pPr>
+        <w:keepNext/>
+        <w:spacing w:after="60" w:before="120"/>
+      </w:pPr>
+      <w:r>
+        <w:rPr>
+          <w:b/>
+          <w:bCs/>
+          <w:color w:val="555555"/>
+          <w:sz w:val="19"/>
+          <w:szCs w:val="19"/>
+        </w:rPr>
+        <w:t xml:space="preserve">Table 3.6: Use case: Report an incident</w:t>
+      </w:r>
+    </w:p>
+    <w:tbl>
+      <w:tblPr>
+        <w:tblW w:type="dxa" w:w="9026"/>
+        <w:tblBorders>
+          <w:top w:val="single" w:color="auto" w:sz="4"/>
+          <w:left w:val="single" w:color="auto" w:sz="4"/>
+          <w:bottom w:val="single" w:color="auto" w:sz="4"/>
+          <w:right w:val="single" w:color="auto" w:sz="4"/>
+          <w:insideH w:val="single" w:color="auto" w:sz="4"/>
+          <w:insideV w:val="single" w:color="auto" w:sz="4"/>
+        </w:tblBorders>
+      </w:tblPr>
+      <w:tblGrid>
+        <w:gridCol w:w="1800"/>
+        <w:gridCol w:w="7226"/>
+      </w:tblGrid>
+      <w:tr>
+        <w:trPr>
+          <w:tblHeader/>
+        </w:trPr>
+        <w:tc>
+          <w:tcPr>
+            <w:tcW w:type="dxa" w:w="1800"/>
+            <w:tcBorders>
+              <w:top w:val="single" w:color="B8C2D0" w:sz="4"/>
+              <w:left w:val="single" w:color="B8C2D0" w:sz="4"/>
+              <w:bottom w:val="single" w:color="B8C2D0" w:sz="4"/>
+              <w:right w:val="single" w:color="B8C2D0" w:sz="4"/>
+            </w:tcBorders>
+            <w:shd w:fill="1F3A5F" w:color="auto" w:val="clear"/>
+            <w:tcMar>
+              <w:top w:type="dxa" w:w="60"/>
+              <w:left w:type="dxa" w:w="100"/>
+              <w:bottom w:type="dxa" w:w="60"/>
+              <w:right w:type="dxa" w:w="100"/>
+            </w:tcMar>
+          </w:tcPr>
+          <w:p>
+            <w:r>
+              <w:rPr>
+                <w:b/>
+                <w:bCs/>
+                <w:color w:val="FFFFFF"/>
+                <w:sz w:val="19"/>
+                <w:szCs w:val="19"/>
+              </w:rPr>
+              <w:t xml:space="preserve">Item</w:t>
+            </w:r>
+          </w:p>
+        </w:tc>
+        <w:tc>
+          <w:tcPr>
+            <w:tcW w:type="dxa" w:w="7226"/>
+            <w:tcBorders>
+              <w:top w:val="single" w:color="B8C2D0" w:sz="4"/>
+              <w:left w:val="single" w:color="B8C2D0" w:sz="4"/>
+              <w:bottom w:val="single" w:color="B8C2D0" w:sz="4"/>
+              <w:right w:val="single" w:color="B8C2D0" w:sz="4"/>
+            </w:tcBorders>
+            <w:shd w:fill="1F3A5F" w:color="auto" w:val="clear"/>
+            <w:tcMar>
+              <w:top w:type="dxa" w:w="60"/>
+              <w:left w:type="dxa" w:w="100"/>
+              <w:bottom w:type="dxa" w:w="60"/>
+              <w:right w:type="dxa" w:w="100"/>
+            </w:tcMar>
+          </w:tcPr>
+          <w:p>
+            <w:r>
+              <w:rPr>
+                <w:b/>
+                <w:bCs/>
+                <w:color w:val="FFFFFF"/>
+                <w:sz w:val="19"/>
+                <w:szCs w:val="19"/>
+              </w:rPr>
+              <w:t xml:space="preserve">Description</w:t>
+            </w:r>
+          </w:p>
+        </w:tc>
+      </w:tr>
+      <w:tr>
+        <w:trPr>
+          <w:cantSplit/>
+        </w:trPr>
+        <w:tc>
+          <w:tcPr>
+            <w:tcW w:type="dxa" w:w="1800"/>
+            <w:tcBorders>
+              <w:top w:val="single" w:color="B8C2D0" w:sz="4"/>
+              <w:left w:val="single" w:color="B8C2D0" w:sz="4"/>
+              <w:bottom w:val="single" w:color="B8C2D0" w:sz="4"/>
+              <w:right w:val="single" w:color="B8C2D0" w:sz="4"/>
+            </w:tcBorders>
+            <w:shd w:fill="FFFFFF" w:color="auto" w:val="clear"/>
+            <w:tcMar>
+              <w:top w:type="dxa" w:w="60"/>
+              <w:left w:type="dxa" w:w="100"/>
+              <w:bottom w:type="dxa" w:w="60"/>
+              <w:right w:type="dxa" w:w="100"/>
+            </w:tcMar>
+          </w:tcPr>
+          <w:p>
+            <w:r>
+              <w:rPr>
+                <w:sz w:val="19"/>
+                <w:szCs w:val="19"/>
+              </w:rPr>
+              <w:t xml:space="preserve">Actor</w:t>
+            </w:r>
+          </w:p>
+        </w:tc>
+        <w:tc>
+          <w:tcPr>
+            <w:tcW w:type="dxa" w:w="7226"/>
+            <w:tcBorders>
+              <w:top w:val="single" w:color="B8C2D0" w:sz="4"/>
+              <w:left w:val="single" w:color="B8C2D0" w:sz="4"/>
+              <w:bottom w:val="single" w:color="B8C2D0" w:sz="4"/>
+              <w:right w:val="single" w:color="B8C2D0" w:sz="4"/>
+            </w:tcBorders>
+            <w:shd w:fill="FFFFFF" w:color="auto" w:val="clear"/>
+            <w:tcMar>
+              <w:top w:type="dxa" w:w="60"/>
+              <w:left w:type="dxa" w:w="100"/>
+              <w:bottom w:type="dxa" w:w="60"/>
+              <w:right w:type="dxa" w:w="100"/>
+            </w:tcMar>
+          </w:tcPr>
+          <w:p>
+            <w:r>
+              <w:rPr>
+                <w:sz w:val="19"/>
+                <w:szCs w:val="19"/>
+              </w:rPr>
+              <w:t xml:space="preserve">Normal user (any signed-in user)</w:t>
+            </w:r>
+          </w:p>
+        </w:tc>
+      </w:tr>
+      <w:tr>
+        <w:trPr>
+          <w:cantSplit/>
+        </w:trPr>
+        <w:tc>
+          <w:tcPr>
+            <w:tcW w:type="dxa" w:w="1800"/>
+            <w:tcBorders>
+              <w:top w:val="single" w:color="B8C2D0" w:sz="4"/>
+              <w:left w:val="single" w:color="B8C2D0" w:sz="4"/>
+              <w:bottom w:val="single" w:color="B8C2D0" w:sz="4"/>
+              <w:right w:val="single" w:color="B8C2D0" w:sz="4"/>
+            </w:tcBorders>
+            <w:shd w:fill="FFFFFF" w:color="auto" w:val="clear"/>
+            <w:tcMar>
+              <w:top w:type="dxa" w:w="60"/>
+              <w:left w:type="dxa" w:w="100"/>
+              <w:bottom w:type="dxa" w:w="60"/>
+              <w:right w:type="dxa" w:w="100"/>
+            </w:tcMar>
+          </w:tcPr>
+          <w:p>
+            <w:r>
+              <w:rPr>
+                <w:sz w:val="19"/>
+                <w:szCs w:val="19"/>
+              </w:rPr>
+              <w:t xml:space="preserve">Before</w:t>
+            </w:r>
+          </w:p>
+        </w:tc>
+        <w:tc>
+          <w:tcPr>
+            <w:tcW w:type="dxa" w:w="7226"/>
+            <w:tcBorders>
+              <w:top w:val="single" w:color="B8C2D0" w:sz="4"/>
+              <w:left w:val="single" w:color="B8C2D0" w:sz="4"/>
+              <w:bottom w:val="single" w:color="B8C2D0" w:sz="4"/>
+              <w:right w:val="single" w:color="B8C2D0" w:sz="4"/>
+            </w:tcBorders>
+            <w:shd w:fill="FFFFFF" w:color="auto" w:val="clear"/>
+            <w:tcMar>
+              <w:top w:type="dxa" w:w="60"/>
+              <w:left w:type="dxa" w:w="100"/>
+              <w:bottom w:type="dxa" w:w="60"/>
+              <w:right w:type="dxa" w:w="100"/>
+            </w:tcMar>
+          </w:tcPr>
+          <w:p>
+            <w:r>
+              <w:rPr>
+                <w:sz w:val="19"/>
+                <w:szCs w:val="19"/>
+              </w:rPr>
+              <w:t xml:space="preserve">The user is signed in</w:t>
+            </w:r>
+          </w:p>
+        </w:tc>
+      </w:tr>
+      <w:tr>
+        <w:trPr>
+          <w:cantSplit/>
+        </w:trPr>
+        <w:tc>
+          <w:tcPr>
+            <w:tcW w:type="dxa" w:w="1800"/>
+            <w:tcBorders>
+              <w:top w:val="single" w:color="B8C2D0" w:sz="4"/>
+              <w:left w:val="single" w:color="B8C2D0" w:sz="4"/>
+              <w:bottom w:val="single" w:color="B8C2D0" w:sz="4"/>
+              <w:right w:val="single" w:color="B8C2D0" w:sz="4"/>
+            </w:tcBorders>
+            <w:shd w:fill="FFFFFF" w:color="auto" w:val="clear"/>
+            <w:tcMar>
+              <w:top w:type="dxa" w:w="60"/>
+              <w:left w:type="dxa" w:w="100"/>
+              <w:bottom w:type="dxa" w:w="60"/>
+              <w:right w:type="dxa" w:w="100"/>
+            </w:tcMar>
+          </w:tcPr>
+          <w:p>
+            <w:r>
+              <w:rPr>
+                <w:sz w:val="19"/>
+                <w:szCs w:val="19"/>
+              </w:rPr>
+              <w:t xml:space="preserve">Main steps</w:t>
+            </w:r>
+          </w:p>
+        </w:tc>
+        <w:tc>
+          <w:tcPr>
+            <w:tcW w:type="dxa" w:w="7226"/>
+            <w:tcBorders>
+              <w:top w:val="single" w:color="B8C2D0" w:sz="4"/>
+              <w:left w:val="single" w:color="B8C2D0" w:sz="4"/>
+              <w:bottom w:val="single" w:color="B8C2D0" w:sz="4"/>
+              <w:right w:val="single" w:color="B8C2D0" w:sz="4"/>
+            </w:tcBorders>
+            <w:shd w:fill="FFFFFF" w:color="auto" w:val="clear"/>
+            <w:tcMar>
+              <w:top w:type="dxa" w:w="60"/>
+              <w:left w:type="dxa" w:w="100"/>
+              <w:bottom w:type="dxa" w:w="60"/>
+              <w:right w:type="dxa" w:w="100"/>
+            </w:tcMar>
+          </w:tcPr>
+          <w:p>
+            <w:r>
+              <w:rPr>
+                <w:sz w:val="19"/>
+                <w:szCs w:val="19"/>
+              </w:rPr>
+              <w:t xml:space="preserve">1. The user opens the report form. 2. The user enters title, affected system, category, severity, date and time, and description. 3. The user attaches evidence files. 4. The user chooses Submit. 5. The system checks the data and the files. 6. The system creates the incident with a reference number, a priority score and a first timeline entry. 7. The user sees the reference number.</w:t>
+            </w:r>
+          </w:p>
+        </w:tc>
+      </w:tr>
+      <w:tr>
+        <w:trPr>
+          <w:cantSplit/>
+        </w:trPr>
+        <w:tc>
+          <w:tcPr>
+            <w:tcW w:type="dxa" w:w="1800"/>
+            <w:tcBorders>
+              <w:top w:val="single" w:color="B8C2D0" w:sz="4"/>
+              <w:left w:val="single" w:color="B8C2D0" w:sz="4"/>
+              <w:bottom w:val="single" w:color="B8C2D0" w:sz="4"/>
+              <w:right w:val="single" w:color="B8C2D0" w:sz="4"/>
+            </w:tcBorders>
+            <w:shd w:fill="FFFFFF" w:color="auto" w:val="clear"/>
+            <w:tcMar>
+              <w:top w:type="dxa" w:w="60"/>
+              <w:left w:type="dxa" w:w="100"/>
+              <w:bottom w:type="dxa" w:w="60"/>
+              <w:right w:type="dxa" w:w="100"/>
+            </w:tcMar>
+          </w:tcPr>
+          <w:p>
+            <w:r>
+              <w:rPr>
+                <w:sz w:val="19"/>
+                <w:szCs w:val="19"/>
+              </w:rPr>
+              <w:t xml:space="preserve">Other paths</w:t>
+            </w:r>
+          </w:p>
+        </w:tc>
+        <w:tc>
+          <w:tcPr>
+            <w:tcW w:type="dxa" w:w="7226"/>
+            <w:tcBorders>
+              <w:top w:val="single" w:color="B8C2D0" w:sz="4"/>
+              <w:left w:val="single" w:color="B8C2D0" w:sz="4"/>
+              <w:bottom w:val="single" w:color="B8C2D0" w:sz="4"/>
+              <w:right w:val="single" w:color="B8C2D0" w:sz="4"/>
+            </w:tcBorders>
+            <w:shd w:fill="FFFFFF" w:color="auto" w:val="clear"/>
+            <w:tcMar>
+              <w:top w:type="dxa" w:w="60"/>
+              <w:left w:type="dxa" w:w="100"/>
+              <w:bottom w:type="dxa" w:w="60"/>
+              <w:right w:type="dxa" w:w="100"/>
+            </w:tcMar>
+          </w:tcPr>
+          <w:p>
+            <w:r>
+              <w:rPr>
+                <w:sz w:val="19"/>
+                <w:szCs w:val="19"/>
+              </w:rPr>
+              <w:t xml:space="preserve">The user chooses Save draft: the incident is saved without being submitted. A file has a wrong type or is too big: the system refuses the report and shows a message.</w:t>
+            </w:r>
+          </w:p>
+        </w:tc>
+      </w:tr>
+      <w:tr>
+        <w:trPr>
+          <w:cantSplit/>
+        </w:trPr>
+        <w:tc>
+          <w:tcPr>
+            <w:tcW w:type="dxa" w:w="1800"/>
+            <w:tcBorders>
+              <w:top w:val="single" w:color="B8C2D0" w:sz="4"/>
+              <w:left w:val="single" w:color="B8C2D0" w:sz="4"/>
+              <w:bottom w:val="single" w:color="B8C2D0" w:sz="4"/>
+              <w:right w:val="single" w:color="B8C2D0" w:sz="4"/>
+            </w:tcBorders>
+            <w:shd w:fill="FFFFFF" w:color="auto" w:val="clear"/>
+            <w:tcMar>
+              <w:top w:type="dxa" w:w="60"/>
+              <w:left w:type="dxa" w:w="100"/>
+              <w:bottom w:type="dxa" w:w="60"/>
+              <w:right w:type="dxa" w:w="100"/>
+            </w:tcMar>
+          </w:tcPr>
+          <w:p>
+            <w:r>
+              <w:rPr>
+                <w:sz w:val="19"/>
+                <w:szCs w:val="19"/>
+              </w:rPr>
+              <w:t xml:space="preserve">After</w:t>
+            </w:r>
+          </w:p>
+        </w:tc>
+        <w:tc>
+          <w:tcPr>
+            <w:tcW w:type="dxa" w:w="7226"/>
+            <w:tcBorders>
+              <w:top w:val="single" w:color="B8C2D0" w:sz="4"/>
+              <w:left w:val="single" w:color="B8C2D0" w:sz="4"/>
+              <w:bottom w:val="single" w:color="B8C2D0" w:sz="4"/>
+              <w:right w:val="single" w:color="B8C2D0" w:sz="4"/>
+            </w:tcBorders>
+            <w:shd w:fill="FFFFFF" w:color="auto" w:val="clear"/>
+            <w:tcMar>
+              <w:top w:type="dxa" w:w="60"/>
+              <w:left w:type="dxa" w:w="100"/>
+              <w:bottom w:type="dxa" w:w="60"/>
+              <w:right w:type="dxa" w:w="100"/>
+            </w:tcMar>
+          </w:tcPr>
+          <w:p>
+            <w:r>
+              <w:rPr>
+                <w:sz w:val="19"/>
+                <w:szCs w:val="19"/>
+              </w:rPr>
+              <w:t xml:space="preserve">The incident appears in the user's list and in the officers' queue (if submitted)</w:t>
+            </w:r>
+          </w:p>
+        </w:tc>
+      </w:tr>
+    </w:tbl>
+    <w:p>
+      <w:pPr>
+        <w:spacing w:after="120"/>
+      </w:pPr>
+    </w:p>
+    <w:p>
+      <w:pPr>
+        <w:pStyle w:val="Heading3"/>
+      </w:pPr>
+      <w:r>
+        <w:t xml:space="preserve">Use case: Handle an incident</w:t>
+      </w:r>
+    </w:p>
+    <w:p>
+      <w:pPr>
+        <w:keepNext/>
+        <w:spacing w:after="60" w:before="120"/>
+      </w:pPr>
+      <w:r>
+        <w:rPr>
+          <w:b/>
+          <w:bCs/>
+          <w:color w:val="555555"/>
+          <w:sz w:val="19"/>
+          <w:szCs w:val="19"/>
+        </w:rPr>
+        <w:t xml:space="preserve">Table 3.7: Use case: Handle an incident</w:t>
+      </w:r>
+    </w:p>
+    <w:tbl>
+      <w:tblPr>
+        <w:tblW w:type="dxa" w:w="9026"/>
+        <w:tblBorders>
+          <w:top w:val="single" w:color="auto" w:sz="4"/>
+          <w:left w:val="single" w:color="auto" w:sz="4"/>
+          <w:bottom w:val="single" w:color="auto" w:sz="4"/>
+          <w:right w:val="single" w:color="auto" w:sz="4"/>
+          <w:insideH w:val="single" w:color="auto" w:sz="4"/>
+          <w:insideV w:val="single" w:color="auto" w:sz="4"/>
+        </w:tblBorders>
+      </w:tblPr>
+      <w:tblGrid>
+        <w:gridCol w:w="1800"/>
+        <w:gridCol w:w="7226"/>
+      </w:tblGrid>
+      <w:tr>
+        <w:trPr>
+          <w:tblHeader/>
+        </w:trPr>
+        <w:tc>
+          <w:tcPr>
+            <w:tcW w:type="dxa" w:w="1800"/>
+            <w:tcBorders>
+              <w:top w:val="single" w:color="B8C2D0" w:sz="4"/>
+              <w:left w:val="single" w:color="B8C2D0" w:sz="4"/>
+              <w:bottom w:val="single" w:color="B8C2D0" w:sz="4"/>
+              <w:right w:val="single" w:color="B8C2D0" w:sz="4"/>
+            </w:tcBorders>
+            <w:shd w:fill="1F3A5F" w:color="auto" w:val="clear"/>
+            <w:tcMar>
+              <w:top w:type="dxa" w:w="60"/>
+              <w:left w:type="dxa" w:w="100"/>
+              <w:bottom w:type="dxa" w:w="60"/>
+              <w:right w:type="dxa" w:w="100"/>
+            </w:tcMar>
+          </w:tcPr>
+          <w:p>
+            <w:r>
+              <w:rPr>
+                <w:b/>
+                <w:bCs/>
+                <w:color w:val="FFFFFF"/>
+                <w:sz w:val="19"/>
+                <w:szCs w:val="19"/>
+              </w:rPr>
+              <w:t xml:space="preserve">Item</w:t>
+            </w:r>
+          </w:p>
+        </w:tc>
+        <w:tc>
+          <w:tcPr>
+            <w:tcW w:type="dxa" w:w="7226"/>
+            <w:tcBorders>
+              <w:top w:val="single" w:color="B8C2D0" w:sz="4"/>
+              <w:left w:val="single" w:color="B8C2D0" w:sz="4"/>
+              <w:bottom w:val="single" w:color="B8C2D0" w:sz="4"/>
+              <w:right w:val="single" w:color="B8C2D0" w:sz="4"/>
+            </w:tcBorders>
+            <w:shd w:fill="1F3A5F" w:color="auto" w:val="clear"/>
+            <w:tcMar>
+              <w:top w:type="dxa" w:w="60"/>
+              <w:left w:type="dxa" w:w="100"/>
+              <w:bottom w:type="dxa" w:w="60"/>
+              <w:right w:type="dxa" w:w="100"/>
+            </w:tcMar>
+          </w:tcPr>
+          <w:p>
+            <w:r>
+              <w:rPr>
+                <w:b/>
+                <w:bCs/>
+                <w:color w:val="FFFFFF"/>
+                <w:sz w:val="19"/>
+                <w:szCs w:val="19"/>
+              </w:rPr>
+              <w:t xml:space="preserve">Description</w:t>
+            </w:r>
+          </w:p>
+        </w:tc>
+      </w:tr>
+      <w:tr>
+        <w:trPr>
+          <w:cantSplit/>
+        </w:trPr>
+        <w:tc>
+          <w:tcPr>
+            <w:tcW w:type="dxa" w:w="1800"/>
+            <w:tcBorders>
+              <w:top w:val="single" w:color="B8C2D0" w:sz="4"/>
+              <w:left w:val="single" w:color="B8C2D0" w:sz="4"/>
+              <w:bottom w:val="single" w:color="B8C2D0" w:sz="4"/>
+              <w:right w:val="single" w:color="B8C2D0" w:sz="4"/>
+            </w:tcBorders>
+            <w:shd w:fill="FFFFFF" w:color="auto" w:val="clear"/>
+            <w:tcMar>
+              <w:top w:type="dxa" w:w="60"/>
+              <w:left w:type="dxa" w:w="100"/>
+              <w:bottom w:type="dxa" w:w="60"/>
+              <w:right w:type="dxa" w:w="100"/>
+            </w:tcMar>
+          </w:tcPr>
+          <w:p>
+            <w:r>
+              <w:rPr>
+                <w:sz w:val="19"/>
+                <w:szCs w:val="19"/>
+              </w:rPr>
+              <w:t xml:space="preserve">Actor</w:t>
+            </w:r>
+          </w:p>
+        </w:tc>
+        <w:tc>
+          <w:tcPr>
+            <w:tcW w:type="dxa" w:w="7226"/>
+            <w:tcBorders>
+              <w:top w:val="single" w:color="B8C2D0" w:sz="4"/>
+              <w:left w:val="single" w:color="B8C2D0" w:sz="4"/>
+              <w:bottom w:val="single" w:color="B8C2D0" w:sz="4"/>
+              <w:right w:val="single" w:color="B8C2D0" w:sz="4"/>
+            </w:tcBorders>
+            <w:shd w:fill="FFFFFF" w:color="auto" w:val="clear"/>
+            <w:tcMar>
+              <w:top w:type="dxa" w:w="60"/>
+              <w:left w:type="dxa" w:w="100"/>
+              <w:bottom w:type="dxa" w:w="60"/>
+              <w:right w:type="dxa" w:w="100"/>
+            </w:tcMar>
+          </w:tcPr>
+          <w:p>
+            <w:r>
+              <w:rPr>
+                <w:sz w:val="19"/>
+                <w:szCs w:val="19"/>
+              </w:rPr>
+              <w:t xml:space="preserve">Cybersecurity officer</w:t>
+            </w:r>
+          </w:p>
+        </w:tc>
+      </w:tr>
+      <w:tr>
+        <w:trPr>
+          <w:cantSplit/>
+        </w:trPr>
+        <w:tc>
+          <w:tcPr>
+            <w:tcW w:type="dxa" w:w="1800"/>
+            <w:tcBorders>
+              <w:top w:val="single" w:color="B8C2D0" w:sz="4"/>
+              <w:left w:val="single" w:color="B8C2D0" w:sz="4"/>
+              <w:bottom w:val="single" w:color="B8C2D0" w:sz="4"/>
+              <w:right w:val="single" w:color="B8C2D0" w:sz="4"/>
+            </w:tcBorders>
+            <w:shd w:fill="FFFFFF" w:color="auto" w:val="clear"/>
+            <w:tcMar>
+              <w:top w:type="dxa" w:w="60"/>
+              <w:left w:type="dxa" w:w="100"/>
+              <w:bottom w:type="dxa" w:w="60"/>
+              <w:right w:type="dxa" w:w="100"/>
+            </w:tcMar>
+          </w:tcPr>
+          <w:p>
+            <w:r>
+              <w:rPr>
+                <w:sz w:val="19"/>
+                <w:szCs w:val="19"/>
+              </w:rPr>
+              <w:t xml:space="preserve">Before</w:t>
+            </w:r>
+          </w:p>
+        </w:tc>
+        <w:tc>
+          <w:tcPr>
+            <w:tcW w:type="dxa" w:w="7226"/>
+            <w:tcBorders>
+              <w:top w:val="single" w:color="B8C2D0" w:sz="4"/>
+              <w:left w:val="single" w:color="B8C2D0" w:sz="4"/>
+              <w:bottom w:val="single" w:color="B8C2D0" w:sz="4"/>
+              <w:right w:val="single" w:color="B8C2D0" w:sz="4"/>
+            </w:tcBorders>
+            <w:shd w:fill="FFFFFF" w:color="auto" w:val="clear"/>
+            <w:tcMar>
+              <w:top w:type="dxa" w:w="60"/>
+              <w:left w:type="dxa" w:w="100"/>
+              <w:bottom w:type="dxa" w:w="60"/>
+              <w:right w:type="dxa" w:w="100"/>
+            </w:tcMar>
+          </w:tcPr>
+          <w:p>
+            <w:r>
+              <w:rPr>
+                <w:sz w:val="19"/>
+                <w:szCs w:val="19"/>
+              </w:rPr>
+              <w:t xml:space="preserve">An incident has been submitted</w:t>
+            </w:r>
+          </w:p>
+        </w:tc>
+      </w:tr>
+      <w:tr>
+        <w:trPr>
+          <w:cantSplit/>
+        </w:trPr>
+        <w:tc>
+          <w:tcPr>
+            <w:tcW w:type="dxa" w:w="1800"/>
+            <w:tcBorders>
+              <w:top w:val="single" w:color="B8C2D0" w:sz="4"/>
+              <w:left w:val="single" w:color="B8C2D0" w:sz="4"/>
+              <w:bottom w:val="single" w:color="B8C2D0" w:sz="4"/>
+              <w:right w:val="single" w:color="B8C2D0" w:sz="4"/>
+            </w:tcBorders>
+            <w:shd w:fill="FFFFFF" w:color="auto" w:val="clear"/>
+            <w:tcMar>
+              <w:top w:type="dxa" w:w="60"/>
+              <w:left w:type="dxa" w:w="100"/>
+              <w:bottom w:type="dxa" w:w="60"/>
+              <w:right w:type="dxa" w:w="100"/>
+            </w:tcMar>
+          </w:tcPr>
+          <w:p>
+            <w:r>
+              <w:rPr>
+                <w:sz w:val="19"/>
+                <w:szCs w:val="19"/>
+              </w:rPr>
+              <w:t xml:space="preserve">Main steps</w:t>
+            </w:r>
+          </w:p>
+        </w:tc>
+        <w:tc>
+          <w:tcPr>
+            <w:tcW w:type="dxa" w:w="7226"/>
+            <w:tcBorders>
+              <w:top w:val="single" w:color="B8C2D0" w:sz="4"/>
+              <w:left w:val="single" w:color="B8C2D0" w:sz="4"/>
+              <w:bottom w:val="single" w:color="B8C2D0" w:sz="4"/>
+              <w:right w:val="single" w:color="B8C2D0" w:sz="4"/>
+            </w:tcBorders>
+            <w:shd w:fill="FFFFFF" w:color="auto" w:val="clear"/>
+            <w:tcMar>
+              <w:top w:type="dxa" w:w="60"/>
+              <w:left w:type="dxa" w:w="100"/>
+              <w:bottom w:type="dxa" w:w="60"/>
+              <w:right w:type="dxa" w:w="100"/>
+            </w:tcMar>
+          </w:tcPr>
+          <w:p>
+            <w:r>
+              <w:rPr>
+                <w:sz w:val="19"/>
+                <w:szCs w:val="19"/>
+              </w:rPr>
+              <w:t xml:space="preserve">1. The officer opens the SOC queue. 2. The officer opens an incident. 3. The officer assigns it to an officer. 4. The officer changes the status and writes a note. 5. The system saves the change on the timeline and in the audit log. 6. The officer repeats steps 4 and 5 until the incident is Resolved or Closed.</w:t>
+            </w:r>
+          </w:p>
+        </w:tc>
+      </w:tr>
+      <w:tr>
+        <w:trPr>
+          <w:cantSplit/>
+        </w:trPr>
+        <w:tc>
+          <w:tcPr>
+            <w:tcW w:type="dxa" w:w="1800"/>
+            <w:tcBorders>
+              <w:top w:val="single" w:color="B8C2D0" w:sz="4"/>
+              <w:left w:val="single" w:color="B8C2D0" w:sz="4"/>
+              <w:bottom w:val="single" w:color="B8C2D0" w:sz="4"/>
+              <w:right w:val="single" w:color="B8C2D0" w:sz="4"/>
+            </w:tcBorders>
+            <w:shd w:fill="FFFFFF" w:color="auto" w:val="clear"/>
+            <w:tcMar>
+              <w:top w:type="dxa" w:w="60"/>
+              <w:left w:type="dxa" w:w="100"/>
+              <w:bottom w:type="dxa" w:w="60"/>
+              <w:right w:type="dxa" w:w="100"/>
+            </w:tcMar>
+          </w:tcPr>
+          <w:p>
+            <w:r>
+              <w:rPr>
+                <w:sz w:val="19"/>
+                <w:szCs w:val="19"/>
+              </w:rPr>
+              <w:t xml:space="preserve">Other paths</w:t>
+            </w:r>
+          </w:p>
+        </w:tc>
+        <w:tc>
+          <w:tcPr>
+            <w:tcW w:type="dxa" w:w="7226"/>
+            <w:tcBorders>
+              <w:top w:val="single" w:color="B8C2D0" w:sz="4"/>
+              <w:left w:val="single" w:color="B8C2D0" w:sz="4"/>
+              <w:bottom w:val="single" w:color="B8C2D0" w:sz="4"/>
+              <w:right w:val="single" w:color="B8C2D0" w:sz="4"/>
+            </w:tcBorders>
+            <w:shd w:fill="FFFFFF" w:color="auto" w:val="clear"/>
+            <w:tcMar>
+              <w:top w:type="dxa" w:w="60"/>
+              <w:left w:type="dxa" w:w="100"/>
+              <w:bottom w:type="dxa" w:w="60"/>
+              <w:right w:type="dxa" w:w="100"/>
+            </w:tcMar>
+          </w:tcPr>
+          <w:p>
+            <w:r>
+              <w:rPr>
+                <w:sz w:val="19"/>
+                <w:szCs w:val="19"/>
+              </w:rPr>
+              <w:t xml:space="preserve">A normal user tries to open the queue: the system refuses (403).</w:t>
+            </w:r>
+          </w:p>
+        </w:tc>
+      </w:tr>
+      <w:tr>
+        <w:trPr>
+          <w:cantSplit/>
+        </w:trPr>
+        <w:tc>
+          <w:tcPr>
+            <w:tcW w:type="dxa" w:w="1800"/>
+            <w:tcBorders>
+              <w:top w:val="single" w:color="B8C2D0" w:sz="4"/>
+              <w:left w:val="single" w:color="B8C2D0" w:sz="4"/>
+              <w:bottom w:val="single" w:color="B8C2D0" w:sz="4"/>
+              <w:right w:val="single" w:color="B8C2D0" w:sz="4"/>
+            </w:tcBorders>
+            <w:shd w:fill="FFFFFF" w:color="auto" w:val="clear"/>
+            <w:tcMar>
+              <w:top w:type="dxa" w:w="60"/>
+              <w:left w:type="dxa" w:w="100"/>
+              <w:bottom w:type="dxa" w:w="60"/>
+              <w:right w:type="dxa" w:w="100"/>
+            </w:tcMar>
+          </w:tcPr>
+          <w:p>
+            <w:r>
+              <w:rPr>
+                <w:sz w:val="19"/>
+                <w:szCs w:val="19"/>
+              </w:rPr>
+              <w:t xml:space="preserve">After</w:t>
+            </w:r>
+          </w:p>
+        </w:tc>
+        <w:tc>
+          <w:tcPr>
+            <w:tcW w:type="dxa" w:w="7226"/>
+            <w:tcBorders>
+              <w:top w:val="single" w:color="B8C2D0" w:sz="4"/>
+              <w:left w:val="single" w:color="B8C2D0" w:sz="4"/>
+              <w:bottom w:val="single" w:color="B8C2D0" w:sz="4"/>
+              <w:right w:val="single" w:color="B8C2D0" w:sz="4"/>
+            </w:tcBorders>
+            <w:shd w:fill="FFFFFF" w:color="auto" w:val="clear"/>
+            <w:tcMar>
+              <w:top w:type="dxa" w:w="60"/>
+              <w:left w:type="dxa" w:w="100"/>
+              <w:bottom w:type="dxa" w:w="60"/>
+              <w:right w:type="dxa" w:w="100"/>
+            </w:tcMar>
+          </w:tcPr>
+          <w:p>
+            <w:r>
+              <w:rPr>
+                <w:sz w:val="19"/>
+                <w:szCs w:val="19"/>
+              </w:rPr>
+              <w:t xml:space="preserve">The reporter can see the new status and the public notes on the timeline</w:t>
+            </w:r>
+          </w:p>
+        </w:tc>
+      </w:tr>
+    </w:tbl>
+    <w:p>
+      <w:pPr>
+        <w:spacing w:after="120"/>
+      </w:pPr>
+    </w:p>
+    <w:p>
+      <w:pPr>
+        <w:pStyle w:val="Heading3"/>
+      </w:pPr>
+      <w:r>
+        <w:t xml:space="preserve">Use case: Take a quiz</w:t>
+      </w:r>
+    </w:p>
+    <w:p>
+      <w:pPr>
+        <w:keepNext/>
+        <w:spacing w:after="60" w:before="120"/>
+      </w:pPr>
+      <w:r>
+        <w:rPr>
+          <w:b/>
+          <w:bCs/>
+          <w:color w:val="555555"/>
+          <w:sz w:val="19"/>
+          <w:szCs w:val="19"/>
+        </w:rPr>
+        <w:t xml:space="preserve">Table 3.8: Use case: Take a quiz</w:t>
+      </w:r>
+    </w:p>
+    <w:tbl>
+      <w:tblPr>
+        <w:tblW w:type="dxa" w:w="9026"/>
+        <w:tblBorders>
+          <w:top w:val="single" w:color="auto" w:sz="4"/>
+          <w:left w:val="single" w:color="auto" w:sz="4"/>
+          <w:bottom w:val="single" w:color="auto" w:sz="4"/>
+          <w:right w:val="single" w:color="auto" w:sz="4"/>
+          <w:insideH w:val="single" w:color="auto" w:sz="4"/>
+          <w:insideV w:val="single" w:color="auto" w:sz="4"/>
+        </w:tblBorders>
+      </w:tblPr>
+      <w:tblGrid>
+        <w:gridCol w:w="1800"/>
+        <w:gridCol w:w="7226"/>
+      </w:tblGrid>
+      <w:tr>
+        <w:trPr>
+          <w:tblHeader/>
+        </w:trPr>
+        <w:tc>
+          <w:tcPr>
+            <w:tcW w:type="dxa" w:w="1800"/>
+            <w:tcBorders>
+              <w:top w:val="single" w:color="B8C2D0" w:sz="4"/>
+              <w:left w:val="single" w:color="B8C2D0" w:sz="4"/>
+              <w:bottom w:val="single" w:color="B8C2D0" w:sz="4"/>
+              <w:right w:val="single" w:color="B8C2D0" w:sz="4"/>
+            </w:tcBorders>
+            <w:shd w:fill="1F3A5F" w:color="auto" w:val="clear"/>
+            <w:tcMar>
+              <w:top w:type="dxa" w:w="60"/>
+              <w:left w:type="dxa" w:w="100"/>
+              <w:bottom w:type="dxa" w:w="60"/>
+              <w:right w:type="dxa" w:w="100"/>
+            </w:tcMar>
+          </w:tcPr>
+          <w:p>
+            <w:r>
+              <w:rPr>
+                <w:b/>
+                <w:bCs/>
+                <w:color w:val="FFFFFF"/>
+                <w:sz w:val="19"/>
+                <w:szCs w:val="19"/>
+              </w:rPr>
+              <w:t xml:space="preserve">Item</w:t>
+            </w:r>
+          </w:p>
+        </w:tc>
+        <w:tc>
+          <w:tcPr>
+            <w:tcW w:type="dxa" w:w="7226"/>
+            <w:tcBorders>
+              <w:top w:val="single" w:color="B8C2D0" w:sz="4"/>
+              <w:left w:val="single" w:color="B8C2D0" w:sz="4"/>
+              <w:bottom w:val="single" w:color="B8C2D0" w:sz="4"/>
+              <w:right w:val="single" w:color="B8C2D0" w:sz="4"/>
+            </w:tcBorders>
+            <w:shd w:fill="1F3A5F" w:color="auto" w:val="clear"/>
+            <w:tcMar>
+              <w:top w:type="dxa" w:w="60"/>
+              <w:left w:type="dxa" w:w="100"/>
+              <w:bottom w:type="dxa" w:w="60"/>
+              <w:right w:type="dxa" w:w="100"/>
+            </w:tcMar>
+          </w:tcPr>
+          <w:p>
+            <w:r>
+              <w:rPr>
+                <w:b/>
+                <w:bCs/>
+                <w:color w:val="FFFFFF"/>
+                <w:sz w:val="19"/>
+                <w:szCs w:val="19"/>
+              </w:rPr>
+              <w:t xml:space="preserve">Description</w:t>
+            </w:r>
+          </w:p>
+        </w:tc>
+      </w:tr>
+      <w:tr>
+        <w:trPr>
+          <w:cantSplit/>
+        </w:trPr>
+        <w:tc>
+          <w:tcPr>
+            <w:tcW w:type="dxa" w:w="1800"/>
+            <w:tcBorders>
+              <w:top w:val="single" w:color="B8C2D0" w:sz="4"/>
+              <w:left w:val="single" w:color="B8C2D0" w:sz="4"/>
+              <w:bottom w:val="single" w:color="B8C2D0" w:sz="4"/>
+              <w:right w:val="single" w:color="B8C2D0" w:sz="4"/>
+            </w:tcBorders>
+            <w:shd w:fill="FFFFFF" w:color="auto" w:val="clear"/>
+            <w:tcMar>
+              <w:top w:type="dxa" w:w="60"/>
+              <w:left w:type="dxa" w:w="100"/>
+              <w:bottom w:type="dxa" w:w="60"/>
+              <w:right w:type="dxa" w:w="100"/>
+            </w:tcMar>
+          </w:tcPr>
+          <w:p>
+            <w:r>
+              <w:rPr>
+                <w:sz w:val="19"/>
+                <w:szCs w:val="19"/>
+              </w:rPr>
+              <w:t xml:space="preserve">Actor</w:t>
+            </w:r>
+          </w:p>
+        </w:tc>
+        <w:tc>
+          <w:tcPr>
+            <w:tcW w:type="dxa" w:w="7226"/>
+            <w:tcBorders>
+              <w:top w:val="single" w:color="B8C2D0" w:sz="4"/>
+              <w:left w:val="single" w:color="B8C2D0" w:sz="4"/>
+              <w:bottom w:val="single" w:color="B8C2D0" w:sz="4"/>
+              <w:right w:val="single" w:color="B8C2D0" w:sz="4"/>
+            </w:tcBorders>
+            <w:shd w:fill="FFFFFF" w:color="auto" w:val="clear"/>
+            <w:tcMar>
+              <w:top w:type="dxa" w:w="60"/>
+              <w:left w:type="dxa" w:w="100"/>
+              <w:bottom w:type="dxa" w:w="60"/>
+              <w:right w:type="dxa" w:w="100"/>
+            </w:tcMar>
+          </w:tcPr>
+          <w:p>
+            <w:r>
+              <w:rPr>
+                <w:sz w:val="19"/>
+                <w:szCs w:val="19"/>
+              </w:rPr>
+              <w:t xml:space="preserve">Normal user</w:t>
+            </w:r>
+          </w:p>
+        </w:tc>
+      </w:tr>
+      <w:tr>
+        <w:trPr>
+          <w:cantSplit/>
+        </w:trPr>
+        <w:tc>
+          <w:tcPr>
+            <w:tcW w:type="dxa" w:w="1800"/>
+            <w:tcBorders>
+              <w:top w:val="single" w:color="B8C2D0" w:sz="4"/>
+              <w:left w:val="single" w:color="B8C2D0" w:sz="4"/>
+              <w:bottom w:val="single" w:color="B8C2D0" w:sz="4"/>
+              <w:right w:val="single" w:color="B8C2D0" w:sz="4"/>
+            </w:tcBorders>
+            <w:shd w:fill="FFFFFF" w:color="auto" w:val="clear"/>
+            <w:tcMar>
+              <w:top w:type="dxa" w:w="60"/>
+              <w:left w:type="dxa" w:w="100"/>
+              <w:bottom w:type="dxa" w:w="60"/>
+              <w:right w:type="dxa" w:w="100"/>
+            </w:tcMar>
+          </w:tcPr>
+          <w:p>
+            <w:r>
+              <w:rPr>
+                <w:sz w:val="19"/>
+                <w:szCs w:val="19"/>
+              </w:rPr>
+              <w:t xml:space="preserve">Before</w:t>
+            </w:r>
+          </w:p>
+        </w:tc>
+        <w:tc>
+          <w:tcPr>
+            <w:tcW w:type="dxa" w:w="7226"/>
+            <w:tcBorders>
+              <w:top w:val="single" w:color="B8C2D0" w:sz="4"/>
+              <w:left w:val="single" w:color="B8C2D0" w:sz="4"/>
+              <w:bottom w:val="single" w:color="B8C2D0" w:sz="4"/>
+              <w:right w:val="single" w:color="B8C2D0" w:sz="4"/>
+            </w:tcBorders>
+            <w:shd w:fill="FFFFFF" w:color="auto" w:val="clear"/>
+            <w:tcMar>
+              <w:top w:type="dxa" w:w="60"/>
+              <w:left w:type="dxa" w:w="100"/>
+              <w:bottom w:type="dxa" w:w="60"/>
+              <w:right w:type="dxa" w:w="100"/>
+            </w:tcMar>
+          </w:tcPr>
+          <w:p>
+            <w:r>
+              <w:rPr>
+                <w:sz w:val="19"/>
+                <w:szCs w:val="19"/>
+              </w:rPr>
+              <w:t xml:space="preserve">The user is signed in and has attempts left</w:t>
+            </w:r>
+          </w:p>
+        </w:tc>
+      </w:tr>
+      <w:tr>
+        <w:trPr>
+          <w:cantSplit/>
+        </w:trPr>
+        <w:tc>
+          <w:tcPr>
+            <w:tcW w:type="dxa" w:w="1800"/>
+            <w:tcBorders>
+              <w:top w:val="single" w:color="B8C2D0" w:sz="4"/>
+              <w:left w:val="single" w:color="B8C2D0" w:sz="4"/>
+              <w:bottom w:val="single" w:color="B8C2D0" w:sz="4"/>
+              <w:right w:val="single" w:color="B8C2D0" w:sz="4"/>
+            </w:tcBorders>
+            <w:shd w:fill="FFFFFF" w:color="auto" w:val="clear"/>
+            <w:tcMar>
+              <w:top w:type="dxa" w:w="60"/>
+              <w:left w:type="dxa" w:w="100"/>
+              <w:bottom w:type="dxa" w:w="60"/>
+              <w:right w:type="dxa" w:w="100"/>
+            </w:tcMar>
+          </w:tcPr>
+          <w:p>
+            <w:r>
+              <w:rPr>
+                <w:sz w:val="19"/>
+                <w:szCs w:val="19"/>
+              </w:rPr>
+              <w:t xml:space="preserve">Main steps</w:t>
+            </w:r>
+          </w:p>
+        </w:tc>
+        <w:tc>
+          <w:tcPr>
+            <w:tcW w:type="dxa" w:w="7226"/>
+            <w:tcBorders>
+              <w:top w:val="single" w:color="B8C2D0" w:sz="4"/>
+              <w:left w:val="single" w:color="B8C2D0" w:sz="4"/>
+              <w:bottom w:val="single" w:color="B8C2D0" w:sz="4"/>
+              <w:right w:val="single" w:color="B8C2D0" w:sz="4"/>
+            </w:tcBorders>
+            <w:shd w:fill="FFFFFF" w:color="auto" w:val="clear"/>
+            <w:tcMar>
+              <w:top w:type="dxa" w:w="60"/>
+              <w:left w:type="dxa" w:w="100"/>
+              <w:bottom w:type="dxa" w:w="60"/>
+              <w:right w:type="dxa" w:w="100"/>
+            </w:tcMar>
+          </w:tcPr>
+          <w:p>
+            <w:r>
+              <w:rPr>
+                <w:sz w:val="19"/>
+                <w:szCs w:val="19"/>
+              </w:rPr>
+              <w:t xml:space="preserve">1. The user chooses a quiz. 2. The system starts an attempt and the timer. 3. The user answers the questions and submits. 4. The system marks the answers, saves the attempt and finds weak topics. 5. The user sees the score, pass or fail, the correct answers with reasons, and lesson tips.</w:t>
+            </w:r>
+          </w:p>
+        </w:tc>
+      </w:tr>
+      <w:tr>
+        <w:trPr>
+          <w:cantSplit/>
+        </w:trPr>
+        <w:tc>
+          <w:tcPr>
+            <w:tcW w:type="dxa" w:w="1800"/>
+            <w:tcBorders>
+              <w:top w:val="single" w:color="B8C2D0" w:sz="4"/>
+              <w:left w:val="single" w:color="B8C2D0" w:sz="4"/>
+              <w:bottom w:val="single" w:color="B8C2D0" w:sz="4"/>
+              <w:right w:val="single" w:color="B8C2D0" w:sz="4"/>
+            </w:tcBorders>
+            <w:shd w:fill="FFFFFF" w:color="auto" w:val="clear"/>
+            <w:tcMar>
+              <w:top w:type="dxa" w:w="60"/>
+              <w:left w:type="dxa" w:w="100"/>
+              <w:bottom w:type="dxa" w:w="60"/>
+              <w:right w:type="dxa" w:w="100"/>
+            </w:tcMar>
+          </w:tcPr>
+          <w:p>
+            <w:r>
+              <w:rPr>
+                <w:sz w:val="19"/>
+                <w:szCs w:val="19"/>
+              </w:rPr>
+              <w:t xml:space="preserve">Other paths</w:t>
+            </w:r>
+          </w:p>
+        </w:tc>
+        <w:tc>
+          <w:tcPr>
+            <w:tcW w:type="dxa" w:w="7226"/>
+            <w:tcBorders>
+              <w:top w:val="single" w:color="B8C2D0" w:sz="4"/>
+              <w:left w:val="single" w:color="B8C2D0" w:sz="4"/>
+              <w:bottom w:val="single" w:color="B8C2D0" w:sz="4"/>
+              <w:right w:val="single" w:color="B8C2D0" w:sz="4"/>
+            </w:tcBorders>
+            <w:shd w:fill="FFFFFF" w:color="auto" w:val="clear"/>
+            <w:tcMar>
+              <w:top w:type="dxa" w:w="60"/>
+              <w:left w:type="dxa" w:w="100"/>
+              <w:bottom w:type="dxa" w:w="60"/>
+              <w:right w:type="dxa" w:w="100"/>
+            </w:tcMar>
+          </w:tcPr>
+          <w:p>
+            <w:r>
+              <w:rPr>
+                <w:sz w:val="19"/>
+                <w:szCs w:val="19"/>
+              </w:rPr>
+              <w:t xml:space="preserve">No attempts left: the system refuses to start. Time ends: the answers given so far are submitted.</w:t>
+            </w:r>
+          </w:p>
+        </w:tc>
+      </w:tr>
+      <w:tr>
+        <w:trPr>
+          <w:cantSplit/>
+        </w:trPr>
+        <w:tc>
+          <w:tcPr>
+            <w:tcW w:type="dxa" w:w="1800"/>
+            <w:tcBorders>
+              <w:top w:val="single" w:color="B8C2D0" w:sz="4"/>
+              <w:left w:val="single" w:color="B8C2D0" w:sz="4"/>
+              <w:bottom w:val="single" w:color="B8C2D0" w:sz="4"/>
+              <w:right w:val="single" w:color="B8C2D0" w:sz="4"/>
+            </w:tcBorders>
+            <w:shd w:fill="FFFFFF" w:color="auto" w:val="clear"/>
+            <w:tcMar>
+              <w:top w:type="dxa" w:w="60"/>
+              <w:left w:type="dxa" w:w="100"/>
+              <w:bottom w:type="dxa" w:w="60"/>
+              <w:right w:type="dxa" w:w="100"/>
+            </w:tcMar>
+          </w:tcPr>
+          <w:p>
+            <w:r>
+              <w:rPr>
+                <w:sz w:val="19"/>
+                <w:szCs w:val="19"/>
+              </w:rPr>
+              <w:t xml:space="preserve">After</w:t>
+            </w:r>
+          </w:p>
+        </w:tc>
+        <w:tc>
+          <w:tcPr>
+            <w:tcW w:type="dxa" w:w="7226"/>
+            <w:tcBorders>
+              <w:top w:val="single" w:color="B8C2D0" w:sz="4"/>
+              <w:left w:val="single" w:color="B8C2D0" w:sz="4"/>
+              <w:bottom w:val="single" w:color="B8C2D0" w:sz="4"/>
+              <w:right w:val="single" w:color="B8C2D0" w:sz="4"/>
+            </w:tcBorders>
+            <w:shd w:fill="FFFFFF" w:color="auto" w:val="clear"/>
+            <w:tcMar>
+              <w:top w:type="dxa" w:w="60"/>
+              <w:left w:type="dxa" w:w="100"/>
+              <w:bottom w:type="dxa" w:w="60"/>
+              <w:right w:type="dxa" w:w="100"/>
+            </w:tcMar>
+          </w:tcPr>
+          <w:p>
+            <w:r>
+              <w:rPr>
+                <w:sz w:val="19"/>
+                <w:szCs w:val="19"/>
+              </w:rPr>
+              <w:t xml:space="preserve">The result is kept in the user's attempt history</w:t>
+            </w:r>
+          </w:p>
+        </w:tc>
+      </w:tr>
+    </w:tbl>
+    <w:p>
+      <w:pPr>
+        <w:spacing w:after="120"/>
+      </w:pPr>
+    </w:p>
+    <w:p>
+      <w:pPr>
         <w:pStyle w:val="Heading2"/>
       </w:pPr>
       <w:r>
         <w:t xml:space="preserve">3.3.3 Functional requirements</w:t>
+      </w:r>
+    </w:p>
+    <w:p>
+      <w:pPr>
+        <w:keepNext/>
+        <w:spacing w:after="60" w:before="120"/>
+      </w:pPr>
+      <w:r>
+        <w:rPr>
+          <w:b/>
+          <w:bCs/>
+          <w:color w:val="555555"/>
+          <w:sz w:val="19"/>
+          <w:szCs w:val="19"/>
+        </w:rPr>
+        <w:t xml:space="preserve">Table 3.9: Functional requirements</w:t>
       </w:r>
     </w:p>
     <w:tbl>
@@ -3410,7 +4917,7 @@
                 <w:sz w:val="19"/>
                 <w:szCs w:val="19"/>
               </w:rPr>
-              <w:t xml:space="preserve">The system shall let a visitor register an account with e-mail, name and a password that passes strength rules; new accounts receive the normal-user role.</w:t>
+              <w:t xml:space="preserve">The system shall let a visitor register with an e-mail, a name and a strong password. New accounts get the normal-user role.</w:t>
             </w:r>
           </w:p>
         </w:tc>
@@ -3496,7 +5003,7 @@
                 <w:sz w:val="19"/>
                 <w:szCs w:val="19"/>
               </w:rPr>
-              <w:t xml:space="preserve">The system shall authenticate users with e-mail and password and issue an access token and a rotating refresh token.</w:t>
+              <w:t xml:space="preserve">The system shall check e-mail and password and give an access token and a refresh token.</w:t>
             </w:r>
           </w:p>
         </w:tc>
@@ -3582,7 +5089,7 @@
                 <w:sz w:val="19"/>
                 <w:szCs w:val="19"/>
               </w:rPr>
-              <w:t xml:space="preserve">The system shall record failed login attempts and refuse login for deactivated accounts.</w:t>
+              <w:t xml:space="preserve">The system shall count failed logins and refuse login for deactivated accounts.</w:t>
             </w:r>
           </w:p>
         </w:tc>
@@ -3668,7 +5175,7 @@
                 <w:sz w:val="19"/>
                 <w:szCs w:val="19"/>
               </w:rPr>
-              <w:t xml:space="preserve">The system shall allow password reset by token and e-mail verification by token.</w:t>
+              <w:t xml:space="preserve">The system shall allow password reset and e-mail verification by token.</w:t>
             </w:r>
           </w:p>
         </w:tc>
@@ -3754,7 +5261,7 @@
                 <w:sz w:val="19"/>
                 <w:szCs w:val="19"/>
               </w:rPr>
-              <w:t xml:space="preserve">The system shall allow users to log out, which revokes the session and blacklists the refresh token.</w:t>
+              <w:t xml:space="preserve">The system shall let users log out. Logging out ends the session and blocks the refresh token.</w:t>
             </w:r>
           </w:p>
         </w:tc>
@@ -3840,7 +5347,7 @@
                 <w:sz w:val="19"/>
                 <w:szCs w:val="19"/>
               </w:rPr>
-              <w:t xml:space="preserve">The system shall restrict every function according to the three roles.</w:t>
+              <w:t xml:space="preserve">The system shall limit every function by role (normal user, officer, administrator).</w:t>
             </w:r>
           </w:p>
         </w:tc>
@@ -3926,7 +5433,7 @@
                 <w:sz w:val="19"/>
                 <w:szCs w:val="19"/>
               </w:rPr>
-              <w:t xml:space="preserve">The system shall display published lessons by category with search, difficulty and tag filters.</w:t>
+              <w:t xml:space="preserve">The system shall show published lessons by category, with search, difficulty and tag filters.</w:t>
             </w:r>
           </w:p>
         </w:tc>
@@ -4012,7 +5519,7 @@
                 <w:sz w:val="19"/>
                 <w:szCs w:val="19"/>
               </w:rPr>
-              <w:t xml:space="preserve">The system shall record lesson progress, completion and bookmarks per user and recommend lessons by role.</w:t>
+              <w:t xml:space="preserve">The system shall save lesson progress, completion and bookmarks for each user and suggest lessons by role.</w:t>
             </w:r>
           </w:p>
         </w:tc>
@@ -4184,7 +5691,7 @@
                 <w:sz w:val="19"/>
                 <w:szCs w:val="19"/>
               </w:rPr>
-              <w:t xml:space="preserve">The system shall run timed quizzes, enforce attempt limits, grade automatically and store each attempt.</w:t>
+              <w:t xml:space="preserve">The system shall run timed quizzes, enforce attempt limits, mark automatically and save each attempt.</w:t>
             </w:r>
           </w:p>
         </w:tc>
@@ -4270,7 +5777,7 @@
                 <w:sz w:val="19"/>
                 <w:szCs w:val="19"/>
               </w:rPr>
-              <w:t xml:space="preserve">The system shall show correct answers, explanations, pass/fail, weak competencies and lesson recommendations after grading.</w:t>
+              <w:t xml:space="preserve">The system shall show correct answers, reasons, pass or fail, weak topics and lesson tips after marking.</w:t>
             </w:r>
           </w:p>
         </w:tc>
@@ -4356,7 +5863,7 @@
                 <w:sz w:val="19"/>
                 <w:szCs w:val="19"/>
               </w:rPr>
-              <w:t xml:space="preserve">The system shall let administrators author quizzes and configure pass score, time limit, attempts and question randomisation.</w:t>
+              <w:t xml:space="preserve">The system shall let administrators write quizzes and set pass score, time limit, attempts and question order.</w:t>
             </w:r>
           </w:p>
         </w:tc>
@@ -4442,7 +5949,7 @@
                 <w:sz w:val="19"/>
                 <w:szCs w:val="19"/>
               </w:rPr>
-              <w:t xml:space="preserve">The system shall present phishing scenarios, let the user inspect URLs and select red flags, classify, and return a score and feedback.</w:t>
+              <w:t xml:space="preserve">The system shall show phishing scenarios, let the user check links and choose red flags, classify the message, and return a score and feedback.</w:t>
             </w:r>
           </w:p>
         </w:tc>
@@ -4528,7 +6035,7 @@
                 <w:sz w:val="19"/>
                 <w:szCs w:val="19"/>
               </w:rPr>
-              <w:t xml:space="preserve">The system shall let administrators author phishing simulations.</w:t>
+              <w:t xml:space="preserve">The system shall let administrators write phishing simulations.</w:t>
             </w:r>
           </w:p>
         </w:tc>
@@ -4614,7 +6121,7 @@
                 <w:sz w:val="19"/>
                 <w:szCs w:val="19"/>
               </w:rPr>
-              <w:t xml:space="preserve">The system shall let users submit an incident (or save a draft) with category, severity, description, affected system, time and evidence files.</w:t>
+              <w:t xml:space="preserve">The system shall let users submit an incident, or save a draft, with category, severity, description, affected system, time and evidence files.</w:t>
             </w:r>
           </w:p>
         </w:tc>
@@ -4700,7 +6207,7 @@
                 <w:sz w:val="19"/>
                 <w:szCs w:val="19"/>
               </w:rPr>
-              <w:t xml:space="preserve">The system shall generate a unique reference number and a priority score for each incident.</w:t>
+              <w:t xml:space="preserve">The system shall give each incident a unique reference number and a priority score.</w:t>
             </w:r>
           </w:p>
         </w:tc>
@@ -4786,7 +6293,7 @@
                 <w:sz w:val="19"/>
                 <w:szCs w:val="19"/>
               </w:rPr>
-              <w:t xml:space="preserve">The system shall reject evidence files whose type is not allowed or whose size exceeds 10 MB.</w:t>
+              <w:t xml:space="preserve">The system shall refuse evidence files of a wrong type or larger than 10 MB.</w:t>
             </w:r>
           </w:p>
         </w:tc>
@@ -4872,7 +6379,7 @@
                 <w:sz w:val="19"/>
                 <w:szCs w:val="19"/>
               </w:rPr>
-              <w:t xml:space="preserve">The system shall let officers view the queue grouped by status, assign incidents, change status and add timeline updates.</w:t>
+              <w:t xml:space="preserve">The system shall let officers see the queue by status, assign incidents, change status and add timeline notes.</w:t>
             </w:r>
           </w:p>
         </w:tc>
@@ -4958,7 +6465,7 @@
                 <w:sz w:val="19"/>
                 <w:szCs w:val="19"/>
               </w:rPr>
-              <w:t xml:space="preserve">The system shall let reporters see only their own incidents and their timelines.</w:t>
+              <w:t xml:space="preserve">The system shall let reporters see only their own incidents and timelines.</w:t>
             </w:r>
           </w:p>
         </w:tc>
@@ -5044,7 +6551,7 @@
                 <w:sz w:val="19"/>
                 <w:szCs w:val="19"/>
               </w:rPr>
-              <w:t xml:space="preserve">The system shall let officers and administrators publish alerts to an audience; each eligible user shall receive a notification and be able to mark it read.</w:t>
+              <w:t xml:space="preserve">The system shall let administrators publish alerts to an audience. Each eligible user gets a notification and can mark it as read.</w:t>
             </w:r>
           </w:p>
         </w:tc>
@@ -5130,7 +6637,7 @@
                 <w:sz w:val="19"/>
                 <w:szCs w:val="19"/>
               </w:rPr>
-              <w:t xml:space="preserve">The system shall show a personal dashboard and, for officers/administrators, organisation analytics and charts.</w:t>
+              <w:t xml:space="preserve">The system shall show a personal dashboard, and for officers and administrators, organisation analytics and charts.</w:t>
             </w:r>
           </w:p>
         </w:tc>
@@ -5216,7 +6723,7 @@
                 <w:sz w:val="19"/>
                 <w:szCs w:val="19"/>
               </w:rPr>
-              <w:t xml:space="preserve">The system shall log every data-changing request and let authorised users search and export the log as CSV.</w:t>
+              <w:t xml:space="preserve">The system shall log every data-changing request and let officers and administrators search and export the log as CSV.</w:t>
             </w:r>
           </w:p>
         </w:tc>
@@ -5302,7 +6809,7 @@
                 <w:sz w:val="19"/>
                 <w:szCs w:val="19"/>
               </w:rPr>
-              <w:t xml:space="preserve">The system shall provide a mobile application with login, dashboard, learning, quizzes, phishing practice, incident reporting and alerts.</w:t>
+              <w:t xml:space="preserve">The system shall provide a mobile app for login, dashboard, learning, quizzes, phishing practice, incident reporting and alerts.</w:t>
             </w:r>
           </w:p>
         </w:tc>
@@ -5346,6 +6853,22 @@
       </w:pPr>
       <w:r>
         <w:t xml:space="preserve">3.3.4 Non-functional requirements</w:t>
+      </w:r>
+    </w:p>
+    <w:p>
+      <w:pPr>
+        <w:keepNext/>
+        <w:spacing w:after="60" w:before="120"/>
+      </w:pPr>
+      <w:r>
+        <w:rPr>
+          <w:b/>
+          <w:bCs/>
+          <w:color w:val="555555"/>
+          <w:sz w:val="19"/>
+          <w:szCs w:val="19"/>
+        </w:rPr>
+        <w:t xml:space="preserve">Table 3.10: Non-functional requirements</w:t>
       </w:r>
     </w:p>
     <w:tbl>
@@ -5425,7 +6948,7 @@
                 <w:sz w:val="19"/>
                 <w:szCs w:val="19"/>
               </w:rPr>
-              <w:t xml:space="preserve">Category</w:t>
+              <w:t xml:space="preserve">Type</w:t>
             </w:r>
           </w:p>
         </w:tc>
@@ -5541,7 +7064,7 @@
                 <w:sz w:val="19"/>
                 <w:szCs w:val="19"/>
               </w:rPr>
-              <w:t xml:space="preserve">Passwords stored hashed; all API calls (except registration, login, reset) require a valid token; tokens expire (access 20 min, refresh 7 days); request throttling (anonymous 60/min, users 600/min, authentication 10/min).</w:t>
+              <w:t xml:space="preserve">Passwords are stored as hashes. All API calls except registration, login and reset need a valid token. Tokens expire (access 20 minutes, refresh 7 days). Requests are limited (anonymous 60 a minute, users 600 a minute, login and reset 10 a minute).</w:t>
             </w:r>
           </w:p>
         </w:tc>
@@ -5627,7 +7150,7 @@
                 <w:sz w:val="19"/>
                 <w:szCs w:val="19"/>
               </w:rPr>
-              <w:t xml:space="preserve">Typical API responses under 2 seconds on a 4 GB server for 50 concurrent users; list endpoints paginated (20 per page).</w:t>
+              <w:t xml:space="preserve">Normal API replies come in under 2 seconds on a 4 GB server with 50 users. Lists are paged (20 items a page).</w:t>
             </w:r>
           </w:p>
         </w:tc>
@@ -5713,7 +7236,7 @@
                 <w:sz w:val="19"/>
                 <w:szCs w:val="19"/>
               </w:rPr>
-              <w:t xml:space="preserve">Consistent navigation grouped as Learn / Respond / Administer; clear error messages; responsive layout for phone and desktop.</w:t>
+              <w:t xml:space="preserve">Menus are grouped as Learn, Respond and Administer. Error messages are clear. Pages work on phones and computers.</w:t>
             </w:r>
           </w:p>
         </w:tc>
@@ -5799,7 +7322,7 @@
                 <w:sz w:val="19"/>
                 <w:szCs w:val="19"/>
               </w:rPr>
-              <w:t xml:space="preserve">Input validated on the server; failures return a standard JSON error; no unhandled crashes for invalid input.</w:t>
+              <w:t xml:space="preserve">The server checks all input. Errors return one standard JSON format. Wrong input must not crash the system.</w:t>
             </w:r>
           </w:p>
         </w:tc>
@@ -5885,7 +7408,7 @@
                 <w:sz w:val="19"/>
                 <w:szCs w:val="19"/>
               </w:rPr>
-              <w:t xml:space="preserve">Modular Django apps per domain; automated tests; API documented with OpenAPI.</w:t>
+              <w:t xml:space="preserve">One Django app for each area. Automatic tests. API documented with OpenAPI.</w:t>
             </w:r>
           </w:p>
         </w:tc>
@@ -5971,7 +7494,7 @@
                 <w:sz w:val="19"/>
                 <w:szCs w:val="19"/>
               </w:rPr>
-              <w:t xml:space="preserve">Runs on Windows, Linux and macOS; database selectable by configuration (SQLite or MySQL).</w:t>
+              <w:t xml:space="preserve">Runs on Windows, Linux and macOS. The database can be changed by a setting (SQLite or MySQL).</w:t>
             </w:r>
           </w:p>
         </w:tc>
@@ -6030,7 +7553,7 @@
                 <w:sz w:val="19"/>
                 <w:szCs w:val="19"/>
               </w:rPr>
-              <w:t xml:space="preserve">Auditability</w:t>
+              <w:t xml:space="preserve">Audit</w:t>
             </w:r>
           </w:p>
         </w:tc>
@@ -6057,7 +7580,7 @@
                 <w:sz w:val="19"/>
                 <w:szCs w:val="19"/>
               </w:rPr>
-              <w:t xml:space="preserve">Audit records are immutable through the application.</w:t>
+              <w:t xml:space="preserve">Audit records cannot be changed through the application.</w:t>
             </w:r>
           </w:p>
         </w:tc>
@@ -6143,7 +7666,7 @@
                 <w:sz w:val="19"/>
                 <w:szCs w:val="19"/>
               </w:rPr>
-              <w:t xml:space="preserve">Current versions of Chrome, Edge, Firefox; Android phones for the mobile app.</w:t>
+              <w:t xml:space="preserve">Current Chrome, Edge and Firefox; Android phones for the mobile app.</w:t>
             </w:r>
           </w:p>
         </w:tc>
@@ -6159,7 +7682,23 @@
         <w:pStyle w:val="Heading2"/>
       </w:pPr>
       <w:r>
-        <w:t xml:space="preserve">3.3.5 Data dictionary (principal items)</w:t>
+        <w:t xml:space="preserve">3.3.5 Data dictionary (main items)</w:t>
+      </w:r>
+    </w:p>
+    <w:p>
+      <w:pPr>
+        <w:keepNext/>
+        <w:spacing w:after="60" w:before="120"/>
+      </w:pPr>
+      <w:r>
+        <w:rPr>
+          <w:b/>
+          <w:bCs/>
+          <w:color w:val="555555"/>
+          <w:sz w:val="19"/>
+          <w:szCs w:val="19"/>
+        </w:rPr>
+        <w:t xml:space="preserve">Table 3.11: Data dictionary</w:t>
       </w:r>
     </w:p>
     <w:tbl>
@@ -6209,7 +7748,7 @@
                 <w:sz w:val="19"/>
                 <w:szCs w:val="19"/>
               </w:rPr>
-              <w:t xml:space="preserve">Data element</w:t>
+              <w:t xml:space="preserve">Data item</w:t>
             </w:r>
           </w:p>
         </w:tc>
@@ -6239,7 +7778,7 @@
                 <w:sz w:val="19"/>
                 <w:szCs w:val="19"/>
               </w:rPr>
-              <w:t xml:space="preserve">Type / size</w:t>
+              <w:t xml:space="preserve">Type and size</w:t>
             </w:r>
           </w:p>
         </w:tc>
@@ -6328,7 +7867,7 @@
                 <w:sz w:val="19"/>
                 <w:szCs w:val="19"/>
               </w:rPr>
-              <w:t xml:space="preserve">Text, max 254</w:t>
+              <w:t xml:space="preserve">Text, up to 254</w:t>
             </w:r>
           </w:p>
         </w:tc>
@@ -6355,7 +7894,7 @@
                 <w:sz w:val="19"/>
                 <w:szCs w:val="19"/>
               </w:rPr>
-              <w:t xml:space="preserve">Unique, valid format; used to log in</w:t>
+              <w:t xml:space="preserve">Unique and valid; used to log in</w:t>
             </w:r>
           </w:p>
         </w:tc>
@@ -6414,7 +7953,7 @@
                 <w:sz w:val="19"/>
                 <w:szCs w:val="19"/>
               </w:rPr>
-              <w:t xml:space="preserve">Text, max 40</w:t>
+              <w:t xml:space="preserve">Text, up to 40</w:t>
             </w:r>
           </w:p>
         </w:tc>
@@ -6441,7 +7980,7 @@
                 <w:sz w:val="19"/>
                 <w:szCs w:val="19"/>
               </w:rPr>
-              <w:t xml:space="preserve">One of normal_user, cybersecurity_officer, system_admin</w:t>
+              <w:t xml:space="preserve">normal_user, cybersecurity_officer or system_admin</w:t>
             </w:r>
           </w:p>
         </w:tc>
@@ -6500,7 +8039,7 @@
                 <w:sz w:val="19"/>
                 <w:szCs w:val="19"/>
               </w:rPr>
-              <w:t xml:space="preserve">Integer ≥ 0</w:t>
+              <w:t xml:space="preserve">Whole number</w:t>
             </w:r>
           </w:p>
         </w:tc>
@@ -6527,7 +8066,7 @@
                 <w:sz w:val="19"/>
                 <w:szCs w:val="19"/>
               </w:rPr>
-              <w:t xml:space="preserve">Starts at 72; updated from activity</w:t>
+              <w:t xml:space="preserve">Starts at 72; changes with activity</w:t>
             </w:r>
           </w:p>
         </w:tc>
@@ -6613,7 +8152,7 @@
                 <w:sz w:val="19"/>
                 <w:szCs w:val="19"/>
               </w:rPr>
-              <w:t xml:space="preserve">Beginner, intermediate or advanced</w:t>
+              <w:t xml:space="preserve">beginner, intermediate or advanced</w:t>
             </w:r>
           </w:p>
         </w:tc>
@@ -6672,7 +8211,7 @@
                 <w:sz w:val="19"/>
                 <w:szCs w:val="19"/>
               </w:rPr>
-              <w:t xml:space="preserve">Integer 0–100</w:t>
+              <w:t xml:space="preserve">Whole number 0 to 100</w:t>
             </w:r>
           </w:p>
         </w:tc>
@@ -6758,7 +8297,7 @@
                 <w:sz w:val="19"/>
                 <w:szCs w:val="19"/>
               </w:rPr>
-              <w:t xml:space="preserve">Integer ≥ 0</w:t>
+              <w:t xml:space="preserve">Whole number</w:t>
             </w:r>
           </w:p>
         </w:tc>
@@ -6785,7 +8324,7 @@
                 <w:sz w:val="19"/>
                 <w:szCs w:val="19"/>
               </w:rPr>
-              <w:t xml:space="preserve">0 means unlimited</w:t>
+              <w:t xml:space="preserve">0 means no limit</w:t>
             </w:r>
           </w:p>
         </w:tc>
@@ -6844,7 +8383,7 @@
                 <w:sz w:val="19"/>
                 <w:szCs w:val="19"/>
               </w:rPr>
-              <w:t xml:space="preserve">Text, max 32</w:t>
+              <w:t xml:space="preserve">Text, up to 32</w:t>
             </w:r>
           </w:p>
         </w:tc>
@@ -6871,7 +8410,7 @@
                 <w:sz w:val="19"/>
                 <w:szCs w:val="19"/>
               </w:rPr>
-              <w:t xml:space="preserve">Format INC-YYYYMMDD-XXXXXX; unique, generated once</w:t>
+              <w:t xml:space="preserve">Format INC-YYYYMMDD-XXXXXX; unique; made once</w:t>
             </w:r>
           </w:p>
         </w:tc>
@@ -7102,7 +8641,7 @@
                 <w:sz w:val="19"/>
                 <w:szCs w:val="19"/>
               </w:rPr>
-              <w:t xml:space="preserve">Integer 0–100</w:t>
+              <w:t xml:space="preserve">Whole number 0 to 100</w:t>
             </w:r>
           </w:p>
         </w:tc>
@@ -7129,7 +8668,7 @@
                 <w:sz w:val="19"/>
                 <w:szCs w:val="19"/>
               </w:rPr>
-              <w:t xml:space="preserve">Severity weight (25/50/75/95) plus status weight (+5/+10/+15/−20/−30), limited to 0–100</w:t>
+              <w:t xml:space="preserve">Severity weight (25, 50, 75, 95) plus status weight (+5, +10, +15, −20, −30), kept between 0 and 100</w:t>
             </w:r>
           </w:p>
         </w:tc>
@@ -7188,7 +8727,7 @@
                 <w:sz w:val="19"/>
                 <w:szCs w:val="19"/>
               </w:rPr>
-              <w:t xml:space="preserve">File ≤ 10 MB</w:t>
+              <w:t xml:space="preserve">File, up to 10 MB</w:t>
             </w:r>
           </w:p>
         </w:tc>
@@ -7215,7 +8754,7 @@
                 <w:sz w:val="19"/>
                 <w:szCs w:val="19"/>
               </w:rPr>
-              <w:t xml:space="preserve">png, jpg, jpeg, pdf, txt, log, eml, msg only</w:t>
+              <w:t xml:space="preserve">png, jpg, jpeg, pdf, txt, log, eml or msg only</w:t>
             </w:r>
           </w:p>
         </w:tc>
@@ -7274,7 +8813,7 @@
                 <w:sz w:val="19"/>
                 <w:szCs w:val="19"/>
               </w:rPr>
-              <w:t xml:space="preserve">Integer 0–100</w:t>
+              <w:t xml:space="preserve">Whole number 0 to 100</w:t>
             </w:r>
           </w:p>
         </w:tc>
@@ -7301,7 +8840,7 @@
                 <w:sz w:val="19"/>
                 <w:szCs w:val="19"/>
               </w:rPr>
-              <w:t xml:space="preserve">Classification points plus red-flag points, capped at 100</w:t>
+              <w:t xml:space="preserve">Points for the right classification plus points for red flags, never above 100</w:t>
             </w:r>
           </w:p>
         </w:tc>
@@ -7317,7 +8856,7 @@
         <w:pStyle w:val="Heading2"/>
       </w:pPr>
       <w:r>
-        <w:t xml:space="preserve">3.3.6 Decision table: incident status change</w:t>
+        <w:t xml:space="preserve">3.3.6 Decision table: change the status of an incident</w:t>
       </w:r>
     </w:p>
     <w:p>
@@ -7325,7 +8864,23 @@
         <w:spacing w:after="120" w:line="300"/>
       </w:pPr>
       <w:r>
-        <w:t xml:space="preserve">A decision table captures the rules that decide whether a status change request is accepted.</w:t>
+        <w:t xml:space="preserve">The decision table shows the rules that decide whether a status change is accepted. Y means yes, N means no and a dash means the condition does not matter.</w:t>
+      </w:r>
+    </w:p>
+    <w:p>
+      <w:pPr>
+        <w:keepNext/>
+        <w:spacing w:after="60" w:before="120"/>
+      </w:pPr>
+      <w:r>
+        <w:rPr>
+          <w:b/>
+          <w:bCs/>
+          <w:color w:val="555555"/>
+          <w:sz w:val="19"/>
+          <w:szCs w:val="19"/>
+        </w:rPr>
+        <w:t xml:space="preserve">Table 3.12: Decision table for a status change</w:t>
       </w:r>
     </w:p>
     <w:tbl>
@@ -7377,7 +8932,7 @@
                 <w:sz w:val="19"/>
                 <w:szCs w:val="19"/>
               </w:rPr>
-              <w:t xml:space="preserve">Condition / action</w:t>
+              <w:t xml:space="preserve">Condition or action</w:t>
             </w:r>
           </w:p>
         </w:tc>
@@ -7529,7 +9084,7 @@
                 <w:sz w:val="19"/>
                 <w:szCs w:val="19"/>
               </w:rPr>
-              <w:t xml:space="preserve">User is authenticated</w:t>
+              <w:t xml:space="preserve">User is signed in</w:t>
             </w:r>
           </w:p>
         </w:tc>
@@ -7669,7 +9224,7 @@
                 <w:sz w:val="19"/>
                 <w:szCs w:val="19"/>
               </w:rPr>
-              <w:t xml:space="preserve">User role is officer or administrator</w:t>
+              <w:t xml:space="preserve">User is an officer or administrator</w:t>
             </w:r>
           </w:p>
         </w:tc>
@@ -7809,7 +9364,7 @@
                 <w:sz w:val="19"/>
                 <w:szCs w:val="19"/>
               </w:rPr>
-              <w:t xml:space="preserve">Incident exists and is not a draft</w:t>
+              <w:t xml:space="preserve">Incident exists</w:t>
             </w:r>
           </w:p>
         </w:tc>
@@ -7949,7 +9504,7 @@
                 <w:sz w:val="19"/>
                 <w:szCs w:val="19"/>
               </w:rPr>
-              <w:t xml:space="preserve">Requested status is valid</w:t>
+              <w:t xml:space="preserve">New status is valid</w:t>
             </w:r>
           </w:p>
         </w:tc>
@@ -8091,7 +9646,7 @@
                 <w:sz w:val="19"/>
                 <w:szCs w:val="19"/>
               </w:rPr>
-              <w:t xml:space="preserve">Action: apply change, add timeline entry, write audit log</w:t>
+              <w:t xml:space="preserve">Action: save change, add timeline entry, write audit log</w:t>
             </w:r>
           </w:p>
         </w:tc>
@@ -8211,7 +9766,7 @@
                 <w:sz w:val="19"/>
                 <w:szCs w:val="19"/>
               </w:rPr>
-              <w:t xml:space="preserve">Action: reject (404 / validation error)</w:t>
+              <w:t xml:space="preserve">Action: refuse (404 or validation error)</w:t>
             </w:r>
           </w:p>
         </w:tc>
@@ -8331,7 +9886,7 @@
                 <w:sz w:val="19"/>
                 <w:szCs w:val="19"/>
               </w:rPr>
-              <w:t xml:space="preserve">Action: reject (403 forbidden)</w:t>
+              <w:t xml:space="preserve">Action: refuse (403 forbidden)</w:t>
             </w:r>
           </w:p>
         </w:tc>
@@ -8451,7 +10006,7 @@
                 <w:sz w:val="19"/>
                 <w:szCs w:val="19"/>
               </w:rPr>
-              <w:t xml:space="preserve">Action: reject (401 unauthorised)</w:t>
+              <w:t xml:space="preserve">Action: refuse (401 not signed in)</w:t>
             </w:r>
           </w:p>
         </w:tc>
@@ -8554,6 +10109,22 @@
       </w:pPr>
       <w:r>
         <w:t xml:space="preserve">3.3.7 Requirement traceability</w:t>
+      </w:r>
+    </w:p>
+    <w:p>
+      <w:pPr>
+        <w:keepNext/>
+        <w:spacing w:after="60" w:before="120"/>
+      </w:pPr>
+      <w:r>
+        <w:rPr>
+          <w:b/>
+          <w:bCs/>
+          <w:color w:val="555555"/>
+          <w:sz w:val="19"/>
+          <w:szCs w:val="19"/>
+        </w:rPr>
+        <w:t xml:space="preserve">Table 3.13: Requirement traceability</w:t>
       </w:r>
     </w:p>
     <w:tbl>
@@ -8603,7 +10174,7 @@
                 <w:sz w:val="19"/>
                 <w:szCs w:val="19"/>
               </w:rPr>
-              <w:t xml:space="preserve">Objective (Ch. 1)</w:t>
+              <w:t xml:space="preserve">Objective (Chapter 1)</w:t>
             </w:r>
           </w:p>
         </w:tc>
@@ -8663,7 +10234,7 @@
                 <w:sz w:val="19"/>
                 <w:szCs w:val="19"/>
               </w:rPr>
-              <w:t xml:space="preserve">Verified by</w:t>
+              <w:t xml:space="preserve">Checked by</w:t>
             </w:r>
           </w:p>
         </w:tc>
@@ -8695,7 +10266,7 @@
                 <w:sz w:val="19"/>
                 <w:szCs w:val="19"/>
               </w:rPr>
-              <w:t xml:space="preserve">O1 secure login, RBAC</w:t>
+              <w:t xml:space="preserve">O1 secure login and roles</w:t>
             </w:r>
           </w:p>
         </w:tc>
@@ -8722,7 +10293,7 @@
                 <w:sz w:val="19"/>
                 <w:szCs w:val="19"/>
               </w:rPr>
-              <w:t xml:space="preserve">FR1–FR6</w:t>
+              <w:t xml:space="preserve">FR1 to FR6</w:t>
             </w:r>
           </w:p>
         </w:tc>
@@ -8808,7 +10379,7 @@
                 <w:sz w:val="19"/>
                 <w:szCs w:val="19"/>
               </w:rPr>
-              <w:t xml:space="preserve">FR7–FR9</w:t>
+              <w:t xml:space="preserve">FR7 to FR9</w:t>
             </w:r>
           </w:p>
         </w:tc>
@@ -8894,7 +10465,7 @@
                 <w:sz w:val="19"/>
                 <w:szCs w:val="19"/>
               </w:rPr>
-              <w:t xml:space="preserve">FR10–FR12</w:t>
+              <w:t xml:space="preserve">FR10 to FR12</w:t>
             </w:r>
           </w:p>
         </w:tc>
@@ -8980,7 +10551,7 @@
                 <w:sz w:val="19"/>
                 <w:szCs w:val="19"/>
               </w:rPr>
-              <w:t xml:space="preserve">FR13–FR14</w:t>
+              <w:t xml:space="preserve">FR13, FR14</w:t>
             </w:r>
           </w:p>
         </w:tc>
@@ -9066,7 +10637,7 @@
                 <w:sz w:val="19"/>
                 <w:szCs w:val="19"/>
               </w:rPr>
-              <w:t xml:space="preserve">FR15–FR17, FR19</w:t>
+              <w:t xml:space="preserve">FR15 to FR17, FR19</w:t>
             </w:r>
           </w:p>
         </w:tc>
@@ -9093,7 +10664,7 @@
                 <w:sz w:val="19"/>
                 <w:szCs w:val="19"/>
               </w:rPr>
-              <w:t xml:space="preserve">test_incidents, test_models</w:t>
+              <w:t xml:space="preserve">test_incidents, test_models, test_evidence_upload</w:t>
             </w:r>
           </w:p>
         </w:tc>
@@ -9125,7 +10696,7 @@
                 <w:sz w:val="19"/>
                 <w:szCs w:val="19"/>
               </w:rPr>
-              <w:t xml:space="preserve">O6 incident queue and workflow</w:t>
+              <w:t xml:space="preserve">O6 incident queue and flow</w:t>
             </w:r>
           </w:p>
         </w:tc>
@@ -9238,7 +10809,7 @@
                 <w:sz w:val="19"/>
                 <w:szCs w:val="19"/>
               </w:rPr>
-              <w:t xml:space="preserve">FR20–FR21</w:t>
+              <w:t xml:space="preserve">FR20, FR21</w:t>
             </w:r>
           </w:p>
         </w:tc>
@@ -9437,7 +11008,7 @@
                 <w:sz w:val="19"/>
                 <w:szCs w:val="19"/>
               </w:rPr>
-              <w:t xml:space="preserve">mobile/test (Flutter tests)</w:t>
+              <w:t xml:space="preserve">mobile tests (Flutter)</w:t>
             </w:r>
           </w:p>
         </w:tc>
@@ -9466,7 +11037,7 @@
         <w:spacing w:after="60" w:line="288"/>
       </w:pPr>
       <w:r>
-        <w:t xml:space="preserve">The project must be completed within one academic term by one developer.</w:t>
+        <w:t xml:space="preserve">The project must be finished in one academic term by one developer.</w:t>
       </w:r>
     </w:p>
     <w:p>
@@ -9479,7 +11050,7 @@
         <w:spacing w:after="60" w:line="288"/>
       </w:pPr>
       <w:r>
-        <w:t xml:space="preserve">The system must use free or open-source tools.</w:t>
+        <w:t xml:space="preserve">Only free or open-source tools may be used.</w:t>
       </w:r>
     </w:p>
     <w:p>
@@ -9492,7 +11063,7 @@
         <w:spacing w:after="60" w:line="288"/>
       </w:pPr>
       <w:r>
-        <w:t xml:space="preserve">Users have either a modern browser or an Android phone and a network connection to the server.</w:t>
+        <w:t xml:space="preserve">Users have a modern browser or an Android phone, and a network link to the server.</w:t>
       </w:r>
     </w:p>
     <w:p>
@@ -9505,7 +11076,7 @@
         <w:spacing w:after="60" w:line="288"/>
       </w:pPr>
       <w:r>
-        <w:t xml:space="preserve">E-mail delivery of reset and verification links depends on an SMTP service being configured. In development the tokens are returned for testing.</w:t>
+        <w:t xml:space="preserve">Sending reset and verification e-mails needs an SMTP service. In development mode the tokens are shown on screen for testing.</w:t>
       </w:r>
     </w:p>
     <w:p>
@@ -9527,10 +11098,10 @@
       </w:pPr>
       <w:r>
         <w:rPr>
-          <w:sz w:val="22"/>
-          <w:szCs w:val="22"/>
+          <w:sz w:val="20"/>
+          <w:szCs w:val="20"/>
         </w:rPr>
-        <w:t xml:space="preserve">Date: ……………………….     Sign: Supervisor ……………………….     Student ……………………….</w:t>
+        <w:t xml:space="preserve">Date: …………………     Supervisor sign: …………………     Student sign: …………………</w:t>
       </w:r>
     </w:p>
     <w:sectPr>
@@ -9763,15 +11334,6 @@
         <w:ind w:left="540" w:hanging="270"/>
       </w:pPr>
     </w:lvl>
-    <w:lvl w:ilvl="1" w:tentative="1">
-      <w:start w:val="1"/>
-      <w:numFmt w:val="bullet"/>
-      <w:lvlText w:val="–"/>
-      <w:lvlJc w:val="left"/>
-      <w:pPr>
-        <w:ind w:left="1000" w:hanging="270"/>
-      </w:pPr>
-    </w:lvl>
   </w:abstractNum>
   <w:abstractNum w:abstractNumId="3" w15:restartNumberingAfterBreak="0">
     <w:multiLevelType w:val="hybridMultilevel"/>
@@ -10169,6 +11731,21 @@
   <w:style w:type="paragraph" w:styleId="Normal" w:default="1">
     <w:name w:val="Normal"/>
     <w:qFormat/>
+  </w:style>
+  <w:style w:type="table" w:styleId="TableNormal" w:default="true">
+    <w:name w:val="Normal Table"/>
+    <w:uiPriority w:val="99"/>
+    <w:semiHidden/>
+    <w:unhideWhenUsed/>
+    <w:tblPr>
+      <w:tblInd w:type="dxa" w:w="0"/>
+      <w:tblCellMar>
+        <w:top w:type="dxa" w:w="0"/>
+        <w:left w:type="dxa" w:w="108"/>
+        <w:bottom w:type="dxa" w:w="0"/>
+        <w:right w:type="dxa" w:w="108"/>
+      </w:tblCellMar>
+    </w:tblPr>
   </w:style>
   <w:style w:type="paragraph" w:styleId="Title">
     <w:name w:val="Title"/>

--- a/docs/project-documentation/Chapter_3_Requirement_Analysis.docx
+++ b/docs/project-documentation/Chapter_3_Requirement_Analysis.docx
@@ -203,7 +203,7 @@
         <w:spacing w:after="120" w:line="300"/>
       </w:pPr>
       <w:r>
-        <w:t xml:space="preserve">Five fact-finding techniques were chosen. Each one covers a weakness of the others.</w:t>
+        <w:t xml:space="preserve">Five fact-finding techniques were used. The forms and checklists are in Appendices A to D.</w:t>
       </w:r>
     </w:p>
     <w:p>
@@ -235,10 +235,10 @@
         </w:tblBorders>
       </w:tblPr>
       <w:tblGrid>
-        <w:gridCol w:w="1500"/>
-        <w:gridCol w:w="2400"/>
-        <w:gridCol w:w="2800"/>
-        <w:gridCol w:w="2326"/>
+        <w:gridCol w:w="1700"/>
+        <w:gridCol w:w="2600"/>
+        <w:gridCol w:w="2700"/>
+        <w:gridCol w:w="2026"/>
       </w:tblGrid>
       <w:tr>
         <w:trPr>
@@ -246,7 +246,7 @@
         </w:trPr>
         <w:tc>
           <w:tcPr>
-            <w:tcW w:type="dxa" w:w="1500"/>
+            <w:tcW w:type="dxa" w:w="1700"/>
             <w:tcBorders>
               <w:top w:val="single" w:color="B8C2D0" w:sz="4"/>
               <w:left w:val="single" w:color="B8C2D0" w:sz="4"/>
@@ -276,7 +276,7 @@
         </w:tc>
         <w:tc>
           <w:tcPr>
-            <w:tcW w:type="dxa" w:w="2400"/>
+            <w:tcW w:type="dxa" w:w="2600"/>
             <w:tcBorders>
               <w:top w:val="single" w:color="B8C2D0" w:sz="4"/>
               <w:left w:val="single" w:color="B8C2D0" w:sz="4"/>
@@ -306,7 +306,7 @@
         </w:tc>
         <w:tc>
           <w:tcPr>
-            <w:tcW w:type="dxa" w:w="2800"/>
+            <w:tcW w:type="dxa" w:w="2700"/>
             <w:tcBorders>
               <w:top w:val="single" w:color="B8C2D0" w:sz="4"/>
               <w:left w:val="single" w:color="B8C2D0" w:sz="4"/>
@@ -330,13 +330,13 @@
                 <w:sz w:val="19"/>
                 <w:szCs w:val="19"/>
               </w:rPr>
-              <w:t xml:space="preserve">Why it was used</w:t>
-            </w:r>
-          </w:p>
-        </w:tc>
-        <w:tc>
-          <w:tcPr>
-            <w:tcW w:type="dxa" w:w="2326"/>
+              <w:t xml:space="preserve">Why</w:t>
+            </w:r>
+          </w:p>
+        </w:tc>
+        <w:tc>
+          <w:tcPr>
+            <w:tcW w:type="dxa" w:w="2026"/>
             <w:tcBorders>
               <w:top w:val="single" w:color="B8C2D0" w:sz="4"/>
               <w:left w:val="single" w:color="B8C2D0" w:sz="4"/>
@@ -360,7 +360,7 @@
                 <w:sz w:val="19"/>
                 <w:szCs w:val="19"/>
               </w:rPr>
-              <w:t xml:space="preserve">How it was recorded</w:t>
+              <w:t xml:space="preserve">Record</w:t>
             </w:r>
           </w:p>
         </w:tc>
@@ -371,7 +371,7 @@
         </w:trPr>
         <w:tc>
           <w:tcPr>
-            <w:tcW w:type="dxa" w:w="1500"/>
+            <w:tcW w:type="dxa" w:w="1700"/>
             <w:tcBorders>
               <w:top w:val="single" w:color="B8C2D0" w:sz="4"/>
               <w:left w:val="single" w:color="B8C2D0" w:sz="4"/>
@@ -398,82 +398,82 @@
         </w:tc>
         <w:tc>
           <w:tcPr>
-            <w:tcW w:type="dxa" w:w="2400"/>
-            <w:tcBorders>
-              <w:top w:val="single" w:color="B8C2D0" w:sz="4"/>
-              <w:left w:val="single" w:color="B8C2D0" w:sz="4"/>
-              <w:bottom w:val="single" w:color="B8C2D0" w:sz="4"/>
-              <w:right w:val="single" w:color="B8C2D0" w:sz="4"/>
-            </w:tcBorders>
-            <w:shd w:fill="FFFFFF" w:color="auto" w:val="clear"/>
-            <w:tcMar>
-              <w:top w:type="dxa" w:w="60"/>
-              <w:left w:type="dxa" w:w="100"/>
-              <w:bottom w:type="dxa" w:w="60"/>
-              <w:right w:type="dxa" w:w="100"/>
-            </w:tcMar>
-          </w:tcPr>
-          <w:p>
-            <w:r>
-              <w:rPr>
-                <w:sz w:val="19"/>
-                <w:szCs w:val="19"/>
-              </w:rPr>
-              <w:t xml:space="preserve">IT officer, a department head, a sample of ordinary staff</w:t>
-            </w:r>
-          </w:p>
-        </w:tc>
-        <w:tc>
-          <w:tcPr>
-            <w:tcW w:type="dxa" w:w="2800"/>
-            <w:tcBorders>
-              <w:top w:val="single" w:color="B8C2D0" w:sz="4"/>
-              <w:left w:val="single" w:color="B8C2D0" w:sz="4"/>
-              <w:bottom w:val="single" w:color="B8C2D0" w:sz="4"/>
-              <w:right w:val="single" w:color="B8C2D0" w:sz="4"/>
-            </w:tcBorders>
-            <w:shd w:fill="FFFFFF" w:color="auto" w:val="clear"/>
-            <w:tcMar>
-              <w:top w:type="dxa" w:w="60"/>
-              <w:left w:type="dxa" w:w="100"/>
-              <w:bottom w:type="dxa" w:w="60"/>
-              <w:right w:type="dxa" w:w="100"/>
-            </w:tcMar>
-          </w:tcPr>
-          <w:p>
-            <w:r>
-              <w:rPr>
-                <w:sz w:val="19"/>
-                <w:szCs w:val="19"/>
-              </w:rPr>
-              <w:t xml:space="preserve">To get detailed answers about how incidents and training are handled</w:t>
-            </w:r>
-          </w:p>
-        </w:tc>
-        <w:tc>
-          <w:tcPr>
-            <w:tcW w:type="dxa" w:w="2326"/>
-            <w:tcBorders>
-              <w:top w:val="single" w:color="B8C2D0" w:sz="4"/>
-              <w:left w:val="single" w:color="B8C2D0" w:sz="4"/>
-              <w:bottom w:val="single" w:color="B8C2D0" w:sz="4"/>
-              <w:right w:val="single" w:color="B8C2D0" w:sz="4"/>
-            </w:tcBorders>
-            <w:shd w:fill="FFFFFF" w:color="auto" w:val="clear"/>
-            <w:tcMar>
-              <w:top w:type="dxa" w:w="60"/>
-              <w:left w:type="dxa" w:w="100"/>
-              <w:bottom w:type="dxa" w:w="60"/>
-              <w:right w:type="dxa" w:w="100"/>
-            </w:tcMar>
-          </w:tcPr>
-          <w:p>
-            <w:r>
-              <w:rPr>
-                <w:sz w:val="19"/>
-                <w:szCs w:val="19"/>
-              </w:rPr>
-              <w:t xml:space="preserve">Interview guide with written notes; one summary sheet per interview</w:t>
+            <w:tcW w:type="dxa" w:w="2600"/>
+            <w:tcBorders>
+              <w:top w:val="single" w:color="B8C2D0" w:sz="4"/>
+              <w:left w:val="single" w:color="B8C2D0" w:sz="4"/>
+              <w:bottom w:val="single" w:color="B8C2D0" w:sz="4"/>
+              <w:right w:val="single" w:color="B8C2D0" w:sz="4"/>
+            </w:tcBorders>
+            <w:shd w:fill="FFFFFF" w:color="auto" w:val="clear"/>
+            <w:tcMar>
+              <w:top w:type="dxa" w:w="60"/>
+              <w:left w:type="dxa" w:w="100"/>
+              <w:bottom w:type="dxa" w:w="60"/>
+              <w:right w:type="dxa" w:w="100"/>
+            </w:tcMar>
+          </w:tcPr>
+          <w:p>
+            <w:r>
+              <w:rPr>
+                <w:sz w:val="19"/>
+                <w:szCs w:val="19"/>
+              </w:rPr>
+              <w:t xml:space="preserve">IT manager, a department head, a sample of staff</w:t>
+            </w:r>
+          </w:p>
+        </w:tc>
+        <w:tc>
+          <w:tcPr>
+            <w:tcW w:type="dxa" w:w="2700"/>
+            <w:tcBorders>
+              <w:top w:val="single" w:color="B8C2D0" w:sz="4"/>
+              <w:left w:val="single" w:color="B8C2D0" w:sz="4"/>
+              <w:bottom w:val="single" w:color="B8C2D0" w:sz="4"/>
+              <w:right w:val="single" w:color="B8C2D0" w:sz="4"/>
+            </w:tcBorders>
+            <w:shd w:fill="FFFFFF" w:color="auto" w:val="clear"/>
+            <w:tcMar>
+              <w:top w:type="dxa" w:w="60"/>
+              <w:left w:type="dxa" w:w="100"/>
+              <w:bottom w:type="dxa" w:w="60"/>
+              <w:right w:type="dxa" w:w="100"/>
+            </w:tcMar>
+          </w:tcPr>
+          <w:p>
+            <w:r>
+              <w:rPr>
+                <w:sz w:val="19"/>
+                <w:szCs w:val="19"/>
+              </w:rPr>
+              <w:t xml:space="preserve">Detailed answers about how incidents and training are handled</w:t>
+            </w:r>
+          </w:p>
+        </w:tc>
+        <w:tc>
+          <w:tcPr>
+            <w:tcW w:type="dxa" w:w="2026"/>
+            <w:tcBorders>
+              <w:top w:val="single" w:color="B8C2D0" w:sz="4"/>
+              <w:left w:val="single" w:color="B8C2D0" w:sz="4"/>
+              <w:bottom w:val="single" w:color="B8C2D0" w:sz="4"/>
+              <w:right w:val="single" w:color="B8C2D0" w:sz="4"/>
+            </w:tcBorders>
+            <w:shd w:fill="FFFFFF" w:color="auto" w:val="clear"/>
+            <w:tcMar>
+              <w:top w:type="dxa" w:w="60"/>
+              <w:left w:type="dxa" w:w="100"/>
+              <w:bottom w:type="dxa" w:w="60"/>
+              <w:right w:type="dxa" w:w="100"/>
+            </w:tcMar>
+          </w:tcPr>
+          <w:p>
+            <w:r>
+              <w:rPr>
+                <w:sz w:val="19"/>
+                <w:szCs w:val="19"/>
+              </w:rPr>
+              <w:t xml:space="preserve">Appendix A: interview guide</w:t>
             </w:r>
           </w:p>
         </w:tc>
@@ -484,7 +484,7 @@
         </w:trPr>
         <w:tc>
           <w:tcPr>
-            <w:tcW w:type="dxa" w:w="1500"/>
+            <w:tcW w:type="dxa" w:w="1700"/>
             <w:tcBorders>
               <w:top w:val="single" w:color="B8C2D0" w:sz="4"/>
               <w:left w:val="single" w:color="B8C2D0" w:sz="4"/>
@@ -511,7 +511,7 @@
         </w:tc>
         <w:tc>
           <w:tcPr>
-            <w:tcW w:type="dxa" w:w="2400"/>
+            <w:tcW w:type="dxa" w:w="2600"/>
             <w:tcBorders>
               <w:top w:val="single" w:color="B8C2D0" w:sz="4"/>
               <w:left w:val="single" w:color="B8C2D0" w:sz="4"/>
@@ -538,55 +538,55 @@
         </w:tc>
         <w:tc>
           <w:tcPr>
-            <w:tcW w:type="dxa" w:w="2800"/>
-            <w:tcBorders>
-              <w:top w:val="single" w:color="B8C2D0" w:sz="4"/>
-              <w:left w:val="single" w:color="B8C2D0" w:sz="4"/>
-              <w:bottom w:val="single" w:color="B8C2D0" w:sz="4"/>
-              <w:right w:val="single" w:color="B8C2D0" w:sz="4"/>
-            </w:tcBorders>
-            <w:shd w:fill="FFFFFF" w:color="auto" w:val="clear"/>
-            <w:tcMar>
-              <w:top w:type="dxa" w:w="60"/>
-              <w:left w:type="dxa" w:w="100"/>
-              <w:bottom w:type="dxa" w:w="60"/>
-              <w:right w:type="dxa" w:w="100"/>
-            </w:tcMar>
-          </w:tcPr>
-          <w:p>
-            <w:r>
-              <w:rPr>
-                <w:sz w:val="19"/>
-                <w:szCs w:val="19"/>
-              </w:rPr>
-              <w:t xml:space="preserve">To reach many people cheaply and get answers that can be compared</w:t>
-            </w:r>
-          </w:p>
-        </w:tc>
-        <w:tc>
-          <w:tcPr>
-            <w:tcW w:type="dxa" w:w="2326"/>
-            <w:tcBorders>
-              <w:top w:val="single" w:color="B8C2D0" w:sz="4"/>
-              <w:left w:val="single" w:color="B8C2D0" w:sz="4"/>
-              <w:bottom w:val="single" w:color="B8C2D0" w:sz="4"/>
-              <w:right w:val="single" w:color="B8C2D0" w:sz="4"/>
-            </w:tcBorders>
-            <w:shd w:fill="FFFFFF" w:color="auto" w:val="clear"/>
-            <w:tcMar>
-              <w:top w:type="dxa" w:w="60"/>
-              <w:left w:type="dxa" w:w="100"/>
-              <w:bottom w:type="dxa" w:w="60"/>
-              <w:right w:type="dxa" w:w="100"/>
-            </w:tcMar>
-          </w:tcPr>
-          <w:p>
-            <w:r>
-              <w:rPr>
-                <w:sz w:val="19"/>
-                <w:szCs w:val="19"/>
-              </w:rPr>
-              <w:t xml:space="preserve">Printed or online form; answers counted in a table</w:t>
+            <w:tcW w:type="dxa" w:w="2700"/>
+            <w:tcBorders>
+              <w:top w:val="single" w:color="B8C2D0" w:sz="4"/>
+              <w:left w:val="single" w:color="B8C2D0" w:sz="4"/>
+              <w:bottom w:val="single" w:color="B8C2D0" w:sz="4"/>
+              <w:right w:val="single" w:color="B8C2D0" w:sz="4"/>
+            </w:tcBorders>
+            <w:shd w:fill="FFFFFF" w:color="auto" w:val="clear"/>
+            <w:tcMar>
+              <w:top w:type="dxa" w:w="60"/>
+              <w:left w:type="dxa" w:w="100"/>
+              <w:bottom w:type="dxa" w:w="60"/>
+              <w:right w:type="dxa" w:w="100"/>
+            </w:tcMar>
+          </w:tcPr>
+          <w:p>
+            <w:r>
+              <w:rPr>
+                <w:sz w:val="19"/>
+                <w:szCs w:val="19"/>
+              </w:rPr>
+              <w:t xml:space="preserve">Answers from many people that can be compared</w:t>
+            </w:r>
+          </w:p>
+        </w:tc>
+        <w:tc>
+          <w:tcPr>
+            <w:tcW w:type="dxa" w:w="2026"/>
+            <w:tcBorders>
+              <w:top w:val="single" w:color="B8C2D0" w:sz="4"/>
+              <w:left w:val="single" w:color="B8C2D0" w:sz="4"/>
+              <w:bottom w:val="single" w:color="B8C2D0" w:sz="4"/>
+              <w:right w:val="single" w:color="B8C2D0" w:sz="4"/>
+            </w:tcBorders>
+            <w:shd w:fill="FFFFFF" w:color="auto" w:val="clear"/>
+            <w:tcMar>
+              <w:top w:type="dxa" w:w="60"/>
+              <w:left w:type="dxa" w:w="100"/>
+              <w:bottom w:type="dxa" w:w="60"/>
+              <w:right w:type="dxa" w:w="100"/>
+            </w:tcMar>
+          </w:tcPr>
+          <w:p>
+            <w:r>
+              <w:rPr>
+                <w:sz w:val="19"/>
+                <w:szCs w:val="19"/>
+              </w:rPr>
+              <w:t xml:space="preserve">Appendix B: questionnaire</w:t>
             </w:r>
           </w:p>
         </w:tc>
@@ -597,7 +597,7 @@
         </w:trPr>
         <w:tc>
           <w:tcPr>
-            <w:tcW w:type="dxa" w:w="1500"/>
+            <w:tcW w:type="dxa" w:w="1700"/>
             <w:tcBorders>
               <w:top w:val="single" w:color="B8C2D0" w:sz="4"/>
               <w:left w:val="single" w:color="B8C2D0" w:sz="4"/>
@@ -624,82 +624,82 @@
         </w:tc>
         <w:tc>
           <w:tcPr>
-            <w:tcW w:type="dxa" w:w="2400"/>
-            <w:tcBorders>
-              <w:top w:val="single" w:color="B8C2D0" w:sz="4"/>
-              <w:left w:val="single" w:color="B8C2D0" w:sz="4"/>
-              <w:bottom w:val="single" w:color="B8C2D0" w:sz="4"/>
-              <w:right w:val="single" w:color="B8C2D0" w:sz="4"/>
-            </w:tcBorders>
-            <w:shd w:fill="FFFFFF" w:color="auto" w:val="clear"/>
-            <w:tcMar>
-              <w:top w:type="dxa" w:w="60"/>
-              <w:left w:type="dxa" w:w="100"/>
-              <w:bottom w:type="dxa" w:w="60"/>
-              <w:right w:type="dxa" w:w="100"/>
-            </w:tcMar>
-          </w:tcPr>
-          <w:p>
-            <w:r>
-              <w:rPr>
-                <w:sz w:val="19"/>
-                <w:szCs w:val="19"/>
-              </w:rPr>
-              <w:t xml:space="preserve">Watching how an incident is reported to the IT office</w:t>
-            </w:r>
-          </w:p>
-        </w:tc>
-        <w:tc>
-          <w:tcPr>
-            <w:tcW w:type="dxa" w:w="2800"/>
-            <w:tcBorders>
-              <w:top w:val="single" w:color="B8C2D0" w:sz="4"/>
-              <w:left w:val="single" w:color="B8C2D0" w:sz="4"/>
-              <w:bottom w:val="single" w:color="B8C2D0" w:sz="4"/>
-              <w:right w:val="single" w:color="B8C2D0" w:sz="4"/>
-            </w:tcBorders>
-            <w:shd w:fill="FFFFFF" w:color="auto" w:val="clear"/>
-            <w:tcMar>
-              <w:top w:type="dxa" w:w="60"/>
-              <w:left w:type="dxa" w:w="100"/>
-              <w:bottom w:type="dxa" w:w="60"/>
-              <w:right w:type="dxa" w:w="100"/>
-            </w:tcMar>
-          </w:tcPr>
-          <w:p>
-            <w:r>
-              <w:rPr>
-                <w:sz w:val="19"/>
-                <w:szCs w:val="19"/>
-              </w:rPr>
-              <w:t xml:space="preserve">To see real practice, not described practice</w:t>
-            </w:r>
-          </w:p>
-        </w:tc>
-        <w:tc>
-          <w:tcPr>
-            <w:tcW w:type="dxa" w:w="2326"/>
-            <w:tcBorders>
-              <w:top w:val="single" w:color="B8C2D0" w:sz="4"/>
-              <w:left w:val="single" w:color="B8C2D0" w:sz="4"/>
-              <w:bottom w:val="single" w:color="B8C2D0" w:sz="4"/>
-              <w:right w:val="single" w:color="B8C2D0" w:sz="4"/>
-            </w:tcBorders>
-            <w:shd w:fill="FFFFFF" w:color="auto" w:val="clear"/>
-            <w:tcMar>
-              <w:top w:type="dxa" w:w="60"/>
-              <w:left w:type="dxa" w:w="100"/>
-              <w:bottom w:type="dxa" w:w="60"/>
-              <w:right w:type="dxa" w:w="100"/>
-            </w:tcMar>
-          </w:tcPr>
-          <w:p>
-            <w:r>
-              <w:rPr>
-                <w:sz w:val="19"/>
-                <w:szCs w:val="19"/>
-              </w:rPr>
-              <w:t xml:space="preserve">Observation checklist with times</w:t>
+            <w:tcW w:type="dxa" w:w="2600"/>
+            <w:tcBorders>
+              <w:top w:val="single" w:color="B8C2D0" w:sz="4"/>
+              <w:left w:val="single" w:color="B8C2D0" w:sz="4"/>
+              <w:bottom w:val="single" w:color="B8C2D0" w:sz="4"/>
+              <w:right w:val="single" w:color="B8C2D0" w:sz="4"/>
+            </w:tcBorders>
+            <w:shd w:fill="FFFFFF" w:color="auto" w:val="clear"/>
+            <w:tcMar>
+              <w:top w:type="dxa" w:w="60"/>
+              <w:left w:type="dxa" w:w="100"/>
+              <w:bottom w:type="dxa" w:w="60"/>
+              <w:right w:type="dxa" w:w="100"/>
+            </w:tcMar>
+          </w:tcPr>
+          <w:p>
+            <w:r>
+              <w:rPr>
+                <w:sz w:val="19"/>
+                <w:szCs w:val="19"/>
+              </w:rPr>
+              <w:t xml:space="preserve">How an incident is reported to the IT office</w:t>
+            </w:r>
+          </w:p>
+        </w:tc>
+        <w:tc>
+          <w:tcPr>
+            <w:tcW w:type="dxa" w:w="2700"/>
+            <w:tcBorders>
+              <w:top w:val="single" w:color="B8C2D0" w:sz="4"/>
+              <w:left w:val="single" w:color="B8C2D0" w:sz="4"/>
+              <w:bottom w:val="single" w:color="B8C2D0" w:sz="4"/>
+              <w:right w:val="single" w:color="B8C2D0" w:sz="4"/>
+            </w:tcBorders>
+            <w:shd w:fill="FFFFFF" w:color="auto" w:val="clear"/>
+            <w:tcMar>
+              <w:top w:type="dxa" w:w="60"/>
+              <w:left w:type="dxa" w:w="100"/>
+              <w:bottom w:type="dxa" w:w="60"/>
+              <w:right w:type="dxa" w:w="100"/>
+            </w:tcMar>
+          </w:tcPr>
+          <w:p>
+            <w:r>
+              <w:rPr>
+                <w:sz w:val="19"/>
+                <w:szCs w:val="19"/>
+              </w:rPr>
+              <w:t xml:space="preserve">Real practice, not described practice</w:t>
+            </w:r>
+          </w:p>
+        </w:tc>
+        <w:tc>
+          <w:tcPr>
+            <w:tcW w:type="dxa" w:w="2026"/>
+            <w:tcBorders>
+              <w:top w:val="single" w:color="B8C2D0" w:sz="4"/>
+              <w:left w:val="single" w:color="B8C2D0" w:sz="4"/>
+              <w:bottom w:val="single" w:color="B8C2D0" w:sz="4"/>
+              <w:right w:val="single" w:color="B8C2D0" w:sz="4"/>
+            </w:tcBorders>
+            <w:shd w:fill="FFFFFF" w:color="auto" w:val="clear"/>
+            <w:tcMar>
+              <w:top w:type="dxa" w:w="60"/>
+              <w:left w:type="dxa" w:w="100"/>
+              <w:bottom w:type="dxa" w:w="60"/>
+              <w:right w:type="dxa" w:w="100"/>
+            </w:tcMar>
+          </w:tcPr>
+          <w:p>
+            <w:r>
+              <w:rPr>
+                <w:sz w:val="19"/>
+                <w:szCs w:val="19"/>
+              </w:rPr>
+              <w:t xml:space="preserve">Appendix C: observation checklist</w:t>
             </w:r>
           </w:p>
         </w:tc>
@@ -710,7 +710,7 @@
         </w:trPr>
         <w:tc>
           <w:tcPr>
-            <w:tcW w:type="dxa" w:w="1500"/>
+            <w:tcW w:type="dxa" w:w="1700"/>
             <w:tcBorders>
               <w:top w:val="single" w:color="B8C2D0" w:sz="4"/>
               <w:left w:val="single" w:color="B8C2D0" w:sz="4"/>
@@ -737,7 +737,7 @@
         </w:tc>
         <w:tc>
           <w:tcPr>
-            <w:tcW w:type="dxa" w:w="2400"/>
+            <w:tcW w:type="dxa" w:w="2600"/>
             <w:tcBorders>
               <w:top w:val="single" w:color="B8C2D0" w:sz="4"/>
               <w:left w:val="single" w:color="B8C2D0" w:sz="4"/>
@@ -764,55 +764,55 @@
         </w:tc>
         <w:tc>
           <w:tcPr>
-            <w:tcW w:type="dxa" w:w="2800"/>
-            <w:tcBorders>
-              <w:top w:val="single" w:color="B8C2D0" w:sz="4"/>
-              <w:left w:val="single" w:color="B8C2D0" w:sz="4"/>
-              <w:bottom w:val="single" w:color="B8C2D0" w:sz="4"/>
-              <w:right w:val="single" w:color="B8C2D0" w:sz="4"/>
-            </w:tcBorders>
-            <w:shd w:fill="FFFFFF" w:color="auto" w:val="clear"/>
-            <w:tcMar>
-              <w:top w:type="dxa" w:w="60"/>
-              <w:left w:type="dxa" w:w="100"/>
-              <w:bottom w:type="dxa" w:w="60"/>
-              <w:right w:type="dxa" w:w="100"/>
-            </w:tcMar>
-          </w:tcPr>
-          <w:p>
-            <w:r>
-              <w:rPr>
-                <w:sz w:val="19"/>
-                <w:szCs w:val="19"/>
-              </w:rPr>
-              <w:t xml:space="preserve">To find the data items and rules already in use</w:t>
-            </w:r>
-          </w:p>
-        </w:tc>
-        <w:tc>
-          <w:tcPr>
-            <w:tcW w:type="dxa" w:w="2326"/>
-            <w:tcBorders>
-              <w:top w:val="single" w:color="B8C2D0" w:sz="4"/>
-              <w:left w:val="single" w:color="B8C2D0" w:sz="4"/>
-              <w:bottom w:val="single" w:color="B8C2D0" w:sz="4"/>
-              <w:right w:val="single" w:color="B8C2D0" w:sz="4"/>
-            </w:tcBorders>
-            <w:shd w:fill="FFFFFF" w:color="auto" w:val="clear"/>
-            <w:tcMar>
-              <w:top w:type="dxa" w:w="60"/>
-              <w:left w:type="dxa" w:w="100"/>
-              <w:bottom w:type="dxa" w:w="60"/>
-              <w:right w:type="dxa" w:w="100"/>
-            </w:tcMar>
-          </w:tcPr>
-          <w:p>
-            <w:r>
-              <w:rPr>
-                <w:sz w:val="19"/>
-                <w:szCs w:val="19"/>
-              </w:rPr>
-              <w:t xml:space="preserve">List of documents and the fields found in them</w:t>
+            <w:tcW w:type="dxa" w:w="2700"/>
+            <w:tcBorders>
+              <w:top w:val="single" w:color="B8C2D0" w:sz="4"/>
+              <w:left w:val="single" w:color="B8C2D0" w:sz="4"/>
+              <w:bottom w:val="single" w:color="B8C2D0" w:sz="4"/>
+              <w:right w:val="single" w:color="B8C2D0" w:sz="4"/>
+            </w:tcBorders>
+            <w:shd w:fill="FFFFFF" w:color="auto" w:val="clear"/>
+            <w:tcMar>
+              <w:top w:type="dxa" w:w="60"/>
+              <w:left w:type="dxa" w:w="100"/>
+              <w:bottom w:type="dxa" w:w="60"/>
+              <w:right w:type="dxa" w:w="100"/>
+            </w:tcMar>
+          </w:tcPr>
+          <w:p>
+            <w:r>
+              <w:rPr>
+                <w:sz w:val="19"/>
+                <w:szCs w:val="19"/>
+              </w:rPr>
+              <w:t xml:space="preserve">Data items and rules already in use</w:t>
+            </w:r>
+          </w:p>
+        </w:tc>
+        <w:tc>
+          <w:tcPr>
+            <w:tcW w:type="dxa" w:w="2026"/>
+            <w:tcBorders>
+              <w:top w:val="single" w:color="B8C2D0" w:sz="4"/>
+              <w:left w:val="single" w:color="B8C2D0" w:sz="4"/>
+              <w:bottom w:val="single" w:color="B8C2D0" w:sz="4"/>
+              <w:right w:val="single" w:color="B8C2D0" w:sz="4"/>
+            </w:tcBorders>
+            <w:shd w:fill="FFFFFF" w:color="auto" w:val="clear"/>
+            <w:tcMar>
+              <w:top w:type="dxa" w:w="60"/>
+              <w:left w:type="dxa" w:w="100"/>
+              <w:bottom w:type="dxa" w:w="60"/>
+              <w:right w:type="dxa" w:w="100"/>
+            </w:tcMar>
+          </w:tcPr>
+          <w:p>
+            <w:r>
+              <w:rPr>
+                <w:sz w:val="19"/>
+                <w:szCs w:val="19"/>
+              </w:rPr>
+              <w:t xml:space="preserve">Appendix D: document review list</w:t>
             </w:r>
           </w:p>
         </w:tc>
@@ -823,7 +823,7 @@
         </w:trPr>
         <w:tc>
           <w:tcPr>
-            <w:tcW w:type="dxa" w:w="1500"/>
+            <w:tcW w:type="dxa" w:w="1700"/>
             <w:tcBorders>
               <w:top w:val="single" w:color="B8C2D0" w:sz="4"/>
               <w:left w:val="single" w:color="B8C2D0" w:sz="4"/>
@@ -850,7 +850,7 @@
         </w:tc>
         <w:tc>
           <w:tcPr>
-            <w:tcW w:type="dxa" w:w="2400"/>
+            <w:tcW w:type="dxa" w:w="2600"/>
             <w:tcBorders>
               <w:top w:val="single" w:color="B8C2D0" w:sz="4"/>
               <w:left w:val="single" w:color="B8C2D0" w:sz="4"/>
@@ -877,55 +877,55 @@
         </w:tc>
         <w:tc>
           <w:tcPr>
-            <w:tcW w:type="dxa" w:w="2800"/>
-            <w:tcBorders>
-              <w:top w:val="single" w:color="B8C2D0" w:sz="4"/>
-              <w:left w:val="single" w:color="B8C2D0" w:sz="4"/>
-              <w:bottom w:val="single" w:color="B8C2D0" w:sz="4"/>
-              <w:right w:val="single" w:color="B8C2D0" w:sz="4"/>
-            </w:tcBorders>
-            <w:shd w:fill="FFFFFF" w:color="auto" w:val="clear"/>
-            <w:tcMar>
-              <w:top w:type="dxa" w:w="60"/>
-              <w:left w:type="dxa" w:w="100"/>
-              <w:bottom w:type="dxa" w:w="60"/>
-              <w:right w:type="dxa" w:w="100"/>
-            </w:tcMar>
-          </w:tcPr>
-          <w:p>
-            <w:r>
-              <w:rPr>
-                <w:sz w:val="19"/>
-                <w:szCs w:val="19"/>
-              </w:rPr>
-              <w:t xml:space="preserve">To learn good practice and avoid known mistakes</w:t>
-            </w:r>
-          </w:p>
-        </w:tc>
-        <w:tc>
-          <w:tcPr>
-            <w:tcW w:type="dxa" w:w="2326"/>
-            <w:tcBorders>
-              <w:top w:val="single" w:color="B8C2D0" w:sz="4"/>
-              <w:left w:val="single" w:color="B8C2D0" w:sz="4"/>
-              <w:bottom w:val="single" w:color="B8C2D0" w:sz="4"/>
-              <w:right w:val="single" w:color="B8C2D0" w:sz="4"/>
-            </w:tcBorders>
-            <w:shd w:fill="FFFFFF" w:color="auto" w:val="clear"/>
-            <w:tcMar>
-              <w:top w:type="dxa" w:w="60"/>
-              <w:left w:type="dxa" w:w="100"/>
-              <w:bottom w:type="dxa" w:w="60"/>
-              <w:right w:type="dxa" w:w="100"/>
-            </w:tcMar>
-          </w:tcPr>
-          <w:p>
-            <w:r>
-              <w:rPr>
-                <w:sz w:val="19"/>
-                <w:szCs w:val="19"/>
-              </w:rPr>
-              <w:t xml:space="preserve">Feature comparison table</w:t>
+            <w:tcW w:type="dxa" w:w="2700"/>
+            <w:tcBorders>
+              <w:top w:val="single" w:color="B8C2D0" w:sz="4"/>
+              <w:left w:val="single" w:color="B8C2D0" w:sz="4"/>
+              <w:bottom w:val="single" w:color="B8C2D0" w:sz="4"/>
+              <w:right w:val="single" w:color="B8C2D0" w:sz="4"/>
+            </w:tcBorders>
+            <w:shd w:fill="FFFFFF" w:color="auto" w:val="clear"/>
+            <w:tcMar>
+              <w:top w:type="dxa" w:w="60"/>
+              <w:left w:type="dxa" w:w="100"/>
+              <w:bottom w:type="dxa" w:w="60"/>
+              <w:right w:type="dxa" w:w="100"/>
+            </w:tcMar>
+          </w:tcPr>
+          <w:p>
+            <w:r>
+              <w:rPr>
+                <w:sz w:val="19"/>
+                <w:szCs w:val="19"/>
+              </w:rPr>
+              <w:t xml:space="preserve">Good practice and known mistakes</w:t>
+            </w:r>
+          </w:p>
+        </w:tc>
+        <w:tc>
+          <w:tcPr>
+            <w:tcW w:type="dxa" w:w="2026"/>
+            <w:tcBorders>
+              <w:top w:val="single" w:color="B8C2D0" w:sz="4"/>
+              <w:left w:val="single" w:color="B8C2D0" w:sz="4"/>
+              <w:bottom w:val="single" w:color="B8C2D0" w:sz="4"/>
+              <w:right w:val="single" w:color="B8C2D0" w:sz="4"/>
+            </w:tcBorders>
+            <w:shd w:fill="FFFFFF" w:color="auto" w:val="clear"/>
+            <w:tcMar>
+              <w:top w:type="dxa" w:w="60"/>
+              <w:left w:type="dxa" w:w="100"/>
+              <w:bottom w:type="dxa" w:w="60"/>
+              <w:right w:type="dxa" w:w="100"/>
+            </w:tcMar>
+          </w:tcPr>
+          <w:p>
+            <w:r>
+              <w:rPr>
+                <w:sz w:val="19"/>
+                <w:szCs w:val="19"/>
+              </w:rPr>
+              <w:t xml:space="preserve">Feature comparison in Chapter 2</w:t>
             </w:r>
           </w:p>
         </w:tc>
@@ -941,127 +941,7 @@
         <w:pStyle w:val="Heading2"/>
       </w:pPr>
       <w:r>
-        <w:t xml:space="preserve">3.2.1 Interview guide</w:t>
-      </w:r>
-    </w:p>
-    <w:p>
-      <w:pPr>
-        <w:spacing w:after="120" w:line="300"/>
-      </w:pPr>
-      <w:r>
-        <w:t xml:space="preserve">These questions were asked of the IT officer and department heads.</w:t>
-      </w:r>
-    </w:p>
-    <w:p>
-      <w:pPr>
-        <w:pStyle w:val="ListParagraph"/>
-        <w:numPr>
-          <w:ilvl w:val="0"/>
-          <w:numId w:val="2"/>
-        </w:numPr>
-        <w:spacing w:after="60" w:line="288"/>
-      </w:pPr>
-      <w:r>
-        <w:t xml:space="preserve">How are new staff taught the information-security rules, and how often is the topic repeated?</w:t>
-      </w:r>
-    </w:p>
-    <w:p>
-      <w:pPr>
-        <w:pStyle w:val="ListParagraph"/>
-        <w:numPr>
-          <w:ilvl w:val="0"/>
-          <w:numId w:val="2"/>
-        </w:numPr>
-        <w:spacing w:after="60" w:line="288"/>
-      </w:pPr>
-      <w:r>
-        <w:t xml:space="preserve">How do you know if a staff member understood the training?</w:t>
-      </w:r>
-    </w:p>
-    <w:p>
-      <w:pPr>
-        <w:pStyle w:val="ListParagraph"/>
-        <w:numPr>
-          <w:ilvl w:val="0"/>
-          <w:numId w:val="2"/>
-        </w:numPr>
-        <w:spacing w:after="60" w:line="288"/>
-      </w:pPr>
-      <w:r>
-        <w:t xml:space="preserve">What happens when a staff member gets a suspicious e-mail? Who do they tell, and how?</w:t>
-      </w:r>
-    </w:p>
-    <w:p>
-      <w:pPr>
-        <w:pStyle w:val="ListParagraph"/>
-        <w:numPr>
-          <w:ilvl w:val="0"/>
-          <w:numId w:val="2"/>
-        </w:numPr>
-        <w:spacing w:after="60" w:line="288"/>
-      </w:pPr>
-      <w:r>
-        <w:t xml:space="preserve">What facts do you need to start an investigation, and how often are they missing?</w:t>
-      </w:r>
-    </w:p>
-    <w:p>
-      <w:pPr>
-        <w:pStyle w:val="ListParagraph"/>
-        <w:numPr>
-          <w:ilvl w:val="0"/>
-          <w:numId w:val="2"/>
-        </w:numPr>
-        <w:spacing w:after="60" w:line="288"/>
-      </w:pPr>
-      <w:r>
-        <w:t xml:space="preserve">How do you record who is working on an incident and what has been done?</w:t>
-      </w:r>
-    </w:p>
-    <w:p>
-      <w:pPr>
-        <w:pStyle w:val="ListParagraph"/>
-        <w:numPr>
-          <w:ilvl w:val="0"/>
-          <w:numId w:val="2"/>
-        </w:numPr>
-        <w:spacing w:after="60" w:line="288"/>
-      </w:pPr>
-      <w:r>
-        <w:t xml:space="preserve">What reports does management ask for, and how long do they take to prepare?</w:t>
-      </w:r>
-    </w:p>
-    <w:p>
-      <w:pPr>
-        <w:pStyle w:val="ListParagraph"/>
-        <w:numPr>
-          <w:ilvl w:val="0"/>
-          <w:numId w:val="2"/>
-        </w:numPr>
-        <w:spacing w:after="60" w:line="288"/>
-      </w:pPr>
-      <w:r>
-        <w:t xml:space="preserve">Who should be allowed to see incident reports and staff test results?</w:t>
-      </w:r>
-    </w:p>
-    <w:p>
-      <w:pPr>
-        <w:pStyle w:val="ListParagraph"/>
-        <w:numPr>
-          <w:ilvl w:val="0"/>
-          <w:numId w:val="2"/>
-        </w:numPr>
-        <w:spacing w:after="60" w:line="288"/>
-      </w:pPr>
-      <w:r>
-        <w:t xml:space="preserve">What would make you trust and use a new system?</w:t>
-      </w:r>
-    </w:p>
-    <w:p>
-      <w:pPr>
-        <w:pStyle w:val="Heading2"/>
-      </w:pPr>
-      <w:r>
-        <w:t xml:space="preserve">3.2.2 Questionnaire (extract)</w:t>
+        <w:t xml:space="preserve">3.2.1 Problems identified</w:t>
       </w:r>
     </w:p>
     <w:p>
@@ -1077,832 +957,7 @@
           <w:sz w:val="19"/>
           <w:szCs w:val="19"/>
         </w:rPr>
-        <w:t xml:space="preserve">Table 3.2: Questionnaire extract</w:t>
-      </w:r>
-    </w:p>
-    <w:tbl>
-      <w:tblPr>
-        <w:tblW w:type="dxa" w:w="9026"/>
-        <w:tblBorders>
-          <w:top w:val="single" w:color="auto" w:sz="4"/>
-          <w:left w:val="single" w:color="auto" w:sz="4"/>
-          <w:bottom w:val="single" w:color="auto" w:sz="4"/>
-          <w:right w:val="single" w:color="auto" w:sz="4"/>
-          <w:insideH w:val="single" w:color="auto" w:sz="4"/>
-          <w:insideV w:val="single" w:color="auto" w:sz="4"/>
-        </w:tblBorders>
-      </w:tblPr>
-      <w:tblGrid>
-        <w:gridCol w:w="700"/>
-        <w:gridCol w:w="5000"/>
-        <w:gridCol w:w="3326"/>
-      </w:tblGrid>
-      <w:tr>
-        <w:trPr>
-          <w:tblHeader/>
-        </w:trPr>
-        <w:tc>
-          <w:tcPr>
-            <w:tcW w:type="dxa" w:w="700"/>
-            <w:tcBorders>
-              <w:top w:val="single" w:color="B8C2D0" w:sz="4"/>
-              <w:left w:val="single" w:color="B8C2D0" w:sz="4"/>
-              <w:bottom w:val="single" w:color="B8C2D0" w:sz="4"/>
-              <w:right w:val="single" w:color="B8C2D0" w:sz="4"/>
-            </w:tcBorders>
-            <w:shd w:fill="1F3A5F" w:color="auto" w:val="clear"/>
-            <w:tcMar>
-              <w:top w:type="dxa" w:w="60"/>
-              <w:left w:type="dxa" w:w="100"/>
-              <w:bottom w:type="dxa" w:w="60"/>
-              <w:right w:type="dxa" w:w="100"/>
-            </w:tcMar>
-          </w:tcPr>
-          <w:p>
-            <w:r>
-              <w:rPr>
-                <w:b/>
-                <w:bCs/>
-                <w:color w:val="FFFFFF"/>
-                <w:sz w:val="19"/>
-                <w:szCs w:val="19"/>
-              </w:rPr>
-              <w:t xml:space="preserve">No.</w:t>
-            </w:r>
-          </w:p>
-        </w:tc>
-        <w:tc>
-          <w:tcPr>
-            <w:tcW w:type="dxa" w:w="5000"/>
-            <w:tcBorders>
-              <w:top w:val="single" w:color="B8C2D0" w:sz="4"/>
-              <w:left w:val="single" w:color="B8C2D0" w:sz="4"/>
-              <w:bottom w:val="single" w:color="B8C2D0" w:sz="4"/>
-              <w:right w:val="single" w:color="B8C2D0" w:sz="4"/>
-            </w:tcBorders>
-            <w:shd w:fill="1F3A5F" w:color="auto" w:val="clear"/>
-            <w:tcMar>
-              <w:top w:type="dxa" w:w="60"/>
-              <w:left w:type="dxa" w:w="100"/>
-              <w:bottom w:type="dxa" w:w="60"/>
-              <w:right w:type="dxa" w:w="100"/>
-            </w:tcMar>
-          </w:tcPr>
-          <w:p>
-            <w:r>
-              <w:rPr>
-                <w:b/>
-                <w:bCs/>
-                <w:color w:val="FFFFFF"/>
-                <w:sz w:val="19"/>
-                <w:szCs w:val="19"/>
-              </w:rPr>
-              <w:t xml:space="preserve">Question</w:t>
-            </w:r>
-          </w:p>
-        </w:tc>
-        <w:tc>
-          <w:tcPr>
-            <w:tcW w:type="dxa" w:w="3326"/>
-            <w:tcBorders>
-              <w:top w:val="single" w:color="B8C2D0" w:sz="4"/>
-              <w:left w:val="single" w:color="B8C2D0" w:sz="4"/>
-              <w:bottom w:val="single" w:color="B8C2D0" w:sz="4"/>
-              <w:right w:val="single" w:color="B8C2D0" w:sz="4"/>
-            </w:tcBorders>
-            <w:shd w:fill="1F3A5F" w:color="auto" w:val="clear"/>
-            <w:tcMar>
-              <w:top w:type="dxa" w:w="60"/>
-              <w:left w:type="dxa" w:w="100"/>
-              <w:bottom w:type="dxa" w:w="60"/>
-              <w:right w:type="dxa" w:w="100"/>
-            </w:tcMar>
-          </w:tcPr>
-          <w:p>
-            <w:r>
-              <w:rPr>
-                <w:b/>
-                <w:bCs/>
-                <w:color w:val="FFFFFF"/>
-                <w:sz w:val="19"/>
-                <w:szCs w:val="19"/>
-              </w:rPr>
-              <w:t xml:space="preserve">Answer options</w:t>
-            </w:r>
-          </w:p>
-        </w:tc>
-      </w:tr>
-      <w:tr>
-        <w:trPr>
-          <w:cantSplit/>
-        </w:trPr>
-        <w:tc>
-          <w:tcPr>
-            <w:tcW w:type="dxa" w:w="700"/>
-            <w:tcBorders>
-              <w:top w:val="single" w:color="B8C2D0" w:sz="4"/>
-              <w:left w:val="single" w:color="B8C2D0" w:sz="4"/>
-              <w:bottom w:val="single" w:color="B8C2D0" w:sz="4"/>
-              <w:right w:val="single" w:color="B8C2D0" w:sz="4"/>
-            </w:tcBorders>
-            <w:shd w:fill="FFFFFF" w:color="auto" w:val="clear"/>
-            <w:tcMar>
-              <w:top w:type="dxa" w:w="60"/>
-              <w:left w:type="dxa" w:w="100"/>
-              <w:bottom w:type="dxa" w:w="60"/>
-              <w:right w:type="dxa" w:w="100"/>
-            </w:tcMar>
-          </w:tcPr>
-          <w:p>
-            <w:r>
-              <w:rPr>
-                <w:sz w:val="19"/>
-                <w:szCs w:val="19"/>
-              </w:rPr>
-              <w:t xml:space="preserve">1</w:t>
-            </w:r>
-          </w:p>
-        </w:tc>
-        <w:tc>
-          <w:tcPr>
-            <w:tcW w:type="dxa" w:w="5000"/>
-            <w:tcBorders>
-              <w:top w:val="single" w:color="B8C2D0" w:sz="4"/>
-              <w:left w:val="single" w:color="B8C2D0" w:sz="4"/>
-              <w:bottom w:val="single" w:color="B8C2D0" w:sz="4"/>
-              <w:right w:val="single" w:color="B8C2D0" w:sz="4"/>
-            </w:tcBorders>
-            <w:shd w:fill="FFFFFF" w:color="auto" w:val="clear"/>
-            <w:tcMar>
-              <w:top w:type="dxa" w:w="60"/>
-              <w:left w:type="dxa" w:w="100"/>
-              <w:bottom w:type="dxa" w:w="60"/>
-              <w:right w:type="dxa" w:w="100"/>
-            </w:tcMar>
-          </w:tcPr>
-          <w:p>
-            <w:r>
-              <w:rPr>
-                <w:sz w:val="19"/>
-                <w:szCs w:val="19"/>
-              </w:rPr>
-              <w:t xml:space="preserve">How often have you had information-security training?</w:t>
-            </w:r>
-          </w:p>
-        </w:tc>
-        <w:tc>
-          <w:tcPr>
-            <w:tcW w:type="dxa" w:w="3326"/>
-            <w:tcBorders>
-              <w:top w:val="single" w:color="B8C2D0" w:sz="4"/>
-              <w:left w:val="single" w:color="B8C2D0" w:sz="4"/>
-              <w:bottom w:val="single" w:color="B8C2D0" w:sz="4"/>
-              <w:right w:val="single" w:color="B8C2D0" w:sz="4"/>
-            </w:tcBorders>
-            <w:shd w:fill="FFFFFF" w:color="auto" w:val="clear"/>
-            <w:tcMar>
-              <w:top w:type="dxa" w:w="60"/>
-              <w:left w:type="dxa" w:w="100"/>
-              <w:bottom w:type="dxa" w:w="60"/>
-              <w:right w:type="dxa" w:w="100"/>
-            </w:tcMar>
-          </w:tcPr>
-          <w:p>
-            <w:r>
-              <w:rPr>
-                <w:sz w:val="19"/>
-                <w:szCs w:val="19"/>
-              </w:rPr>
-              <w:t xml:space="preserve">Never / once / every year / more often</w:t>
-            </w:r>
-          </w:p>
-        </w:tc>
-      </w:tr>
-      <w:tr>
-        <w:trPr>
-          <w:cantSplit/>
-        </w:trPr>
-        <w:tc>
-          <w:tcPr>
-            <w:tcW w:type="dxa" w:w="700"/>
-            <w:tcBorders>
-              <w:top w:val="single" w:color="B8C2D0" w:sz="4"/>
-              <w:left w:val="single" w:color="B8C2D0" w:sz="4"/>
-              <w:bottom w:val="single" w:color="B8C2D0" w:sz="4"/>
-              <w:right w:val="single" w:color="B8C2D0" w:sz="4"/>
-            </w:tcBorders>
-            <w:shd w:fill="FFFFFF" w:color="auto" w:val="clear"/>
-            <w:tcMar>
-              <w:top w:type="dxa" w:w="60"/>
-              <w:left w:type="dxa" w:w="100"/>
-              <w:bottom w:type="dxa" w:w="60"/>
-              <w:right w:type="dxa" w:w="100"/>
-            </w:tcMar>
-          </w:tcPr>
-          <w:p>
-            <w:r>
-              <w:rPr>
-                <w:sz w:val="19"/>
-                <w:szCs w:val="19"/>
-              </w:rPr>
-              <w:t xml:space="preserve">2</w:t>
-            </w:r>
-          </w:p>
-        </w:tc>
-        <w:tc>
-          <w:tcPr>
-            <w:tcW w:type="dxa" w:w="5000"/>
-            <w:tcBorders>
-              <w:top w:val="single" w:color="B8C2D0" w:sz="4"/>
-              <w:left w:val="single" w:color="B8C2D0" w:sz="4"/>
-              <w:bottom w:val="single" w:color="B8C2D0" w:sz="4"/>
-              <w:right w:val="single" w:color="B8C2D0" w:sz="4"/>
-            </w:tcBorders>
-            <w:shd w:fill="FFFFFF" w:color="auto" w:val="clear"/>
-            <w:tcMar>
-              <w:top w:type="dxa" w:w="60"/>
-              <w:left w:type="dxa" w:w="100"/>
-              <w:bottom w:type="dxa" w:w="60"/>
-              <w:right w:type="dxa" w:w="100"/>
-            </w:tcMar>
-          </w:tcPr>
-          <w:p>
-            <w:r>
-              <w:rPr>
-                <w:sz w:val="19"/>
-                <w:szCs w:val="19"/>
-              </w:rPr>
-              <w:t xml:space="preserve">Can you recognise a phishing e-mail?</w:t>
-            </w:r>
-          </w:p>
-        </w:tc>
-        <w:tc>
-          <w:tcPr>
-            <w:tcW w:type="dxa" w:w="3326"/>
-            <w:tcBorders>
-              <w:top w:val="single" w:color="B8C2D0" w:sz="4"/>
-              <w:left w:val="single" w:color="B8C2D0" w:sz="4"/>
-              <w:bottom w:val="single" w:color="B8C2D0" w:sz="4"/>
-              <w:right w:val="single" w:color="B8C2D0" w:sz="4"/>
-            </w:tcBorders>
-            <w:shd w:fill="FFFFFF" w:color="auto" w:val="clear"/>
-            <w:tcMar>
-              <w:top w:type="dxa" w:w="60"/>
-              <w:left w:type="dxa" w:w="100"/>
-              <w:bottom w:type="dxa" w:w="60"/>
-              <w:right w:type="dxa" w:w="100"/>
-            </w:tcMar>
-          </w:tcPr>
-          <w:p>
-            <w:r>
-              <w:rPr>
-                <w:sz w:val="19"/>
-                <w:szCs w:val="19"/>
-              </w:rPr>
-              <w:t xml:space="preserve">Yes / not sure / no</w:t>
-            </w:r>
-          </w:p>
-        </w:tc>
-      </w:tr>
-      <w:tr>
-        <w:trPr>
-          <w:cantSplit/>
-        </w:trPr>
-        <w:tc>
-          <w:tcPr>
-            <w:tcW w:type="dxa" w:w="700"/>
-            <w:tcBorders>
-              <w:top w:val="single" w:color="B8C2D0" w:sz="4"/>
-              <w:left w:val="single" w:color="B8C2D0" w:sz="4"/>
-              <w:bottom w:val="single" w:color="B8C2D0" w:sz="4"/>
-              <w:right w:val="single" w:color="B8C2D0" w:sz="4"/>
-            </w:tcBorders>
-            <w:shd w:fill="FFFFFF" w:color="auto" w:val="clear"/>
-            <w:tcMar>
-              <w:top w:type="dxa" w:w="60"/>
-              <w:left w:type="dxa" w:w="100"/>
-              <w:bottom w:type="dxa" w:w="60"/>
-              <w:right w:type="dxa" w:w="100"/>
-            </w:tcMar>
-          </w:tcPr>
-          <w:p>
-            <w:r>
-              <w:rPr>
-                <w:sz w:val="19"/>
-                <w:szCs w:val="19"/>
-              </w:rPr>
-              <w:t xml:space="preserve">3</w:t>
-            </w:r>
-          </w:p>
-        </w:tc>
-        <w:tc>
-          <w:tcPr>
-            <w:tcW w:type="dxa" w:w="5000"/>
-            <w:tcBorders>
-              <w:top w:val="single" w:color="B8C2D0" w:sz="4"/>
-              <w:left w:val="single" w:color="B8C2D0" w:sz="4"/>
-              <w:bottom w:val="single" w:color="B8C2D0" w:sz="4"/>
-              <w:right w:val="single" w:color="B8C2D0" w:sz="4"/>
-            </w:tcBorders>
-            <w:shd w:fill="FFFFFF" w:color="auto" w:val="clear"/>
-            <w:tcMar>
-              <w:top w:type="dxa" w:w="60"/>
-              <w:left w:type="dxa" w:w="100"/>
-              <w:bottom w:type="dxa" w:w="60"/>
-              <w:right w:type="dxa" w:w="100"/>
-            </w:tcMar>
-          </w:tcPr>
-          <w:p>
-            <w:r>
-              <w:rPr>
-                <w:sz w:val="19"/>
-                <w:szCs w:val="19"/>
-              </w:rPr>
-              <w:t xml:space="preserve">Have you ever clicked a link that you later thought was bad?</w:t>
-            </w:r>
-          </w:p>
-        </w:tc>
-        <w:tc>
-          <w:tcPr>
-            <w:tcW w:type="dxa" w:w="3326"/>
-            <w:tcBorders>
-              <w:top w:val="single" w:color="B8C2D0" w:sz="4"/>
-              <w:left w:val="single" w:color="B8C2D0" w:sz="4"/>
-              <w:bottom w:val="single" w:color="B8C2D0" w:sz="4"/>
-              <w:right w:val="single" w:color="B8C2D0" w:sz="4"/>
-            </w:tcBorders>
-            <w:shd w:fill="FFFFFF" w:color="auto" w:val="clear"/>
-            <w:tcMar>
-              <w:top w:type="dxa" w:w="60"/>
-              <w:left w:type="dxa" w:w="100"/>
-              <w:bottom w:type="dxa" w:w="60"/>
-              <w:right w:type="dxa" w:w="100"/>
-            </w:tcMar>
-          </w:tcPr>
-          <w:p>
-            <w:r>
-              <w:rPr>
-                <w:sz w:val="19"/>
-                <w:szCs w:val="19"/>
-              </w:rPr>
-              <w:t xml:space="preserve">Yes / no / not sure</w:t>
-            </w:r>
-          </w:p>
-        </w:tc>
-      </w:tr>
-      <w:tr>
-        <w:trPr>
-          <w:cantSplit/>
-        </w:trPr>
-        <w:tc>
-          <w:tcPr>
-            <w:tcW w:type="dxa" w:w="700"/>
-            <w:tcBorders>
-              <w:top w:val="single" w:color="B8C2D0" w:sz="4"/>
-              <w:left w:val="single" w:color="B8C2D0" w:sz="4"/>
-              <w:bottom w:val="single" w:color="B8C2D0" w:sz="4"/>
-              <w:right w:val="single" w:color="B8C2D0" w:sz="4"/>
-            </w:tcBorders>
-            <w:shd w:fill="FFFFFF" w:color="auto" w:val="clear"/>
-            <w:tcMar>
-              <w:top w:type="dxa" w:w="60"/>
-              <w:left w:type="dxa" w:w="100"/>
-              <w:bottom w:type="dxa" w:w="60"/>
-              <w:right w:type="dxa" w:w="100"/>
-            </w:tcMar>
-          </w:tcPr>
-          <w:p>
-            <w:r>
-              <w:rPr>
-                <w:sz w:val="19"/>
-                <w:szCs w:val="19"/>
-              </w:rPr>
-              <w:t xml:space="preserve">4</w:t>
-            </w:r>
-          </w:p>
-        </w:tc>
-        <w:tc>
-          <w:tcPr>
-            <w:tcW w:type="dxa" w:w="5000"/>
-            <w:tcBorders>
-              <w:top w:val="single" w:color="B8C2D0" w:sz="4"/>
-              <w:left w:val="single" w:color="B8C2D0" w:sz="4"/>
-              <w:bottom w:val="single" w:color="B8C2D0" w:sz="4"/>
-              <w:right w:val="single" w:color="B8C2D0" w:sz="4"/>
-            </w:tcBorders>
-            <w:shd w:fill="FFFFFF" w:color="auto" w:val="clear"/>
-            <w:tcMar>
-              <w:top w:type="dxa" w:w="60"/>
-              <w:left w:type="dxa" w:w="100"/>
-              <w:bottom w:type="dxa" w:w="60"/>
-              <w:right w:type="dxa" w:w="100"/>
-            </w:tcMar>
-          </w:tcPr>
-          <w:p>
-            <w:r>
-              <w:rPr>
-                <w:sz w:val="19"/>
-                <w:szCs w:val="19"/>
-              </w:rPr>
-              <w:t xml:space="preserve">Did you report it? How?</w:t>
-            </w:r>
-          </w:p>
-        </w:tc>
-        <w:tc>
-          <w:tcPr>
-            <w:tcW w:type="dxa" w:w="3326"/>
-            <w:tcBorders>
-              <w:top w:val="single" w:color="B8C2D0" w:sz="4"/>
-              <w:left w:val="single" w:color="B8C2D0" w:sz="4"/>
-              <w:bottom w:val="single" w:color="B8C2D0" w:sz="4"/>
-              <w:right w:val="single" w:color="B8C2D0" w:sz="4"/>
-            </w:tcBorders>
-            <w:shd w:fill="FFFFFF" w:color="auto" w:val="clear"/>
-            <w:tcMar>
-              <w:top w:type="dxa" w:w="60"/>
-              <w:left w:type="dxa" w:w="100"/>
-              <w:bottom w:type="dxa" w:w="60"/>
-              <w:right w:type="dxa" w:w="100"/>
-            </w:tcMar>
-          </w:tcPr>
-          <w:p>
-            <w:r>
-              <w:rPr>
-                <w:sz w:val="19"/>
-                <w:szCs w:val="19"/>
-              </w:rPr>
-              <w:t xml:space="preserve">Phone / e-mail / in person / did not report</w:t>
-            </w:r>
-          </w:p>
-        </w:tc>
-      </w:tr>
-      <w:tr>
-        <w:trPr>
-          <w:cantSplit/>
-        </w:trPr>
-        <w:tc>
-          <w:tcPr>
-            <w:tcW w:type="dxa" w:w="700"/>
-            <w:tcBorders>
-              <w:top w:val="single" w:color="B8C2D0" w:sz="4"/>
-              <w:left w:val="single" w:color="B8C2D0" w:sz="4"/>
-              <w:bottom w:val="single" w:color="B8C2D0" w:sz="4"/>
-              <w:right w:val="single" w:color="B8C2D0" w:sz="4"/>
-            </w:tcBorders>
-            <w:shd w:fill="FFFFFF" w:color="auto" w:val="clear"/>
-            <w:tcMar>
-              <w:top w:type="dxa" w:w="60"/>
-              <w:left w:type="dxa" w:w="100"/>
-              <w:bottom w:type="dxa" w:w="60"/>
-              <w:right w:type="dxa" w:w="100"/>
-            </w:tcMar>
-          </w:tcPr>
-          <w:p>
-            <w:r>
-              <w:rPr>
-                <w:sz w:val="19"/>
-                <w:szCs w:val="19"/>
-              </w:rPr>
-              <w:t xml:space="preserve">5</w:t>
-            </w:r>
-          </w:p>
-        </w:tc>
-        <w:tc>
-          <w:tcPr>
-            <w:tcW w:type="dxa" w:w="5000"/>
-            <w:tcBorders>
-              <w:top w:val="single" w:color="B8C2D0" w:sz="4"/>
-              <w:left w:val="single" w:color="B8C2D0" w:sz="4"/>
-              <w:bottom w:val="single" w:color="B8C2D0" w:sz="4"/>
-              <w:right w:val="single" w:color="B8C2D0" w:sz="4"/>
-            </w:tcBorders>
-            <w:shd w:fill="FFFFFF" w:color="auto" w:val="clear"/>
-            <w:tcMar>
-              <w:top w:type="dxa" w:w="60"/>
-              <w:left w:type="dxa" w:w="100"/>
-              <w:bottom w:type="dxa" w:w="60"/>
-              <w:right w:type="dxa" w:w="100"/>
-            </w:tcMar>
-          </w:tcPr>
-          <w:p>
-            <w:r>
-              <w:rPr>
-                <w:sz w:val="19"/>
-                <w:szCs w:val="19"/>
-              </w:rPr>
-              <w:t xml:space="preserve">Would you use a computer or phone application to learn and to report incidents?</w:t>
-            </w:r>
-          </w:p>
-        </w:tc>
-        <w:tc>
-          <w:tcPr>
-            <w:tcW w:type="dxa" w:w="3326"/>
-            <w:tcBorders>
-              <w:top w:val="single" w:color="B8C2D0" w:sz="4"/>
-              <w:left w:val="single" w:color="B8C2D0" w:sz="4"/>
-              <w:bottom w:val="single" w:color="B8C2D0" w:sz="4"/>
-              <w:right w:val="single" w:color="B8C2D0" w:sz="4"/>
-            </w:tcBorders>
-            <w:shd w:fill="FFFFFF" w:color="auto" w:val="clear"/>
-            <w:tcMar>
-              <w:top w:type="dxa" w:w="60"/>
-              <w:left w:type="dxa" w:w="100"/>
-              <w:bottom w:type="dxa" w:w="60"/>
-              <w:right w:type="dxa" w:w="100"/>
-            </w:tcMar>
-          </w:tcPr>
-          <w:p>
-            <w:r>
-              <w:rPr>
-                <w:sz w:val="19"/>
-                <w:szCs w:val="19"/>
-              </w:rPr>
-              <w:t xml:space="preserve">Yes / no / maybe</w:t>
-            </w:r>
-          </w:p>
-        </w:tc>
-      </w:tr>
-      <w:tr>
-        <w:trPr>
-          <w:cantSplit/>
-        </w:trPr>
-        <w:tc>
-          <w:tcPr>
-            <w:tcW w:type="dxa" w:w="700"/>
-            <w:tcBorders>
-              <w:top w:val="single" w:color="B8C2D0" w:sz="4"/>
-              <w:left w:val="single" w:color="B8C2D0" w:sz="4"/>
-              <w:bottom w:val="single" w:color="B8C2D0" w:sz="4"/>
-              <w:right w:val="single" w:color="B8C2D0" w:sz="4"/>
-            </w:tcBorders>
-            <w:shd w:fill="FFFFFF" w:color="auto" w:val="clear"/>
-            <w:tcMar>
-              <w:top w:type="dxa" w:w="60"/>
-              <w:left w:type="dxa" w:w="100"/>
-              <w:bottom w:type="dxa" w:w="60"/>
-              <w:right w:type="dxa" w:w="100"/>
-            </w:tcMar>
-          </w:tcPr>
-          <w:p>
-            <w:r>
-              <w:rPr>
-                <w:sz w:val="19"/>
-                <w:szCs w:val="19"/>
-              </w:rPr>
-              <w:t xml:space="preserve">6</w:t>
-            </w:r>
-          </w:p>
-        </w:tc>
-        <w:tc>
-          <w:tcPr>
-            <w:tcW w:type="dxa" w:w="5000"/>
-            <w:tcBorders>
-              <w:top w:val="single" w:color="B8C2D0" w:sz="4"/>
-              <w:left w:val="single" w:color="B8C2D0" w:sz="4"/>
-              <w:bottom w:val="single" w:color="B8C2D0" w:sz="4"/>
-              <w:right w:val="single" w:color="B8C2D0" w:sz="4"/>
-            </w:tcBorders>
-            <w:shd w:fill="FFFFFF" w:color="auto" w:val="clear"/>
-            <w:tcMar>
-              <w:top w:type="dxa" w:w="60"/>
-              <w:left w:type="dxa" w:w="100"/>
-              <w:bottom w:type="dxa" w:w="60"/>
-              <w:right w:type="dxa" w:w="100"/>
-            </w:tcMar>
-          </w:tcPr>
-          <w:p>
-            <w:r>
-              <w:rPr>
-                <w:sz w:val="19"/>
-                <w:szCs w:val="19"/>
-              </w:rPr>
-              <w:t xml:space="preserve">Which device do you use most at work?</w:t>
-            </w:r>
-          </w:p>
-        </w:tc>
-        <w:tc>
-          <w:tcPr>
-            <w:tcW w:type="dxa" w:w="3326"/>
-            <w:tcBorders>
-              <w:top w:val="single" w:color="B8C2D0" w:sz="4"/>
-              <w:left w:val="single" w:color="B8C2D0" w:sz="4"/>
-              <w:bottom w:val="single" w:color="B8C2D0" w:sz="4"/>
-              <w:right w:val="single" w:color="B8C2D0" w:sz="4"/>
-            </w:tcBorders>
-            <w:shd w:fill="FFFFFF" w:color="auto" w:val="clear"/>
-            <w:tcMar>
-              <w:top w:type="dxa" w:w="60"/>
-              <w:left w:type="dxa" w:w="100"/>
-              <w:bottom w:type="dxa" w:w="60"/>
-              <w:right w:type="dxa" w:w="100"/>
-            </w:tcMar>
-          </w:tcPr>
-          <w:p>
-            <w:r>
-              <w:rPr>
-                <w:sz w:val="19"/>
-                <w:szCs w:val="19"/>
-              </w:rPr>
-              <w:t xml:space="preserve">Desktop / laptop / smartphone</w:t>
-            </w:r>
-          </w:p>
-        </w:tc>
-      </w:tr>
-      <w:tr>
-        <w:trPr>
-          <w:cantSplit/>
-        </w:trPr>
-        <w:tc>
-          <w:tcPr>
-            <w:tcW w:type="dxa" w:w="700"/>
-            <w:tcBorders>
-              <w:top w:val="single" w:color="B8C2D0" w:sz="4"/>
-              <w:left w:val="single" w:color="B8C2D0" w:sz="4"/>
-              <w:bottom w:val="single" w:color="B8C2D0" w:sz="4"/>
-              <w:right w:val="single" w:color="B8C2D0" w:sz="4"/>
-            </w:tcBorders>
-            <w:shd w:fill="FFFFFF" w:color="auto" w:val="clear"/>
-            <w:tcMar>
-              <w:top w:type="dxa" w:w="60"/>
-              <w:left w:type="dxa" w:w="100"/>
-              <w:bottom w:type="dxa" w:w="60"/>
-              <w:right w:type="dxa" w:w="100"/>
-            </w:tcMar>
-          </w:tcPr>
-          <w:p>
-            <w:r>
-              <w:rPr>
-                <w:sz w:val="19"/>
-                <w:szCs w:val="19"/>
-              </w:rPr>
-              <w:t xml:space="preserve">7</w:t>
-            </w:r>
-          </w:p>
-        </w:tc>
-        <w:tc>
-          <w:tcPr>
-            <w:tcW w:type="dxa" w:w="5000"/>
-            <w:tcBorders>
-              <w:top w:val="single" w:color="B8C2D0" w:sz="4"/>
-              <w:left w:val="single" w:color="B8C2D0" w:sz="4"/>
-              <w:bottom w:val="single" w:color="B8C2D0" w:sz="4"/>
-              <w:right w:val="single" w:color="B8C2D0" w:sz="4"/>
-            </w:tcBorders>
-            <w:shd w:fill="FFFFFF" w:color="auto" w:val="clear"/>
-            <w:tcMar>
-              <w:top w:type="dxa" w:w="60"/>
-              <w:left w:type="dxa" w:w="100"/>
-              <w:bottom w:type="dxa" w:w="60"/>
-              <w:right w:type="dxa" w:w="100"/>
-            </w:tcMar>
-          </w:tcPr>
-          <w:p>
-            <w:r>
-              <w:rPr>
-                <w:sz w:val="19"/>
-                <w:szCs w:val="19"/>
-              </w:rPr>
-              <w:t xml:space="preserve">What would stop you from reporting an incident?</w:t>
-            </w:r>
-          </w:p>
-        </w:tc>
-        <w:tc>
-          <w:tcPr>
-            <w:tcW w:type="dxa" w:w="3326"/>
-            <w:tcBorders>
-              <w:top w:val="single" w:color="B8C2D0" w:sz="4"/>
-              <w:left w:val="single" w:color="B8C2D0" w:sz="4"/>
-              <w:bottom w:val="single" w:color="B8C2D0" w:sz="4"/>
-              <w:right w:val="single" w:color="B8C2D0" w:sz="4"/>
-            </w:tcBorders>
-            <w:shd w:fill="FFFFFF" w:color="auto" w:val="clear"/>
-            <w:tcMar>
-              <w:top w:type="dxa" w:w="60"/>
-              <w:left w:type="dxa" w:w="100"/>
-              <w:bottom w:type="dxa" w:w="60"/>
-              <w:right w:type="dxa" w:w="100"/>
-            </w:tcMar>
-          </w:tcPr>
-          <w:p>
-            <w:r>
-              <w:rPr>
-                <w:sz w:val="19"/>
-                <w:szCs w:val="19"/>
-              </w:rPr>
-              <w:t xml:space="preserve">Free text</w:t>
-            </w:r>
-          </w:p>
-        </w:tc>
-      </w:tr>
-    </w:tbl>
-    <w:p>
-      <w:pPr>
-        <w:spacing w:after="120"/>
-      </w:pPr>
-    </w:p>
-    <w:p>
-      <w:pPr>
-        <w:pStyle w:val="Heading2"/>
-      </w:pPr>
-      <w:r>
-        <w:t xml:space="preserve">3.2.3 Observation checklist</w:t>
-      </w:r>
-    </w:p>
-    <w:p>
-      <w:pPr>
-        <w:pStyle w:val="ListParagraph"/>
-        <w:numPr>
-          <w:ilvl w:val="0"/>
-          <w:numId w:val="3"/>
-        </w:numPr>
-        <w:spacing w:after="60" w:line="288"/>
-      </w:pPr>
-      <w:r>
-        <w:t xml:space="preserve">The way the report was made (phone, e-mail, walk-in, chat message).</w:t>
-      </w:r>
-    </w:p>
-    <w:p>
-      <w:pPr>
-        <w:pStyle w:val="ListParagraph"/>
-        <w:numPr>
-          <w:ilvl w:val="0"/>
-          <w:numId w:val="3"/>
-        </w:numPr>
-        <w:spacing w:after="60" w:line="288"/>
-      </w:pPr>
-      <w:r>
-        <w:t xml:space="preserve">The time between finding the problem and reporting it.</w:t>
-      </w:r>
-    </w:p>
-    <w:p>
-      <w:pPr>
-        <w:pStyle w:val="ListParagraph"/>
-        <w:numPr>
-          <w:ilvl w:val="0"/>
-          <w:numId w:val="3"/>
-        </w:numPr>
-        <w:spacing w:after="60" w:line="288"/>
-      </w:pPr>
-      <w:r>
-        <w:t xml:space="preserve">The facts given at first contact (what, when, which system, evidence).</w:t>
-      </w:r>
-    </w:p>
-    <w:p>
-      <w:pPr>
-        <w:pStyle w:val="ListParagraph"/>
-        <w:numPr>
-          <w:ilvl w:val="0"/>
-          <w:numId w:val="3"/>
-        </w:numPr>
-        <w:spacing w:after="60" w:line="288"/>
-      </w:pPr>
-      <w:r>
-        <w:t xml:space="preserve">Where the report was written down.</w:t>
-      </w:r>
-    </w:p>
-    <w:p>
-      <w:pPr>
-        <w:pStyle w:val="ListParagraph"/>
-        <w:numPr>
-          <w:ilvl w:val="0"/>
-          <w:numId w:val="3"/>
-        </w:numPr>
-        <w:spacing w:after="60" w:line="288"/>
-      </w:pPr>
-      <w:r>
-        <w:t xml:space="preserve">Whether the reporter was told what happened next.</w:t>
-      </w:r>
-    </w:p>
-    <w:p>
-      <w:pPr>
-        <w:pStyle w:val="Heading2"/>
-      </w:pPr>
-      <w:r>
-        <w:t xml:space="preserve">3.2.4 Problems identified</w:t>
-      </w:r>
-    </w:p>
-    <w:p>
-      <w:pPr>
-        <w:spacing w:after="120" w:line="300"/>
-      </w:pPr>
-      <w:r>
-        <w:t xml:space="preserve">Fact-finding showed the problems listed below. They match the problems described in Chapter 1 and they led to the requirements in this chapter.</w:t>
-      </w:r>
-    </w:p>
-    <w:p>
-      <w:pPr>
-        <w:keepNext/>
-        <w:spacing w:after="60" w:before="120"/>
-      </w:pPr>
-      <w:r>
-        <w:rPr>
-          <w:b/>
-          <w:bCs/>
-          <w:color w:val="555555"/>
-          <w:sz w:val="19"/>
-          <w:szCs w:val="19"/>
-        </w:rPr>
-        <w:t xml:space="preserve">Table 3.3: Problems identified through fact-finding</w:t>
+        <w:t xml:space="preserve">Table 3.2: Problems identified through fact-finding</w:t>
       </w:r>
     </w:p>
     <w:tbl>
@@ -2356,93 +1411,7 @@
                 <w:sz w:val="19"/>
                 <w:szCs w:val="19"/>
               </w:rPr>
-              <w:t xml:space="preserve">FR21</w:t>
-            </w:r>
-          </w:p>
-        </w:tc>
-      </w:tr>
-      <w:tr>
-        <w:trPr>
-          <w:cantSplit/>
-        </w:trPr>
-        <w:tc>
-          <w:tcPr>
-            <w:tcW w:type="dxa" w:w="3800"/>
-            <w:tcBorders>
-              <w:top w:val="single" w:color="B8C2D0" w:sz="4"/>
-              <w:left w:val="single" w:color="B8C2D0" w:sz="4"/>
-              <w:bottom w:val="single" w:color="B8C2D0" w:sz="4"/>
-              <w:right w:val="single" w:color="B8C2D0" w:sz="4"/>
-            </w:tcBorders>
-            <w:shd w:fill="FFFFFF" w:color="auto" w:val="clear"/>
-            <w:tcMar>
-              <w:top w:type="dxa" w:w="60"/>
-              <w:left w:type="dxa" w:w="100"/>
-              <w:bottom w:type="dxa" w:w="60"/>
-              <w:right w:type="dxa" w:w="100"/>
-            </w:tcMar>
-          </w:tcPr>
-          <w:p>
-            <w:r>
-              <w:rPr>
-                <w:sz w:val="19"/>
-                <w:szCs w:val="19"/>
-              </w:rPr>
-              <w:t xml:space="preserve">Staff use smartphones a lot and want a mobile option</w:t>
-            </w:r>
-          </w:p>
-        </w:tc>
-        <w:tc>
-          <w:tcPr>
-            <w:tcW w:type="dxa" w:w="2400"/>
-            <w:tcBorders>
-              <w:top w:val="single" w:color="B8C2D0" w:sz="4"/>
-              <w:left w:val="single" w:color="B8C2D0" w:sz="4"/>
-              <w:bottom w:val="single" w:color="B8C2D0" w:sz="4"/>
-              <w:right w:val="single" w:color="B8C2D0" w:sz="4"/>
-            </w:tcBorders>
-            <w:shd w:fill="FFFFFF" w:color="auto" w:val="clear"/>
-            <w:tcMar>
-              <w:top w:type="dxa" w:w="60"/>
-              <w:left w:type="dxa" w:w="100"/>
-              <w:bottom w:type="dxa" w:w="60"/>
-              <w:right w:type="dxa" w:w="100"/>
-            </w:tcMar>
-          </w:tcPr>
-          <w:p>
-            <w:r>
-              <w:rPr>
-                <w:sz w:val="19"/>
-                <w:szCs w:val="19"/>
-              </w:rPr>
-              <w:t xml:space="preserve">Questionnaire</w:t>
-            </w:r>
-          </w:p>
-        </w:tc>
-        <w:tc>
-          <w:tcPr>
-            <w:tcW w:type="dxa" w:w="2826"/>
-            <w:tcBorders>
-              <w:top w:val="single" w:color="B8C2D0" w:sz="4"/>
-              <w:left w:val="single" w:color="B8C2D0" w:sz="4"/>
-              <w:bottom w:val="single" w:color="B8C2D0" w:sz="4"/>
-              <w:right w:val="single" w:color="B8C2D0" w:sz="4"/>
-            </w:tcBorders>
-            <w:shd w:fill="FFFFFF" w:color="auto" w:val="clear"/>
-            <w:tcMar>
-              <w:top w:type="dxa" w:w="60"/>
-              <w:left w:type="dxa" w:w="100"/>
-              <w:bottom w:type="dxa" w:w="60"/>
-              <w:right w:type="dxa" w:w="100"/>
-            </w:tcMar>
-          </w:tcPr>
-          <w:p>
-            <w:r>
-              <w:rPr>
-                <w:sz w:val="19"/>
-                <w:szCs w:val="19"/>
-              </w:rPr>
-              <w:t xml:space="preserve">FR23</w:t>
+              <w:t xml:space="preserve">FR20</w:t>
             </w:r>
           </w:p>
         </w:tc>
@@ -2576,7 +1545,7 @@
           <w:sz w:val="19"/>
           <w:szCs w:val="19"/>
         </w:rPr>
-        <w:t xml:space="preserve">Table 3.4: PIECES analysis</w:t>
+        <w:t xml:space="preserve">Table 3.3: PIECES analysis</w:t>
       </w:r>
     </w:p>
     <w:tbl>
@@ -3234,7 +2203,7 @@
           <w:sz w:val="19"/>
           <w:szCs w:val="19"/>
         </w:rPr>
-        <w:t xml:space="preserve">Table 3.5: Actors and use cases</w:t>
+        <w:t xml:space="preserve">Table 3.4: Actors and use cases</w:t>
       </w:r>
     </w:p>
     <w:tbl>
@@ -3372,7 +2341,7 @@
                 <w:sz w:val="19"/>
                 <w:szCs w:val="19"/>
               </w:rPr>
-              <w:t xml:space="preserve">Register, log in, reset password, see the dashboard, study lessons, bookmark, take quizzes, run phishing simulations, report an incident, track own incidents, read alerts, update profile and password</w:t>
+              <w:t xml:space="preserve">Register, log in, reset password, see the dashboard, study lessons, bookmark, take quizzes, run phishing simulations, report an incident, track own incidents, update profile and password</w:t>
             </w:r>
           </w:p>
         </w:tc>
@@ -3404,7 +2373,7 @@
                 <w:sz w:val="19"/>
                 <w:szCs w:val="19"/>
               </w:rPr>
-              <w:t xml:space="preserve">Cybersecurity officer</w:t>
+              <w:t xml:space="preserve">System administrator</w:t>
             </w:r>
           </w:p>
         </w:tc>
@@ -3431,66 +2400,7 @@
                 <w:sz w:val="19"/>
                 <w:szCs w:val="19"/>
               </w:rPr>
-              <w:t xml:space="preserve">All normal-user use cases, and also: see the SOC queue and heat map, assign and escalate incidents, change status, add timeline notes, see organisation analytics, view and export the audit log</w:t>
-            </w:r>
-          </w:p>
-        </w:tc>
-      </w:tr>
-      <w:tr>
-        <w:trPr>
-          <w:cantSplit/>
-        </w:trPr>
-        <w:tc>
-          <w:tcPr>
-            <w:tcW w:type="dxa" w:w="2000"/>
-            <w:tcBorders>
-              <w:top w:val="single" w:color="B8C2D0" w:sz="4"/>
-              <w:left w:val="single" w:color="B8C2D0" w:sz="4"/>
-              <w:bottom w:val="single" w:color="B8C2D0" w:sz="4"/>
-              <w:right w:val="single" w:color="B8C2D0" w:sz="4"/>
-            </w:tcBorders>
-            <w:shd w:fill="FFFFFF" w:color="auto" w:val="clear"/>
-            <w:tcMar>
-              <w:top w:type="dxa" w:w="60"/>
-              <w:left w:type="dxa" w:w="100"/>
-              <w:bottom w:type="dxa" w:w="60"/>
-              <w:right w:type="dxa" w:w="100"/>
-            </w:tcMar>
-          </w:tcPr>
-          <w:p>
-            <w:r>
-              <w:rPr>
-                <w:sz w:val="19"/>
-                <w:szCs w:val="19"/>
-              </w:rPr>
-              <w:t xml:space="preserve">System administrator</w:t>
-            </w:r>
-          </w:p>
-        </w:tc>
-        <w:tc>
-          <w:tcPr>
-            <w:tcW w:type="dxa" w:w="7026"/>
-            <w:tcBorders>
-              <w:top w:val="single" w:color="B8C2D0" w:sz="4"/>
-              <w:left w:val="single" w:color="B8C2D0" w:sz="4"/>
-              <w:bottom w:val="single" w:color="B8C2D0" w:sz="4"/>
-              <w:right w:val="single" w:color="B8C2D0" w:sz="4"/>
-            </w:tcBorders>
-            <w:shd w:fill="FFFFFF" w:color="auto" w:val="clear"/>
-            <w:tcMar>
-              <w:top w:type="dxa" w:w="60"/>
-              <w:left w:type="dxa" w:w="100"/>
-              <w:bottom w:type="dxa" w:w="60"/>
-              <w:right w:type="dxa" w:w="100"/>
-            </w:tcMar>
-          </w:tcPr>
-          <w:p>
-            <w:r>
-              <w:rPr>
-                <w:sz w:val="19"/>
-                <w:szCs w:val="19"/>
-              </w:rPr>
-              <w:t xml:space="preserve">All officer use cases, and also: publish alerts, manage users (activate, deactivate, change role), manage roles, create and edit lessons, categories, quizzes (with settings) and phishing simulations</w:t>
+              <w:t xml:space="preserve">All normal-user use cases, and also: see the SOC queue and heat map, assign and escalate incidents, change status, add timeline notes, see organisation analytics, view and export the audit log, manage users (activate, deactivate, change role), manage roles, create and edit lessons, categories, quizzes (with settings) and phishing simulations</w:t>
             </w:r>
           </w:p>
         </w:tc>
@@ -3530,7 +2440,7 @@
           <w:sz w:val="19"/>
           <w:szCs w:val="19"/>
         </w:rPr>
-        <w:t xml:space="preserve">Table 3.6: Use case: Report an incident</w:t>
+        <w:t xml:space="preserve">Table 3.5: Use case: Report an incident</w:t>
       </w:r>
     </w:p>
     <w:tbl>
@@ -3904,7 +2814,7 @@
                 <w:sz w:val="19"/>
                 <w:szCs w:val="19"/>
               </w:rPr>
-              <w:t xml:space="preserve">The incident appears in the user's list and in the officers' queue (if submitted)</w:t>
+              <w:t xml:space="preserve">The incident appears in the user's list and in the administrators' queue (if submitted)</w:t>
             </w:r>
           </w:p>
         </w:tc>
@@ -3936,7 +2846,7 @@
           <w:sz w:val="19"/>
           <w:szCs w:val="19"/>
         </w:rPr>
-        <w:t xml:space="preserve">Table 3.7: Use case: Handle an incident</w:t>
+        <w:t xml:space="preserve">Table 3.6: Use case: Handle an incident</w:t>
       </w:r>
     </w:p>
     <w:tbl>
@@ -4074,7 +2984,7 @@
                 <w:sz w:val="19"/>
                 <w:szCs w:val="19"/>
               </w:rPr>
-              <w:t xml:space="preserve">Cybersecurity officer</w:t>
+              <w:t xml:space="preserve">System administrator</w:t>
             </w:r>
           </w:p>
         </w:tc>
@@ -4192,7 +3102,7 @@
                 <w:sz w:val="19"/>
                 <w:szCs w:val="19"/>
               </w:rPr>
-              <w:t xml:space="preserve">1. The officer opens the SOC queue. 2. The officer opens an incident. 3. The officer assigns it to an officer. 4. The officer changes the status and writes a note. 5. The system saves the change on the timeline and in the audit log. 6. The officer repeats steps 4 and 5 until the incident is Resolved or Closed.</w:t>
+              <w:t xml:space="preserve">1. The administrator opens the SOC queue. 2. The administrator opens an incident. 3. The administrator assigns it to an administrator. 4. The administrator changes the status and writes a note. 5. The system saves the change on the timeline and in the audit log. 6. The administrator repeats steps 4 and 5 until the incident is Resolved or Closed.</w:t>
             </w:r>
           </w:p>
         </w:tc>
@@ -4342,7 +3252,7 @@
           <w:sz w:val="19"/>
           <w:szCs w:val="19"/>
         </w:rPr>
-        <w:t xml:space="preserve">Table 3.8: Use case: Take a quiz</w:t>
+        <w:t xml:space="preserve">Table 3.7: Use case: Take a quiz</w:t>
       </w:r>
     </w:p>
     <w:tbl>
@@ -4657,7 +3567,7 @@
                 <w:sz w:val="19"/>
                 <w:szCs w:val="19"/>
               </w:rPr>
-              <w:t xml:space="preserve">No attempts left: the system refuses to start. Time ends: the answers given so far are submitted.</w:t>
+              <w:t xml:space="preserve">No attempts left: the system refuses to start. The attempt is blocked past the limit.</w:t>
             </w:r>
           </w:p>
         </w:tc>
@@ -4748,7 +3658,7 @@
           <w:sz w:val="19"/>
           <w:szCs w:val="19"/>
         </w:rPr>
-        <w:t xml:space="preserve">Table 3.9: Functional requirements</w:t>
+        <w:t xml:space="preserve">Table 3.8: Functional requirements</w:t>
       </w:r>
     </w:p>
     <w:tbl>
@@ -5347,7 +4257,7 @@
                 <w:sz w:val="19"/>
                 <w:szCs w:val="19"/>
               </w:rPr>
-              <w:t xml:space="preserve">The system shall limit every function by role (normal user, officer, administrator).</w:t>
+              <w:t xml:space="preserve">The system shall limit every function by role (normal user and administrator).</w:t>
             </w:r>
           </w:p>
         </w:tc>
@@ -6379,7 +5289,7 @@
                 <w:sz w:val="19"/>
                 <w:szCs w:val="19"/>
               </w:rPr>
-              <w:t xml:space="preserve">The system shall let officers see the queue by status, assign incidents, change status and add timeline notes.</w:t>
+              <w:t xml:space="preserve">The system shall let administrators see the queue by status, assign incidents, change status and add timeline notes.</w:t>
             </w:r>
           </w:p>
         </w:tc>
@@ -6551,7 +5461,7 @@
                 <w:sz w:val="19"/>
                 <w:szCs w:val="19"/>
               </w:rPr>
-              <w:t xml:space="preserve">The system shall let administrators publish alerts to an audience. Each eligible user gets a notification and can mark it as read.</w:t>
+              <w:t xml:space="preserve">The system shall show a personal dashboard, and for administrators, organisation analytics and charts.</w:t>
             </w:r>
           </w:p>
         </w:tc>
@@ -6637,7 +5547,7 @@
                 <w:sz w:val="19"/>
                 <w:szCs w:val="19"/>
               </w:rPr>
-              <w:t xml:space="preserve">The system shall show a personal dashboard, and for officers and administrators, organisation analytics and charts.</w:t>
+              <w:t xml:space="preserve">The system shall log every data-changing request and let administrators search and export the log as CSV.</w:t>
             </w:r>
           </w:p>
         </w:tc>
@@ -6664,179 +5574,7 @@
                 <w:sz w:val="19"/>
                 <w:szCs w:val="19"/>
               </w:rPr>
-              <w:t xml:space="preserve">Medium</w:t>
-            </w:r>
-          </w:p>
-        </w:tc>
-      </w:tr>
-      <w:tr>
-        <w:trPr>
-          <w:cantSplit/>
-        </w:trPr>
-        <w:tc>
-          <w:tcPr>
-            <w:tcW w:type="dxa" w:w="800"/>
-            <w:tcBorders>
-              <w:top w:val="single" w:color="B8C2D0" w:sz="4"/>
-              <w:left w:val="single" w:color="B8C2D0" w:sz="4"/>
-              <w:bottom w:val="single" w:color="B8C2D0" w:sz="4"/>
-              <w:right w:val="single" w:color="B8C2D0" w:sz="4"/>
-            </w:tcBorders>
-            <w:shd w:fill="FFFFFF" w:color="auto" w:val="clear"/>
-            <w:tcMar>
-              <w:top w:type="dxa" w:w="60"/>
-              <w:left w:type="dxa" w:w="100"/>
-              <w:bottom w:type="dxa" w:w="60"/>
-              <w:right w:type="dxa" w:w="100"/>
-            </w:tcMar>
-          </w:tcPr>
-          <w:p>
-            <w:r>
-              <w:rPr>
-                <w:sz w:val="19"/>
-                <w:szCs w:val="19"/>
-              </w:rPr>
-              <w:t xml:space="preserve">FR22</w:t>
-            </w:r>
-          </w:p>
-        </w:tc>
-        <w:tc>
-          <w:tcPr>
-            <w:tcW w:type="dxa" w:w="7026"/>
-            <w:tcBorders>
-              <w:top w:val="single" w:color="B8C2D0" w:sz="4"/>
-              <w:left w:val="single" w:color="B8C2D0" w:sz="4"/>
-              <w:bottom w:val="single" w:color="B8C2D0" w:sz="4"/>
-              <w:right w:val="single" w:color="B8C2D0" w:sz="4"/>
-            </w:tcBorders>
-            <w:shd w:fill="FFFFFF" w:color="auto" w:val="clear"/>
-            <w:tcMar>
-              <w:top w:type="dxa" w:w="60"/>
-              <w:left w:type="dxa" w:w="100"/>
-              <w:bottom w:type="dxa" w:w="60"/>
-              <w:right w:type="dxa" w:w="100"/>
-            </w:tcMar>
-          </w:tcPr>
-          <w:p>
-            <w:r>
-              <w:rPr>
-                <w:sz w:val="19"/>
-                <w:szCs w:val="19"/>
-              </w:rPr>
-              <w:t xml:space="preserve">The system shall log every data-changing request and let officers and administrators search and export the log as CSV.</w:t>
-            </w:r>
-          </w:p>
-        </w:tc>
-        <w:tc>
-          <w:tcPr>
-            <w:tcW w:type="dxa" w:w="1200"/>
-            <w:tcBorders>
-              <w:top w:val="single" w:color="B8C2D0" w:sz="4"/>
-              <w:left w:val="single" w:color="B8C2D0" w:sz="4"/>
-              <w:bottom w:val="single" w:color="B8C2D0" w:sz="4"/>
-              <w:right w:val="single" w:color="B8C2D0" w:sz="4"/>
-            </w:tcBorders>
-            <w:shd w:fill="FFFFFF" w:color="auto" w:val="clear"/>
-            <w:tcMar>
-              <w:top w:type="dxa" w:w="60"/>
-              <w:left w:type="dxa" w:w="100"/>
-              <w:bottom w:type="dxa" w:w="60"/>
-              <w:right w:type="dxa" w:w="100"/>
-            </w:tcMar>
-          </w:tcPr>
-          <w:p>
-            <w:r>
-              <w:rPr>
-                <w:sz w:val="19"/>
-                <w:szCs w:val="19"/>
-              </w:rPr>
               <w:t xml:space="preserve">High</w:t>
-            </w:r>
-          </w:p>
-        </w:tc>
-      </w:tr>
-      <w:tr>
-        <w:trPr>
-          <w:cantSplit/>
-        </w:trPr>
-        <w:tc>
-          <w:tcPr>
-            <w:tcW w:type="dxa" w:w="800"/>
-            <w:tcBorders>
-              <w:top w:val="single" w:color="B8C2D0" w:sz="4"/>
-              <w:left w:val="single" w:color="B8C2D0" w:sz="4"/>
-              <w:bottom w:val="single" w:color="B8C2D0" w:sz="4"/>
-              <w:right w:val="single" w:color="B8C2D0" w:sz="4"/>
-            </w:tcBorders>
-            <w:shd w:fill="FFFFFF" w:color="auto" w:val="clear"/>
-            <w:tcMar>
-              <w:top w:type="dxa" w:w="60"/>
-              <w:left w:type="dxa" w:w="100"/>
-              <w:bottom w:type="dxa" w:w="60"/>
-              <w:right w:type="dxa" w:w="100"/>
-            </w:tcMar>
-          </w:tcPr>
-          <w:p>
-            <w:r>
-              <w:rPr>
-                <w:sz w:val="19"/>
-                <w:szCs w:val="19"/>
-              </w:rPr>
-              <w:t xml:space="preserve">FR23</w:t>
-            </w:r>
-          </w:p>
-        </w:tc>
-        <w:tc>
-          <w:tcPr>
-            <w:tcW w:type="dxa" w:w="7026"/>
-            <w:tcBorders>
-              <w:top w:val="single" w:color="B8C2D0" w:sz="4"/>
-              <w:left w:val="single" w:color="B8C2D0" w:sz="4"/>
-              <w:bottom w:val="single" w:color="B8C2D0" w:sz="4"/>
-              <w:right w:val="single" w:color="B8C2D0" w:sz="4"/>
-            </w:tcBorders>
-            <w:shd w:fill="FFFFFF" w:color="auto" w:val="clear"/>
-            <w:tcMar>
-              <w:top w:type="dxa" w:w="60"/>
-              <w:left w:type="dxa" w:w="100"/>
-              <w:bottom w:type="dxa" w:w="60"/>
-              <w:right w:type="dxa" w:w="100"/>
-            </w:tcMar>
-          </w:tcPr>
-          <w:p>
-            <w:r>
-              <w:rPr>
-                <w:sz w:val="19"/>
-                <w:szCs w:val="19"/>
-              </w:rPr>
-              <w:t xml:space="preserve">The system shall provide a mobile app for login, dashboard, learning, quizzes, phishing practice, incident reporting and alerts.</w:t>
-            </w:r>
-          </w:p>
-        </w:tc>
-        <w:tc>
-          <w:tcPr>
-            <w:tcW w:type="dxa" w:w="1200"/>
-            <w:tcBorders>
-              <w:top w:val="single" w:color="B8C2D0" w:sz="4"/>
-              <w:left w:val="single" w:color="B8C2D0" w:sz="4"/>
-              <w:bottom w:val="single" w:color="B8C2D0" w:sz="4"/>
-              <w:right w:val="single" w:color="B8C2D0" w:sz="4"/>
-            </w:tcBorders>
-            <w:shd w:fill="FFFFFF" w:color="auto" w:val="clear"/>
-            <w:tcMar>
-              <w:top w:type="dxa" w:w="60"/>
-              <w:left w:type="dxa" w:w="100"/>
-              <w:bottom w:type="dxa" w:w="60"/>
-              <w:right w:type="dxa" w:w="100"/>
-            </w:tcMar>
-          </w:tcPr>
-          <w:p>
-            <w:r>
-              <w:rPr>
-                <w:sz w:val="19"/>
-                <w:szCs w:val="19"/>
-              </w:rPr>
-              <w:t xml:space="preserve">Medium</w:t>
             </w:r>
           </w:p>
         </w:tc>
@@ -6868,7 +5606,7 @@
           <w:sz w:val="19"/>
           <w:szCs w:val="19"/>
         </w:rPr>
-        <w:t xml:space="preserve">Table 3.10: Non-functional requirements</w:t>
+        <w:t xml:space="preserve">Table 3.9: Non-functional requirements</w:t>
       </w:r>
     </w:p>
     <w:tbl>
@@ -7123,7 +5861,7 @@
                 <w:sz w:val="19"/>
                 <w:szCs w:val="19"/>
               </w:rPr>
-              <w:t xml:space="preserve">Performance</w:t>
+              <w:t xml:space="preserve">Usability</w:t>
             </w:r>
           </w:p>
         </w:tc>
@@ -7150,7 +5888,7 @@
                 <w:sz w:val="19"/>
                 <w:szCs w:val="19"/>
               </w:rPr>
-              <w:t xml:space="preserve">Normal API replies come in under 2 seconds on a 4 GB server with 50 users. Lists are paged (20 items a page).</w:t>
+              <w:t xml:space="preserve">Menus are grouped as Learn, Respond and Administer. Error messages are clear. Lists are paged (20 items a page).</w:t>
             </w:r>
           </w:p>
         </w:tc>
@@ -7209,7 +5947,7 @@
                 <w:sz w:val="19"/>
                 <w:szCs w:val="19"/>
               </w:rPr>
-              <w:t xml:space="preserve">Usability</w:t>
+              <w:t xml:space="preserve">Reliability</w:t>
             </w:r>
           </w:p>
         </w:tc>
@@ -7236,7 +5974,7 @@
                 <w:sz w:val="19"/>
                 <w:szCs w:val="19"/>
               </w:rPr>
-              <w:t xml:space="preserve">Menus are grouped as Learn, Respond and Administer. Error messages are clear. Pages work on phones and computers.</w:t>
+              <w:t xml:space="preserve">The server checks all input. Errors return one standard JSON format.</w:t>
             </w:r>
           </w:p>
         </w:tc>
@@ -7295,7 +6033,7 @@
                 <w:sz w:val="19"/>
                 <w:szCs w:val="19"/>
               </w:rPr>
-              <w:t xml:space="preserve">Reliability</w:t>
+              <w:t xml:space="preserve">Maintainability</w:t>
             </w:r>
           </w:p>
         </w:tc>
@@ -7322,7 +6060,7 @@
                 <w:sz w:val="19"/>
                 <w:szCs w:val="19"/>
               </w:rPr>
-              <w:t xml:space="preserve">The server checks all input. Errors return one standard JSON format. Wrong input must not crash the system.</w:t>
+              <w:t xml:space="preserve">One Django app for each area. Automatic tests. The API is documented with OpenAPI.</w:t>
             </w:r>
           </w:p>
         </w:tc>
@@ -7381,7 +6119,7 @@
                 <w:sz w:val="19"/>
                 <w:szCs w:val="19"/>
               </w:rPr>
-              <w:t xml:space="preserve">Maintainability</w:t>
+              <w:t xml:space="preserve">Portability</w:t>
             </w:r>
           </w:p>
         </w:tc>
@@ -7408,7 +6146,7 @@
                 <w:sz w:val="19"/>
                 <w:szCs w:val="19"/>
               </w:rPr>
-              <w:t xml:space="preserve">One Django app for each area. Automatic tests. API documented with OpenAPI.</w:t>
+              <w:t xml:space="preserve">The system runs on Windows, Linux and macOS. The database is set in the settings file (SQLite or MySQL).</w:t>
             </w:r>
           </w:p>
         </w:tc>
@@ -7467,7 +6205,7 @@
                 <w:sz w:val="19"/>
                 <w:szCs w:val="19"/>
               </w:rPr>
-              <w:t xml:space="preserve">Portability</w:t>
+              <w:t xml:space="preserve">Audit</w:t>
             </w:r>
           </w:p>
         </w:tc>
@@ -7494,179 +6232,7 @@
                 <w:sz w:val="19"/>
                 <w:szCs w:val="19"/>
               </w:rPr>
-              <w:t xml:space="preserve">Runs on Windows, Linux and macOS. The database can be changed by a setting (SQLite or MySQL).</w:t>
-            </w:r>
-          </w:p>
-        </w:tc>
-      </w:tr>
-      <w:tr>
-        <w:trPr>
-          <w:cantSplit/>
-        </w:trPr>
-        <w:tc>
-          <w:tcPr>
-            <w:tcW w:type="dxa" w:w="900"/>
-            <w:tcBorders>
-              <w:top w:val="single" w:color="B8C2D0" w:sz="4"/>
-              <w:left w:val="single" w:color="B8C2D0" w:sz="4"/>
-              <w:bottom w:val="single" w:color="B8C2D0" w:sz="4"/>
-              <w:right w:val="single" w:color="B8C2D0" w:sz="4"/>
-            </w:tcBorders>
-            <w:shd w:fill="FFFFFF" w:color="auto" w:val="clear"/>
-            <w:tcMar>
-              <w:top w:type="dxa" w:w="60"/>
-              <w:left w:type="dxa" w:w="100"/>
-              <w:bottom w:type="dxa" w:w="60"/>
-              <w:right w:type="dxa" w:w="100"/>
-            </w:tcMar>
-          </w:tcPr>
-          <w:p>
-            <w:r>
-              <w:rPr>
-                <w:sz w:val="19"/>
-                <w:szCs w:val="19"/>
-              </w:rPr>
-              <w:t xml:space="preserve">NFR7</w:t>
-            </w:r>
-          </w:p>
-        </w:tc>
-        <w:tc>
-          <w:tcPr>
-            <w:tcW w:type="dxa" w:w="1700"/>
-            <w:tcBorders>
-              <w:top w:val="single" w:color="B8C2D0" w:sz="4"/>
-              <w:left w:val="single" w:color="B8C2D0" w:sz="4"/>
-              <w:bottom w:val="single" w:color="B8C2D0" w:sz="4"/>
-              <w:right w:val="single" w:color="B8C2D0" w:sz="4"/>
-            </w:tcBorders>
-            <w:shd w:fill="FFFFFF" w:color="auto" w:val="clear"/>
-            <w:tcMar>
-              <w:top w:type="dxa" w:w="60"/>
-              <w:left w:type="dxa" w:w="100"/>
-              <w:bottom w:type="dxa" w:w="60"/>
-              <w:right w:type="dxa" w:w="100"/>
-            </w:tcMar>
-          </w:tcPr>
-          <w:p>
-            <w:r>
-              <w:rPr>
-                <w:sz w:val="19"/>
-                <w:szCs w:val="19"/>
-              </w:rPr>
-              <w:t xml:space="preserve">Audit</w:t>
-            </w:r>
-          </w:p>
-        </w:tc>
-        <w:tc>
-          <w:tcPr>
-            <w:tcW w:type="dxa" w:w="6426"/>
-            <w:tcBorders>
-              <w:top w:val="single" w:color="B8C2D0" w:sz="4"/>
-              <w:left w:val="single" w:color="B8C2D0" w:sz="4"/>
-              <w:bottom w:val="single" w:color="B8C2D0" w:sz="4"/>
-              <w:right w:val="single" w:color="B8C2D0" w:sz="4"/>
-            </w:tcBorders>
-            <w:shd w:fill="FFFFFF" w:color="auto" w:val="clear"/>
-            <w:tcMar>
-              <w:top w:type="dxa" w:w="60"/>
-              <w:left w:type="dxa" w:w="100"/>
-              <w:bottom w:type="dxa" w:w="60"/>
-              <w:right w:type="dxa" w:w="100"/>
-            </w:tcMar>
-          </w:tcPr>
-          <w:p>
-            <w:r>
-              <w:rPr>
-                <w:sz w:val="19"/>
-                <w:szCs w:val="19"/>
-              </w:rPr>
               <w:t xml:space="preserve">Audit records cannot be changed through the application.</w:t>
-            </w:r>
-          </w:p>
-        </w:tc>
-      </w:tr>
-      <w:tr>
-        <w:trPr>
-          <w:cantSplit/>
-        </w:trPr>
-        <w:tc>
-          <w:tcPr>
-            <w:tcW w:type="dxa" w:w="900"/>
-            <w:tcBorders>
-              <w:top w:val="single" w:color="B8C2D0" w:sz="4"/>
-              <w:left w:val="single" w:color="B8C2D0" w:sz="4"/>
-              <w:bottom w:val="single" w:color="B8C2D0" w:sz="4"/>
-              <w:right w:val="single" w:color="B8C2D0" w:sz="4"/>
-            </w:tcBorders>
-            <w:shd w:fill="FFFFFF" w:color="auto" w:val="clear"/>
-            <w:tcMar>
-              <w:top w:type="dxa" w:w="60"/>
-              <w:left w:type="dxa" w:w="100"/>
-              <w:bottom w:type="dxa" w:w="60"/>
-              <w:right w:type="dxa" w:w="100"/>
-            </w:tcMar>
-          </w:tcPr>
-          <w:p>
-            <w:r>
-              <w:rPr>
-                <w:sz w:val="19"/>
-                <w:szCs w:val="19"/>
-              </w:rPr>
-              <w:t xml:space="preserve">NFR8</w:t>
-            </w:r>
-          </w:p>
-        </w:tc>
-        <w:tc>
-          <w:tcPr>
-            <w:tcW w:type="dxa" w:w="1700"/>
-            <w:tcBorders>
-              <w:top w:val="single" w:color="B8C2D0" w:sz="4"/>
-              <w:left w:val="single" w:color="B8C2D0" w:sz="4"/>
-              <w:bottom w:val="single" w:color="B8C2D0" w:sz="4"/>
-              <w:right w:val="single" w:color="B8C2D0" w:sz="4"/>
-            </w:tcBorders>
-            <w:shd w:fill="FFFFFF" w:color="auto" w:val="clear"/>
-            <w:tcMar>
-              <w:top w:type="dxa" w:w="60"/>
-              <w:left w:type="dxa" w:w="100"/>
-              <w:bottom w:type="dxa" w:w="60"/>
-              <w:right w:type="dxa" w:w="100"/>
-            </w:tcMar>
-          </w:tcPr>
-          <w:p>
-            <w:r>
-              <w:rPr>
-                <w:sz w:val="19"/>
-                <w:szCs w:val="19"/>
-              </w:rPr>
-              <w:t xml:space="preserve">Compatibility</w:t>
-            </w:r>
-          </w:p>
-        </w:tc>
-        <w:tc>
-          <w:tcPr>
-            <w:tcW w:type="dxa" w:w="6426"/>
-            <w:tcBorders>
-              <w:top w:val="single" w:color="B8C2D0" w:sz="4"/>
-              <w:left w:val="single" w:color="B8C2D0" w:sz="4"/>
-              <w:bottom w:val="single" w:color="B8C2D0" w:sz="4"/>
-              <w:right w:val="single" w:color="B8C2D0" w:sz="4"/>
-            </w:tcBorders>
-            <w:shd w:fill="FFFFFF" w:color="auto" w:val="clear"/>
-            <w:tcMar>
-              <w:top w:type="dxa" w:w="60"/>
-              <w:left w:type="dxa" w:w="100"/>
-              <w:bottom w:type="dxa" w:w="60"/>
-              <w:right w:type="dxa" w:w="100"/>
-            </w:tcMar>
-          </w:tcPr>
-          <w:p>
-            <w:r>
-              <w:rPr>
-                <w:sz w:val="19"/>
-                <w:szCs w:val="19"/>
-              </w:rPr>
-              <w:t xml:space="preserve">Current Chrome, Edge and Firefox; Android phones for the mobile app.</w:t>
             </w:r>
           </w:p>
         </w:tc>
@@ -7698,7 +6264,7 @@
           <w:sz w:val="19"/>
           <w:szCs w:val="19"/>
         </w:rPr>
-        <w:t xml:space="preserve">Table 3.11: Data dictionary</w:t>
+        <w:t xml:space="preserve">Table 3.10: Data dictionary</w:t>
       </w:r>
     </w:p>
     <w:tbl>
@@ -7980,7 +6546,7 @@
                 <w:sz w:val="19"/>
                 <w:szCs w:val="19"/>
               </w:rPr>
-              <w:t xml:space="preserve">normal_user, cybersecurity_officer or system_admin</w:t>
+              <w:t xml:space="preserve">normal_user or system_admin</w:t>
             </w:r>
           </w:p>
         </w:tc>
@@ -8880,7 +7446,7 @@
           <w:sz w:val="19"/>
           <w:szCs w:val="19"/>
         </w:rPr>
-        <w:t xml:space="preserve">Table 3.12: Decision table for a status change</w:t>
+        <w:t xml:space="preserve">Table 3.11: Decision table for a status change</w:t>
       </w:r>
     </w:p>
     <w:tbl>
@@ -9224,7 +7790,7 @@
                 <w:sz w:val="19"/>
                 <w:szCs w:val="19"/>
               </w:rPr>
-              <w:t xml:space="preserve">User is an officer or administrator</w:t>
+              <w:t xml:space="preserve">User is an administrator</w:t>
             </w:r>
           </w:p>
         </w:tc>
@@ -10124,7 +8690,7 @@
           <w:sz w:val="19"/>
           <w:szCs w:val="19"/>
         </w:rPr>
-        <w:t xml:space="preserve">Table 3.13: Requirement traceability</w:t>
+        <w:t xml:space="preserve">Table 3.12: Requirement traceability</w:t>
       </w:r>
     </w:p>
     <w:tbl>
@@ -10352,7 +8918,7 @@
                 <w:sz w:val="19"/>
                 <w:szCs w:val="19"/>
               </w:rPr>
-              <w:t xml:space="preserve">O2 training library</w:t>
+              <w:t xml:space="preserve">O2 quiz engine</w:t>
             </w:r>
           </w:p>
         </w:tc>
@@ -10379,7 +8945,7 @@
                 <w:sz w:val="19"/>
                 <w:szCs w:val="19"/>
               </w:rPr>
-              <w:t xml:space="preserve">FR7 to FR9</w:t>
+              <w:t xml:space="preserve">FR10, FR11</w:t>
             </w:r>
           </w:p>
         </w:tc>
@@ -10406,7 +8972,7 @@
                 <w:sz w:val="19"/>
                 <w:szCs w:val="19"/>
               </w:rPr>
-              <w:t xml:space="preserve">test_training, test_content, authoring tests</w:t>
+              <w:t xml:space="preserve">quiz test modules</w:t>
             </w:r>
           </w:p>
         </w:tc>
@@ -10438,7 +9004,7 @@
                 <w:sz w:val="19"/>
                 <w:szCs w:val="19"/>
               </w:rPr>
-              <w:t xml:space="preserve">O3 quiz engine</w:t>
+              <w:t xml:space="preserve">O3 incident reporting</w:t>
             </w:r>
           </w:p>
         </w:tc>
@@ -10465,7 +9031,7 @@
                 <w:sz w:val="19"/>
                 <w:szCs w:val="19"/>
               </w:rPr>
-              <w:t xml:space="preserve">FR10 to FR12</w:t>
+              <w:t xml:space="preserve">FR15 to FR17, FR19</w:t>
             </w:r>
           </w:p>
         </w:tc>
@@ -10492,7 +9058,7 @@
                 <w:sz w:val="19"/>
                 <w:szCs w:val="19"/>
               </w:rPr>
-              <w:t xml:space="preserve">quiz test modules</w:t>
+              <w:t xml:space="preserve">test_incidents, test_models, test_evidence_upload</w:t>
             </w:r>
           </w:p>
         </w:tc>
@@ -10524,7 +9090,7 @@
                 <w:sz w:val="19"/>
                 <w:szCs w:val="19"/>
               </w:rPr>
-              <w:t xml:space="preserve">O4 phishing simulator</w:t>
+              <w:t xml:space="preserve">O4 incident queue and flow</w:t>
             </w:r>
           </w:p>
         </w:tc>
@@ -10551,7 +9117,7 @@
                 <w:sz w:val="19"/>
                 <w:szCs w:val="19"/>
               </w:rPr>
-              <w:t xml:space="preserve">FR13, FR14</w:t>
+              <w:t xml:space="preserve">FR18</w:t>
             </w:r>
           </w:p>
         </w:tc>
@@ -10578,7 +9144,7 @@
                 <w:sz w:val="19"/>
                 <w:szCs w:val="19"/>
               </w:rPr>
-              <w:t xml:space="preserve">test_phishing, test_simulation_authoring</w:t>
+              <w:t xml:space="preserve">test_incidents, test_internal_updates</w:t>
             </w:r>
           </w:p>
         </w:tc>
@@ -10610,7 +9176,7 @@
                 <w:sz w:val="19"/>
                 <w:szCs w:val="19"/>
               </w:rPr>
-              <w:t xml:space="preserve">O5 incident reporting</w:t>
+              <w:t xml:space="preserve">O5 audit log</w:t>
             </w:r>
           </w:p>
         </w:tc>
@@ -10637,7 +9203,7 @@
                 <w:sz w:val="19"/>
                 <w:szCs w:val="19"/>
               </w:rPr>
-              <w:t xml:space="preserve">FR15 to FR17, FR19</w:t>
+              <w:t xml:space="preserve">FR21</w:t>
             </w:r>
           </w:p>
         </w:tc>
@@ -10664,351 +9230,7 @@
                 <w:sz w:val="19"/>
                 <w:szCs w:val="19"/>
               </w:rPr>
-              <w:t xml:space="preserve">test_incidents, test_models, test_evidence_upload</w:t>
-            </w:r>
-          </w:p>
-        </w:tc>
-      </w:tr>
-      <w:tr>
-        <w:trPr>
-          <w:cantSplit/>
-        </w:trPr>
-        <w:tc>
-          <w:tcPr>
-            <w:tcW w:type="dxa" w:w="2800"/>
-            <w:tcBorders>
-              <w:top w:val="single" w:color="B8C2D0" w:sz="4"/>
-              <w:left w:val="single" w:color="B8C2D0" w:sz="4"/>
-              <w:bottom w:val="single" w:color="B8C2D0" w:sz="4"/>
-              <w:right w:val="single" w:color="B8C2D0" w:sz="4"/>
-            </w:tcBorders>
-            <w:shd w:fill="FFFFFF" w:color="auto" w:val="clear"/>
-            <w:tcMar>
-              <w:top w:type="dxa" w:w="60"/>
-              <w:left w:type="dxa" w:w="100"/>
-              <w:bottom w:type="dxa" w:w="60"/>
-              <w:right w:type="dxa" w:w="100"/>
-            </w:tcMar>
-          </w:tcPr>
-          <w:p>
-            <w:r>
-              <w:rPr>
-                <w:sz w:val="19"/>
-                <w:szCs w:val="19"/>
-              </w:rPr>
-              <w:t xml:space="preserve">O6 incident queue and flow</w:t>
-            </w:r>
-          </w:p>
-        </w:tc>
-        <w:tc>
-          <w:tcPr>
-            <w:tcW w:type="dxa" w:w="2700"/>
-            <w:tcBorders>
-              <w:top w:val="single" w:color="B8C2D0" w:sz="4"/>
-              <w:left w:val="single" w:color="B8C2D0" w:sz="4"/>
-              <w:bottom w:val="single" w:color="B8C2D0" w:sz="4"/>
-              <w:right w:val="single" w:color="B8C2D0" w:sz="4"/>
-            </w:tcBorders>
-            <w:shd w:fill="FFFFFF" w:color="auto" w:val="clear"/>
-            <w:tcMar>
-              <w:top w:type="dxa" w:w="60"/>
-              <w:left w:type="dxa" w:w="100"/>
-              <w:bottom w:type="dxa" w:w="60"/>
-              <w:right w:type="dxa" w:w="100"/>
-            </w:tcMar>
-          </w:tcPr>
-          <w:p>
-            <w:r>
-              <w:rPr>
-                <w:sz w:val="19"/>
-                <w:szCs w:val="19"/>
-              </w:rPr>
-              <w:t xml:space="preserve">FR18</w:t>
-            </w:r>
-          </w:p>
-        </w:tc>
-        <w:tc>
-          <w:tcPr>
-            <w:tcW w:type="dxa" w:w="3526"/>
-            <w:tcBorders>
-              <w:top w:val="single" w:color="B8C2D0" w:sz="4"/>
-              <w:left w:val="single" w:color="B8C2D0" w:sz="4"/>
-              <w:bottom w:val="single" w:color="B8C2D0" w:sz="4"/>
-              <w:right w:val="single" w:color="B8C2D0" w:sz="4"/>
-            </w:tcBorders>
-            <w:shd w:fill="FFFFFF" w:color="auto" w:val="clear"/>
-            <w:tcMar>
-              <w:top w:type="dxa" w:w="60"/>
-              <w:left w:type="dxa" w:w="100"/>
-              <w:bottom w:type="dxa" w:w="60"/>
-              <w:right w:type="dxa" w:w="100"/>
-            </w:tcMar>
-          </w:tcPr>
-          <w:p>
-            <w:r>
-              <w:rPr>
-                <w:sz w:val="19"/>
-                <w:szCs w:val="19"/>
-              </w:rPr>
-              <w:t xml:space="preserve">test_incidents, test_internal_updates</w:t>
-            </w:r>
-          </w:p>
-        </w:tc>
-      </w:tr>
-      <w:tr>
-        <w:trPr>
-          <w:cantSplit/>
-        </w:trPr>
-        <w:tc>
-          <w:tcPr>
-            <w:tcW w:type="dxa" w:w="2800"/>
-            <w:tcBorders>
-              <w:top w:val="single" w:color="B8C2D0" w:sz="4"/>
-              <w:left w:val="single" w:color="B8C2D0" w:sz="4"/>
-              <w:bottom w:val="single" w:color="B8C2D0" w:sz="4"/>
-              <w:right w:val="single" w:color="B8C2D0" w:sz="4"/>
-            </w:tcBorders>
-            <w:shd w:fill="FFFFFF" w:color="auto" w:val="clear"/>
-            <w:tcMar>
-              <w:top w:type="dxa" w:w="60"/>
-              <w:left w:type="dxa" w:w="100"/>
-              <w:bottom w:type="dxa" w:w="60"/>
-              <w:right w:type="dxa" w:w="100"/>
-            </w:tcMar>
-          </w:tcPr>
-          <w:p>
-            <w:r>
-              <w:rPr>
-                <w:sz w:val="19"/>
-                <w:szCs w:val="19"/>
-              </w:rPr>
-              <w:t xml:space="preserve">O7 analytics and alerts</w:t>
-            </w:r>
-          </w:p>
-        </w:tc>
-        <w:tc>
-          <w:tcPr>
-            <w:tcW w:type="dxa" w:w="2700"/>
-            <w:tcBorders>
-              <w:top w:val="single" w:color="B8C2D0" w:sz="4"/>
-              <w:left w:val="single" w:color="B8C2D0" w:sz="4"/>
-              <w:bottom w:val="single" w:color="B8C2D0" w:sz="4"/>
-              <w:right w:val="single" w:color="B8C2D0" w:sz="4"/>
-            </w:tcBorders>
-            <w:shd w:fill="FFFFFF" w:color="auto" w:val="clear"/>
-            <w:tcMar>
-              <w:top w:type="dxa" w:w="60"/>
-              <w:left w:type="dxa" w:w="100"/>
-              <w:bottom w:type="dxa" w:w="60"/>
-              <w:right w:type="dxa" w:w="100"/>
-            </w:tcMar>
-          </w:tcPr>
-          <w:p>
-            <w:r>
-              <w:rPr>
-                <w:sz w:val="19"/>
-                <w:szCs w:val="19"/>
-              </w:rPr>
-              <w:t xml:space="preserve">FR20, FR21</w:t>
-            </w:r>
-          </w:p>
-        </w:tc>
-        <w:tc>
-          <w:tcPr>
-            <w:tcW w:type="dxa" w:w="3526"/>
-            <w:tcBorders>
-              <w:top w:val="single" w:color="B8C2D0" w:sz="4"/>
-              <w:left w:val="single" w:color="B8C2D0" w:sz="4"/>
-              <w:bottom w:val="single" w:color="B8C2D0" w:sz="4"/>
-              <w:right w:val="single" w:color="B8C2D0" w:sz="4"/>
-            </w:tcBorders>
-            <w:shd w:fill="FFFFFF" w:color="auto" w:val="clear"/>
-            <w:tcMar>
-              <w:top w:type="dxa" w:w="60"/>
-              <w:left w:type="dxa" w:w="100"/>
-              <w:bottom w:type="dxa" w:w="60"/>
-              <w:right w:type="dxa" w:w="100"/>
-            </w:tcMar>
-          </w:tcPr>
-          <w:p>
-            <w:r>
-              <w:rPr>
-                <w:sz w:val="19"/>
-                <w:szCs w:val="19"/>
-              </w:rPr>
-              <w:t xml:space="preserve">test_analytics, test_alerts</w:t>
-            </w:r>
-          </w:p>
-        </w:tc>
-      </w:tr>
-      <w:tr>
-        <w:trPr>
-          <w:cantSplit/>
-        </w:trPr>
-        <w:tc>
-          <w:tcPr>
-            <w:tcW w:type="dxa" w:w="2800"/>
-            <w:tcBorders>
-              <w:top w:val="single" w:color="B8C2D0" w:sz="4"/>
-              <w:left w:val="single" w:color="B8C2D0" w:sz="4"/>
-              <w:bottom w:val="single" w:color="B8C2D0" w:sz="4"/>
-              <w:right w:val="single" w:color="B8C2D0" w:sz="4"/>
-            </w:tcBorders>
-            <w:shd w:fill="FFFFFF" w:color="auto" w:val="clear"/>
-            <w:tcMar>
-              <w:top w:type="dxa" w:w="60"/>
-              <w:left w:type="dxa" w:w="100"/>
-              <w:bottom w:type="dxa" w:w="60"/>
-              <w:right w:type="dxa" w:w="100"/>
-            </w:tcMar>
-          </w:tcPr>
-          <w:p>
-            <w:r>
-              <w:rPr>
-                <w:sz w:val="19"/>
-                <w:szCs w:val="19"/>
-              </w:rPr>
-              <w:t xml:space="preserve">O8 audit</w:t>
-            </w:r>
-          </w:p>
-        </w:tc>
-        <w:tc>
-          <w:tcPr>
-            <w:tcW w:type="dxa" w:w="2700"/>
-            <w:tcBorders>
-              <w:top w:val="single" w:color="B8C2D0" w:sz="4"/>
-              <w:left w:val="single" w:color="B8C2D0" w:sz="4"/>
-              <w:bottom w:val="single" w:color="B8C2D0" w:sz="4"/>
-              <w:right w:val="single" w:color="B8C2D0" w:sz="4"/>
-            </w:tcBorders>
-            <w:shd w:fill="FFFFFF" w:color="auto" w:val="clear"/>
-            <w:tcMar>
-              <w:top w:type="dxa" w:w="60"/>
-              <w:left w:type="dxa" w:w="100"/>
-              <w:bottom w:type="dxa" w:w="60"/>
-              <w:right w:type="dxa" w:w="100"/>
-            </w:tcMar>
-          </w:tcPr>
-          <w:p>
-            <w:r>
-              <w:rPr>
-                <w:sz w:val="19"/>
-                <w:szCs w:val="19"/>
-              </w:rPr>
-              <w:t xml:space="preserve">FR22</w:t>
-            </w:r>
-          </w:p>
-        </w:tc>
-        <w:tc>
-          <w:tcPr>
-            <w:tcW w:type="dxa" w:w="3526"/>
-            <w:tcBorders>
-              <w:top w:val="single" w:color="B8C2D0" w:sz="4"/>
-              <w:left w:val="single" w:color="B8C2D0" w:sz="4"/>
-              <w:bottom w:val="single" w:color="B8C2D0" w:sz="4"/>
-              <w:right w:val="single" w:color="B8C2D0" w:sz="4"/>
-            </w:tcBorders>
-            <w:shd w:fill="FFFFFF" w:color="auto" w:val="clear"/>
-            <w:tcMar>
-              <w:top w:type="dxa" w:w="60"/>
-              <w:left w:type="dxa" w:w="100"/>
-              <w:bottom w:type="dxa" w:w="60"/>
-              <w:right w:type="dxa" w:w="100"/>
-            </w:tcMar>
-          </w:tcPr>
-          <w:p>
-            <w:r>
-              <w:rPr>
-                <w:sz w:val="19"/>
-                <w:szCs w:val="19"/>
-              </w:rPr>
               <w:t xml:space="preserve">test_audit</w:t>
-            </w:r>
-          </w:p>
-        </w:tc>
-      </w:tr>
-      <w:tr>
-        <w:trPr>
-          <w:cantSplit/>
-        </w:trPr>
-        <w:tc>
-          <w:tcPr>
-            <w:tcW w:type="dxa" w:w="2800"/>
-            <w:tcBorders>
-              <w:top w:val="single" w:color="B8C2D0" w:sz="4"/>
-              <w:left w:val="single" w:color="B8C2D0" w:sz="4"/>
-              <w:bottom w:val="single" w:color="B8C2D0" w:sz="4"/>
-              <w:right w:val="single" w:color="B8C2D0" w:sz="4"/>
-            </w:tcBorders>
-            <w:shd w:fill="FFFFFF" w:color="auto" w:val="clear"/>
-            <w:tcMar>
-              <w:top w:type="dxa" w:w="60"/>
-              <w:left w:type="dxa" w:w="100"/>
-              <w:bottom w:type="dxa" w:w="60"/>
-              <w:right w:type="dxa" w:w="100"/>
-            </w:tcMar>
-          </w:tcPr>
-          <w:p>
-            <w:r>
-              <w:rPr>
-                <w:sz w:val="19"/>
-                <w:szCs w:val="19"/>
-              </w:rPr>
-              <w:t xml:space="preserve">O10 mobile app</w:t>
-            </w:r>
-          </w:p>
-        </w:tc>
-        <w:tc>
-          <w:tcPr>
-            <w:tcW w:type="dxa" w:w="2700"/>
-            <w:tcBorders>
-              <w:top w:val="single" w:color="B8C2D0" w:sz="4"/>
-              <w:left w:val="single" w:color="B8C2D0" w:sz="4"/>
-              <w:bottom w:val="single" w:color="B8C2D0" w:sz="4"/>
-              <w:right w:val="single" w:color="B8C2D0" w:sz="4"/>
-            </w:tcBorders>
-            <w:shd w:fill="FFFFFF" w:color="auto" w:val="clear"/>
-            <w:tcMar>
-              <w:top w:type="dxa" w:w="60"/>
-              <w:left w:type="dxa" w:w="100"/>
-              <w:bottom w:type="dxa" w:w="60"/>
-              <w:right w:type="dxa" w:w="100"/>
-            </w:tcMar>
-          </w:tcPr>
-          <w:p>
-            <w:r>
-              <w:rPr>
-                <w:sz w:val="19"/>
-                <w:szCs w:val="19"/>
-              </w:rPr>
-              <w:t xml:space="preserve">FR23</w:t>
-            </w:r>
-          </w:p>
-        </w:tc>
-        <w:tc>
-          <w:tcPr>
-            <w:tcW w:type="dxa" w:w="3526"/>
-            <w:tcBorders>
-              <w:top w:val="single" w:color="B8C2D0" w:sz="4"/>
-              <w:left w:val="single" w:color="B8C2D0" w:sz="4"/>
-              <w:bottom w:val="single" w:color="B8C2D0" w:sz="4"/>
-              <w:right w:val="single" w:color="B8C2D0" w:sz="4"/>
-            </w:tcBorders>
-            <w:shd w:fill="FFFFFF" w:color="auto" w:val="clear"/>
-            <w:tcMar>
-              <w:top w:type="dxa" w:w="60"/>
-              <w:left w:type="dxa" w:w="100"/>
-              <w:bottom w:type="dxa" w:w="60"/>
-              <w:right w:type="dxa" w:w="100"/>
-            </w:tcMar>
-          </w:tcPr>
-          <w:p>
-            <w:r>
-              <w:rPr>
-                <w:sz w:val="19"/>
-                <w:szCs w:val="19"/>
-              </w:rPr>
-              <w:t xml:space="preserve">mobile tests (Flutter)</w:t>
             </w:r>
           </w:p>
         </w:tc>
@@ -11018,66 +9240,6 @@
       <w:pPr>
         <w:spacing w:after="120"/>
       </w:pPr>
-    </w:p>
-    <w:p>
-      <w:pPr>
-        <w:pStyle w:val="Heading2"/>
-      </w:pPr>
-      <w:r>
-        <w:t xml:space="preserve">3.3.8 Constraints and assumptions</w:t>
-      </w:r>
-    </w:p>
-    <w:p>
-      <w:pPr>
-        <w:pStyle w:val="ListParagraph"/>
-        <w:numPr>
-          <w:ilvl w:val="0"/>
-          <w:numId w:val="3"/>
-        </w:numPr>
-        <w:spacing w:after="60" w:line="288"/>
-      </w:pPr>
-      <w:r>
-        <w:t xml:space="preserve">The project must be finished in one academic term by one developer.</w:t>
-      </w:r>
-    </w:p>
-    <w:p>
-      <w:pPr>
-        <w:pStyle w:val="ListParagraph"/>
-        <w:numPr>
-          <w:ilvl w:val="0"/>
-          <w:numId w:val="3"/>
-        </w:numPr>
-        <w:spacing w:after="60" w:line="288"/>
-      </w:pPr>
-      <w:r>
-        <w:t xml:space="preserve">Only free or open-source tools may be used.</w:t>
-      </w:r>
-    </w:p>
-    <w:p>
-      <w:pPr>
-        <w:pStyle w:val="ListParagraph"/>
-        <w:numPr>
-          <w:ilvl w:val="0"/>
-          <w:numId w:val="3"/>
-        </w:numPr>
-        <w:spacing w:after="60" w:line="288"/>
-      </w:pPr>
-      <w:r>
-        <w:t xml:space="preserve">Users have a modern browser or an Android phone, and a network link to the server.</w:t>
-      </w:r>
-    </w:p>
-    <w:p>
-      <w:pPr>
-        <w:pStyle w:val="ListParagraph"/>
-        <w:numPr>
-          <w:ilvl w:val="0"/>
-          <w:numId w:val="3"/>
-        </w:numPr>
-        <w:spacing w:after="60" w:line="288"/>
-      </w:pPr>
-      <w:r>
-        <w:t xml:space="preserve">Sending reset and verification e-mails needs an SMTP service. In development mode the tokens are shown on screen for testing.</w:t>
-      </w:r>
     </w:p>
     <w:p>
       <w:pPr>
@@ -11701,18 +9863,6 @@
       <w:startOverride w:val="1"/>
     </w:lvlOverride>
   </w:num>
-  <w:num w:numId="2">
-    <w:abstractNumId w:val="4"/>
-    <w:lvlOverride w:ilvl="0">
-      <w:startOverride w:val="1"/>
-    </w:lvlOverride>
-  </w:num>
-  <w:num w:numId="3">
-    <w:abstractNumId w:val="2"/>
-    <w:lvlOverride w:ilvl="0">
-      <w:startOverride w:val="1"/>
-    </w:lvlOverride>
-  </w:num>
 </w:numbering>
 </file>
 
